--- a/docs/星海知枢-产品操作手册.docx
+++ b/docs/星海知枢-产品操作手册.docx
@@ -111,7 +111,7 @@
                 <w:color w:val="202536"/>
                 <w:sz w:val="19"/>
               </w:rPr>
-              <w:t>主题 3.2.0 / 插件 1.2.3</w:t>
+              <w:t>主题 3.2.0 / 插件 1.2.4</w:t>
             </w:r>
           </w:p>
         </w:tc>
@@ -1921,10 +1921,19 @@
     </w:p>
     <w:p>
       <w:pPr>
-        <w:pStyle w:val="Heading2"/>
+        <w:numPr>
+          <w:ilvl w:val="0"/>
+          <w:numId w:val="12"/>
+        </w:numPr>
+        <w:spacing w:after="100" w:line="300" w:lineRule="auto"/>
+        <w:ind w:left="540" w:hanging="271"/>
       </w:pPr>
       <w:r>
-        <w:t>5.3 专注计时</w:t>
+        <w:rPr>
+          <w:rFonts w:ascii="Arial Unicode MS" w:hAnsi="Arial Unicode MS" w:eastAsia="Arial Unicode MS" w:cs="Arial Unicode MS"/>
+          <w:color w:val="202536"/>
+        </w:rPr>
+        <w:t>点击“进行中的项目”卡片右上角的新增按钮。</w:t>
       </w:r>
     </w:p>
     <w:p>
@@ -1941,7 +1950,7 @@
           <w:rFonts w:ascii="Arial Unicode MS" w:hAnsi="Arial Unicode MS" w:eastAsia="Arial Unicode MS" w:cs="Arial Unicode MS"/>
           <w:color w:val="202536"/>
         </w:rPr>
-        <w:t>选择 25 分钟或 50 分钟。</w:t>
+        <w:t>首行填写项目名称，其余内容填写项目目标。</w:t>
       </w:r>
     </w:p>
     <w:p>
@@ -1958,7 +1967,7 @@
           <w:rFonts w:ascii="Arial Unicode MS" w:hAnsi="Arial Unicode MS" w:eastAsia="Arial Unicode MS" w:cs="Arial Unicode MS"/>
           <w:color w:val="202536"/>
         </w:rPr>
-        <w:t>核对当前专注目标，点击“开始专注”。</w:t>
+        <w:t>选择保存目录；若该类型尚未映射，可选择是否记住该目录。</w:t>
       </w:r>
     </w:p>
     <w:p>
@@ -1975,6 +1984,65 @@
           <w:rFonts w:ascii="Arial Unicode MS" w:hAnsi="Arial Unicode MS" w:eastAsia="Arial Unicode MS" w:cs="Arial Unicode MS"/>
           <w:color w:val="202536"/>
         </w:rPr>
+        <w:t>点击“创建记录”，插件写入 `type: project`、`status: active` 的 Markdown 项目笔记并刷新项目列表。</w:t>
+      </w:r>
+    </w:p>
+    <w:p>
+      <w:pPr>
+        <w:pStyle w:val="Heading2"/>
+      </w:pPr>
+      <w:r>
+        <w:t>5.3 专注计时</w:t>
+      </w:r>
+    </w:p>
+    <w:p>
+      <w:pPr>
+        <w:numPr>
+          <w:ilvl w:val="0"/>
+          <w:numId w:val="13"/>
+        </w:numPr>
+        <w:spacing w:after="100" w:line="300" w:lineRule="auto"/>
+        <w:ind w:left="540" w:hanging="271"/>
+      </w:pPr>
+      <w:r>
+        <w:rPr>
+          <w:rFonts w:ascii="Arial Unicode MS" w:hAnsi="Arial Unicode MS" w:eastAsia="Arial Unicode MS" w:cs="Arial Unicode MS"/>
+          <w:color w:val="202536"/>
+        </w:rPr>
+        <w:t>选择 25 分钟或 50 分钟。</w:t>
+      </w:r>
+    </w:p>
+    <w:p>
+      <w:pPr>
+        <w:numPr>
+          <w:ilvl w:val="0"/>
+          <w:numId w:val="13"/>
+        </w:numPr>
+        <w:spacing w:after="100" w:line="300" w:lineRule="auto"/>
+        <w:ind w:left="540" w:hanging="271"/>
+      </w:pPr>
+      <w:r>
+        <w:rPr>
+          <w:rFonts w:ascii="Arial Unicode MS" w:hAnsi="Arial Unicode MS" w:eastAsia="Arial Unicode MS" w:cs="Arial Unicode MS"/>
+          <w:color w:val="202536"/>
+        </w:rPr>
+        <w:t>核对当前专注目标，点击“开始专注”。</w:t>
+      </w:r>
+    </w:p>
+    <w:p>
+      <w:pPr>
+        <w:numPr>
+          <w:ilvl w:val="0"/>
+          <w:numId w:val="13"/>
+        </w:numPr>
+        <w:spacing w:after="100" w:line="300" w:lineRule="auto"/>
+        <w:ind w:left="540" w:hanging="271"/>
+      </w:pPr>
+      <w:r>
+        <w:rPr>
+          <w:rFonts w:ascii="Arial Unicode MS" w:hAnsi="Arial Unicode MS" w:eastAsia="Arial Unicode MS" w:cs="Arial Unicode MS"/>
+          <w:color w:val="202536"/>
+        </w:rPr>
         <w:t>在工作台查看剩余时间和当日累计。</w:t>
       </w:r>
     </w:p>
@@ -1982,7 +2050,7 @@
       <w:pPr>
         <w:numPr>
           <w:ilvl w:val="0"/>
-          <w:numId w:val="12"/>
+          <w:numId w:val="13"/>
         </w:numPr>
         <w:spacing w:after="100" w:line="300" w:lineRule="auto"/>
         <w:ind w:left="540" w:hanging="271"/>
@@ -2146,7 +2214,7 @@
                 <w:color w:val="202536"/>
                 <w:sz w:val="18"/>
               </w:rPr>
-              <w:t>显示今天、选中日期以及有无日记状态。</w:t>
+              <w:t>按 macOS 月历的周日到周六顺序显示完整六周、今天、选中日期以及有无日记状态。</w:t>
             </w:r>
           </w:p>
         </w:tc>
@@ -3025,7 +3093,7 @@
       <w:pPr>
         <w:numPr>
           <w:ilvl w:val="0"/>
-          <w:numId w:val="13"/>
+          <w:numId w:val="14"/>
         </w:numPr>
         <w:spacing w:after="100" w:line="300" w:lineRule="auto"/>
         <w:ind w:left="540" w:hanging="271"/>
@@ -3042,7 +3110,7 @@
       <w:pPr>
         <w:numPr>
           <w:ilvl w:val="0"/>
-          <w:numId w:val="13"/>
+          <w:numId w:val="14"/>
         </w:numPr>
         <w:spacing w:after="100" w:line="300" w:lineRule="auto"/>
         <w:ind w:left="540" w:hanging="271"/>
@@ -3059,7 +3127,7 @@
       <w:pPr>
         <w:numPr>
           <w:ilvl w:val="0"/>
-          <w:numId w:val="13"/>
+          <w:numId w:val="14"/>
         </w:numPr>
         <w:spacing w:after="100" w:line="300" w:lineRule="auto"/>
         <w:ind w:left="540" w:hanging="271"/>
@@ -3084,7 +3152,7 @@
       <w:pPr>
         <w:numPr>
           <w:ilvl w:val="0"/>
-          <w:numId w:val="14"/>
+          <w:numId w:val="15"/>
         </w:numPr>
         <w:spacing w:after="100" w:line="300" w:lineRule="auto"/>
         <w:ind w:left="540" w:hanging="271"/>
@@ -3101,7 +3169,7 @@
       <w:pPr>
         <w:numPr>
           <w:ilvl w:val="0"/>
-          <w:numId w:val="14"/>
+          <w:numId w:val="15"/>
         </w:numPr>
         <w:spacing w:after="100" w:line="300" w:lineRule="auto"/>
         <w:ind w:left="540" w:hanging="271"/>
@@ -3118,7 +3186,7 @@
       <w:pPr>
         <w:numPr>
           <w:ilvl w:val="0"/>
-          <w:numId w:val="14"/>
+          <w:numId w:val="15"/>
         </w:numPr>
         <w:spacing w:after="100" w:line="300" w:lineRule="auto"/>
         <w:ind w:left="540" w:hanging="271"/>
@@ -3536,7 +3604,7 @@
           <w:rFonts w:ascii="Arial Unicode MS" w:hAnsi="Arial Unicode MS" w:eastAsia="Arial Unicode MS" w:cs="Arial Unicode MS"/>
           <w:color w:val="202536"/>
         </w:rPr>
-        <w:t>主题 3.2.0 和插件 1.2.3 正常加载。</w:t>
+        <w:t>主题 3.2.0 和插件 1.2.4 正常加载。</w:t>
       </w:r>
     </w:p>
     <w:p>
@@ -3648,7 +3716,7 @@
         <w:color w:val="667085"/>
         <w:sz w:val="17"/>
       </w:rPr>
-      <w:t xml:space="preserve">主题 3.2.0  ·  插件 1.2.3  ·  第 </w:t>
+      <w:t xml:space="preserve">主题 3.2.0  ·  插件 1.2.4  ·  第 </w:t>
     </w:r>
     <w:r>
       <w:rPr>
@@ -3987,6 +4055,24 @@
   </w:abstractNum>
   <w:num w:numId="14">
     <w:abstractNumId w:val="13"/>
+  </w:num>
+  <w:abstractNum w:abstractNumId="14">
+    <w:multiLevelType w:val="singleLevel"/>
+    <w:lvl w:ilvl="0">
+      <w:start w:val="1"/>
+      <w:numFmt w:val="decimal"/>
+      <w:lvlText w:val="%1."/>
+      <w:suff w:val="tab"/>
+      <w:pPr>
+        <w:tabs>
+          <w:tab w:val="num" w:pos="540"/>
+        </w:tabs>
+        <w:ind w:left="540" w:hanging="270"/>
+      </w:pPr>
+    </w:lvl>
+  </w:abstractNum>
+  <w:num w:numId="15">
+    <w:abstractNumId w:val="14"/>
   </w:num>
 </w:numbering>
 </file>

--- a/docs/星海知枢-产品操作手册.docx
+++ b/docs/星海知枢-产品操作手册.docx
@@ -4,14 +4,14 @@
   <w:body>
     <w:p>
       <w:pPr>
-        <w:spacing w:before="1360" w:after="360"/>
+        <w:spacing w:before="1100"/>
         <w:jc w:val="center"/>
       </w:pPr>
       <w:r>
         <w:rPr>
           <w:rFonts w:ascii="Arial Unicode MS" w:hAnsi="Arial Unicode MS" w:eastAsia="Arial Unicode MS" w:cs="Arial Unicode MS"/>
           <w:b/>
-          <w:color w:val="31C6D4"/>
+          <w:color w:val="18B9CA"/>
           <w:sz w:val="28"/>
         </w:rPr>
         <w:t>星海知枢</w:t>
@@ -19,99 +19,78 @@
     </w:p>
     <w:p>
       <w:pPr>
-        <w:spacing w:after="160"/>
         <w:jc w:val="center"/>
       </w:pPr>
       <w:r>
         <w:rPr>
           <w:rFonts w:ascii="Arial Unicode MS" w:hAnsi="Arial Unicode MS" w:eastAsia="Arial Unicode MS" w:cs="Arial Unicode MS"/>
           <w:b/>
-          <w:color w:val="302B73"/>
-          <w:sz w:val="56"/>
+          <w:color w:val="38318B"/>
+          <w:sz w:val="54"/>
         </w:rPr>
-        <w:t>产品操作手册</w:t>
+        <w:t>主题操作手册</w:t>
       </w:r>
     </w:p>
     <w:p>
       <w:pPr>
-        <w:spacing w:after="560"/>
+        <w:spacing w:after="520"/>
         <w:jc w:val="center"/>
       </w:pPr>
       <w:r>
         <w:rPr>
           <w:rFonts w:ascii="Arial Unicode MS" w:hAnsi="Arial Unicode MS" w:eastAsia="Arial Unicode MS" w:cs="Arial Unicode MS"/>
-          <w:color w:val="667085"/>
+          <w:b w:val="0"/>
+          <w:color w:val="68748A"/>
           <w:sz w:val="26"/>
         </w:rPr>
-        <w:t>从首次配置到日常知识与行动管理</w:t>
+        <w:t>深浅模式、日常使用、升级与排障</w:t>
       </w:r>
     </w:p>
     <w:tbl>
       <w:tblPr>
-        <w:tblW w:type="dxa" w:w="9360"/>
+        <w:tblW w:type="auto" w:w="0"/>
         <w:jc w:val="left"/>
         <w:tblLayout w:type="fixed"/>
         <w:tblLook w:firstColumn="1" w:firstRow="1" w:lastColumn="0" w:lastRow="0" w:noHBand="0" w:noVBand="1" w:val="04A0"/>
-        <w:tblInd w:w="120" w:type="dxa"/>
       </w:tblPr>
       <w:tblGrid>
-        <w:gridCol w:w="2700"/>
-        <w:gridCol w:w="6660"/>
+        <w:gridCol w:w="4680"/>
+        <w:gridCol w:w="4680"/>
       </w:tblGrid>
       <w:tr>
-        <w:trPr>
-          <w:tblHeader w:val="true"/>
-        </w:trPr>
         <w:tc>
           <w:tcPr>
             <w:tcW w:type="dxa" w:w="2700"/>
-            <w:tcMar>
-              <w:top w:w="80" w:type="dxa"/>
-              <w:start w:w="120" w:type="dxa"/>
-              <w:bottom w:w="80" w:type="dxa"/>
-              <w:end w:w="120" w:type="dxa"/>
-            </w:tcMar>
+            <w:shd w:fill="E8EEF5"/>
             <w:vAlign w:val="center"/>
-            <w:shd w:fill="EEF1FF"/>
           </w:tcPr>
           <w:p>
-            <w:pPr>
-              <w:spacing w:after="0"/>
-            </w:pPr>
             <w:r>
               <w:rPr>
                 <w:rFonts w:ascii="Arial Unicode MS" w:hAnsi="Arial Unicode MS" w:eastAsia="Arial Unicode MS" w:cs="Arial Unicode MS"/>
                 <w:b/>
-                <w:color w:val="302B73"/>
-                <w:sz w:val="19"/>
+                <w:color w:val="38318B"/>
+                <w:sz w:val="20"/>
               </w:rPr>
-              <w:t>适用版本</w:t>
+              <w:t>项目</w:t>
             </w:r>
           </w:p>
         </w:tc>
         <w:tc>
           <w:tcPr>
             <w:tcW w:type="dxa" w:w="6660"/>
-            <w:tcMar>
-              <w:top w:w="80" w:type="dxa"/>
-              <w:start w:w="120" w:type="dxa"/>
-              <w:bottom w:w="80" w:type="dxa"/>
-              <w:end w:w="120" w:type="dxa"/>
-            </w:tcMar>
+            <w:shd w:fill="E8EEF5"/>
             <w:vAlign w:val="center"/>
           </w:tcPr>
           <w:p>
-            <w:pPr>
-              <w:spacing w:after="0"/>
-            </w:pPr>
             <w:r>
               <w:rPr>
                 <w:rFonts w:ascii="Arial Unicode MS" w:hAnsi="Arial Unicode MS" w:eastAsia="Arial Unicode MS" w:cs="Arial Unicode MS"/>
-                <w:b w:val="0"/>
-                <w:color w:val="202536"/>
-                <w:sz w:val="19"/>
+                <w:b/>
+                <w:color w:val="38318B"/>
+                <w:sz w:val="20"/>
               </w:rPr>
-              <w:t>主题 3.2.0 / 插件 1.2.4</w:t>
+              <w:t>说明</w:t>
             </w:r>
           </w:p>
         </w:tc>
@@ -120,53 +99,34 @@
         <w:tc>
           <w:tcPr>
             <w:tcW w:type="dxa" w:w="2700"/>
-            <w:tcMar>
-              <w:top w:w="80" w:type="dxa"/>
-              <w:start w:w="120" w:type="dxa"/>
-              <w:bottom w:w="80" w:type="dxa"/>
-              <w:end w:w="120" w:type="dxa"/>
-            </w:tcMar>
             <w:vAlign w:val="center"/>
-            <w:shd w:fill="EEF1FF"/>
           </w:tcPr>
           <w:p>
-            <w:pPr>
-              <w:spacing w:after="0"/>
-            </w:pPr>
             <w:r>
               <w:rPr>
                 <w:rFonts w:ascii="Arial Unicode MS" w:hAnsi="Arial Unicode MS" w:eastAsia="Arial Unicode MS" w:cs="Arial Unicode MS"/>
                 <w:b/>
-                <w:color w:val="302B73"/>
-                <w:sz w:val="19"/>
+                <w:color w:val="172033"/>
+                <w:sz w:val="20"/>
               </w:rPr>
-              <w:t>运行环境</w:t>
+              <w:t>产品类型</w:t>
             </w:r>
           </w:p>
         </w:tc>
         <w:tc>
           <w:tcPr>
             <w:tcW w:type="dxa" w:w="6660"/>
-            <w:tcMar>
-              <w:top w:w="80" w:type="dxa"/>
-              <w:start w:w="120" w:type="dxa"/>
-              <w:bottom w:w="80" w:type="dxa"/>
-              <w:end w:w="120" w:type="dxa"/>
-            </w:tcMar>
             <w:vAlign w:val="center"/>
           </w:tcPr>
           <w:p>
-            <w:pPr>
-              <w:spacing w:after="0"/>
-            </w:pPr>
             <w:r>
               <w:rPr>
                 <w:rFonts w:ascii="Arial Unicode MS" w:hAnsi="Arial Unicode MS" w:eastAsia="Arial Unicode MS" w:cs="Arial Unicode MS"/>
                 <w:b w:val="0"/>
-                <w:color w:val="202536"/>
-                <w:sz w:val="19"/>
+                <w:color w:val="172033"/>
+                <w:sz w:val="20"/>
               </w:rPr>
-              <w:t>macOS 或 Windows + Obsidian 1.9.0 或更高版本</w:t>
+              <w:t>Obsidian 外观主题，不是社区插件</w:t>
             </w:r>
           </w:p>
         </w:tc>
@@ -175,53 +135,34 @@
         <w:tc>
           <w:tcPr>
             <w:tcW w:type="dxa" w:w="2700"/>
-            <w:tcMar>
-              <w:top w:w="80" w:type="dxa"/>
-              <w:start w:w="120" w:type="dxa"/>
-              <w:bottom w:w="80" w:type="dxa"/>
-              <w:end w:w="120" w:type="dxa"/>
-            </w:tcMar>
             <w:vAlign w:val="center"/>
-            <w:shd w:fill="EEF1FF"/>
           </w:tcPr>
           <w:p>
-            <w:pPr>
-              <w:spacing w:after="0"/>
-            </w:pPr>
             <w:r>
               <w:rPr>
                 <w:rFonts w:ascii="Arial Unicode MS" w:hAnsi="Arial Unicode MS" w:eastAsia="Arial Unicode MS" w:cs="Arial Unicode MS"/>
                 <w:b/>
-                <w:color w:val="302B73"/>
-                <w:sz w:val="19"/>
+                <w:color w:val="172033"/>
+                <w:sz w:val="20"/>
               </w:rPr>
-              <w:t>适用对象</w:t>
+              <w:t>主题版本</w:t>
             </w:r>
           </w:p>
         </w:tc>
         <w:tc>
           <w:tcPr>
             <w:tcW w:type="dxa" w:w="6660"/>
-            <w:tcMar>
-              <w:top w:w="80" w:type="dxa"/>
-              <w:start w:w="120" w:type="dxa"/>
-              <w:bottom w:w="80" w:type="dxa"/>
-              <w:end w:w="120" w:type="dxa"/>
-            </w:tcMar>
             <w:vAlign w:val="center"/>
           </w:tcPr>
           <w:p>
-            <w:pPr>
-              <w:spacing w:after="0"/>
-            </w:pPr>
             <w:r>
               <w:rPr>
                 <w:rFonts w:ascii="Arial Unicode MS" w:hAnsi="Arial Unicode MS" w:eastAsia="Arial Unicode MS" w:cs="Arial Unicode MS"/>
                 <w:b w:val="0"/>
-                <w:color w:val="202536"/>
-                <w:sz w:val="19"/>
+                <w:color w:val="172033"/>
+                <w:sz w:val="20"/>
               </w:rPr>
-              <w:t>日常使用者、知识库管理员、产品维护者</w:t>
+              <w:t>3.2.0</w:t>
             </w:r>
           </w:p>
         </w:tc>
@@ -230,25 +171,87 @@
         <w:tc>
           <w:tcPr>
             <w:tcW w:type="dxa" w:w="2700"/>
-            <w:tcMar>
-              <w:top w:w="80" w:type="dxa"/>
-              <w:start w:w="120" w:type="dxa"/>
-              <w:bottom w:w="80" w:type="dxa"/>
-              <w:end w:w="120" w:type="dxa"/>
-            </w:tcMar>
             <w:vAlign w:val="center"/>
-            <w:shd w:fill="EEF1FF"/>
           </w:tcPr>
           <w:p>
-            <w:pPr>
-              <w:spacing w:after="0"/>
-            </w:pPr>
             <w:r>
               <w:rPr>
                 <w:rFonts w:ascii="Arial Unicode MS" w:hAnsi="Arial Unicode MS" w:eastAsia="Arial Unicode MS" w:cs="Arial Unicode MS"/>
                 <w:b/>
-                <w:color w:val="302B73"/>
-                <w:sz w:val="19"/>
+                <w:color w:val="172033"/>
+                <w:sz w:val="20"/>
+              </w:rPr>
+              <w:t>最低版本</w:t>
+            </w:r>
+          </w:p>
+        </w:tc>
+        <w:tc>
+          <w:tcPr>
+            <w:tcW w:type="dxa" w:w="6660"/>
+            <w:vAlign w:val="center"/>
+          </w:tcPr>
+          <w:p>
+            <w:r>
+              <w:rPr>
+                <w:rFonts w:ascii="Arial Unicode MS" w:hAnsi="Arial Unicode MS" w:eastAsia="Arial Unicode MS" w:cs="Arial Unicode MS"/>
+                <w:b w:val="0"/>
+                <w:color w:val="172033"/>
+                <w:sz w:val="20"/>
+              </w:rPr>
+              <w:t>Obsidian 1.9.0</w:t>
+            </w:r>
+          </w:p>
+        </w:tc>
+      </w:tr>
+      <w:tr>
+        <w:tc>
+          <w:tcPr>
+            <w:tcW w:type="dxa" w:w="2700"/>
+            <w:vAlign w:val="center"/>
+          </w:tcPr>
+          <w:p>
+            <w:r>
+              <w:rPr>
+                <w:rFonts w:ascii="Arial Unicode MS" w:hAnsi="Arial Unicode MS" w:eastAsia="Arial Unicode MS" w:cs="Arial Unicode MS"/>
+                <w:b/>
+                <w:color w:val="172033"/>
+                <w:sz w:val="20"/>
+              </w:rPr>
+              <w:t>适用系统</w:t>
+            </w:r>
+          </w:p>
+        </w:tc>
+        <w:tc>
+          <w:tcPr>
+            <w:tcW w:type="dxa" w:w="6660"/>
+            <w:vAlign w:val="center"/>
+          </w:tcPr>
+          <w:p>
+            <w:r>
+              <w:rPr>
+                <w:rFonts w:ascii="Arial Unicode MS" w:hAnsi="Arial Unicode MS" w:eastAsia="Arial Unicode MS" w:cs="Arial Unicode MS"/>
+                <w:b w:val="0"/>
+                <w:color w:val="172033"/>
+                <w:sz w:val="20"/>
+              </w:rPr>
+              <w:t>macOS 与 Windows</w:t>
+            </w:r>
+          </w:p>
+        </w:tc>
+      </w:tr>
+      <w:tr>
+        <w:tc>
+          <w:tcPr>
+            <w:tcW w:type="dxa" w:w="2700"/>
+            <w:vAlign w:val="center"/>
+          </w:tcPr>
+          <w:p>
+            <w:r>
+              <w:rPr>
+                <w:rFonts w:ascii="Arial Unicode MS" w:hAnsi="Arial Unicode MS" w:eastAsia="Arial Unicode MS" w:cs="Arial Unicode MS"/>
+                <w:b/>
+                <w:color w:val="172033"/>
+                <w:sz w:val="20"/>
               </w:rPr>
               <w:t>更新日期</w:t>
             </w:r>
@@ -257,24 +260,15 @@
         <w:tc>
           <w:tcPr>
             <w:tcW w:type="dxa" w:w="6660"/>
-            <w:tcMar>
-              <w:top w:w="80" w:type="dxa"/>
-              <w:start w:w="120" w:type="dxa"/>
-              <w:bottom w:w="80" w:type="dxa"/>
-              <w:end w:w="120" w:type="dxa"/>
-            </w:tcMar>
             <w:vAlign w:val="center"/>
           </w:tcPr>
           <w:p>
-            <w:pPr>
-              <w:spacing w:after="0"/>
-            </w:pPr>
             <w:r>
               <w:rPr>
                 <w:rFonts w:ascii="Arial Unicode MS" w:hAnsi="Arial Unicode MS" w:eastAsia="Arial Unicode MS" w:cs="Arial Unicode MS"/>
                 <w:b w:val="0"/>
-                <w:color w:val="202536"/>
-                <w:sz w:val="19"/>
+                <w:color w:val="172033"/>
+                <w:sz w:val="20"/>
               </w:rPr>
               <w:t>2026-08-15</w:t>
             </w:r>
@@ -282,63 +276,47 @@
         </w:tc>
       </w:tr>
     </w:tbl>
+    <w:p/>
     <w:tbl>
       <w:tblPr>
-        <w:tblW w:type="dxa" w:w="9360"/>
+        <w:tblW w:type="auto" w:w="0"/>
         <w:jc w:val="left"/>
         <w:tblLayout w:type="fixed"/>
         <w:tblLook w:firstColumn="1" w:firstRow="1" w:lastColumn="0" w:lastRow="0" w:noHBand="0" w:noVBand="1" w:val="04A0"/>
-        <w:tblInd w:w="120" w:type="dxa"/>
       </w:tblPr>
       <w:tblGrid>
         <w:gridCol w:w="9360"/>
       </w:tblGrid>
       <w:tr>
-        <w:trPr>
-          <w:tblHeader w:val="true"/>
-        </w:trPr>
         <w:tc>
           <w:tcPr>
             <w:tcW w:type="dxa" w:w="9360"/>
-            <w:tcMar>
-              <w:top w:w="80" w:type="dxa"/>
-              <w:start w:w="120" w:type="dxa"/>
-              <w:bottom w:w="80" w:type="dxa"/>
-              <w:end w:w="120" w:type="dxa"/>
-            </w:tcMar>
-            <w:vAlign w:val="center"/>
-            <w:shd w:fill="FFF2F0"/>
+            <w:shd w:fill="EEF2FF"/>
           </w:tcPr>
           <w:p>
-            <w:pPr>
-              <w:spacing w:after="20"/>
-            </w:pPr>
             <w:r>
               <w:rPr>
                 <w:rFonts w:ascii="Arial Unicode MS" w:hAnsi="Arial Unicode MS" w:eastAsia="Arial Unicode MS" w:cs="Arial Unicode MS"/>
                 <w:b/>
-                <w:color w:val="B42318"/>
-                <w:sz w:val="19"/>
+                <w:color w:val="38318B"/>
+                <w:sz w:val="20"/>
               </w:rPr>
-              <w:t>发布说明：</w:t>
+              <w:t>范围说明：</w:t>
             </w:r>
             <w:r>
               <w:rPr>
                 <w:rFonts w:ascii="Arial Unicode MS" w:hAnsi="Arial Unicode MS" w:eastAsia="Arial Unicode MS" w:cs="Arial Unicode MS"/>
-                <w:color w:val="202536"/>
-                <w:sz w:val="19"/>
+                <w:b w:val="0"/>
+                <w:color w:val="172033"/>
+                <w:sz w:val="20"/>
               </w:rPr>
-              <w:t>移动端已完成代码适配、窄容器模拟和自动检测；未在真实手机 Obsidian 中完成截图与触控回归。</w:t>
+              <w:t>本次发布只包含主题 CSS 与实际引用的图片资源，不包含 JavaScript、工作台、测试库或任务管理功能。</w:t>
             </w:r>
           </w:p>
         </w:tc>
       </w:tr>
     </w:tbl>
-    <w:p>
-      <w:pPr>
-        <w:spacing w:after="20"/>
-      </w:pPr>
-    </w:p>
+    <w:p/>
     <w:p>
       <w:r>
         <w:br w:type="page"/>
@@ -349,45 +327,45 @@
         <w:pStyle w:val="Heading1"/>
       </w:pPr>
       <w:r>
-        <w:t>阅读导航</w:t>
+        <w:t>1. 产品边界</w:t>
+      </w:r>
+    </w:p>
+    <w:p>
+      <w:r>
+        <w:rPr>
+          <w:rFonts w:ascii="Arial Unicode MS" w:hAnsi="Arial Unicode MS" w:eastAsia="Arial Unicode MS" w:cs="Arial Unicode MS"/>
+          <w:b w:val="0"/>
+          <w:color w:val="172033"/>
+          <w:sz w:val="22"/>
+        </w:rPr>
+        <w:t>星海知枢只负责 Obsidian 外观。它统一应用外壳、文件树、标签页、编辑器、弹窗、按钮、状态栏和关系图谱的视觉样式。</w:t>
       </w:r>
     </w:p>
     <w:tbl>
       <w:tblPr>
-        <w:tblStyle w:val="TableGrid"/>
-        <w:tblW w:type="dxa" w:w="9360"/>
+        <w:tblW w:type="auto" w:w="0"/>
+        <w:jc w:val="left"/>
         <w:tblLayout w:type="fixed"/>
         <w:tblLook w:firstColumn="1" w:firstRow="1" w:lastColumn="0" w:lastRow="0" w:noHBand="0" w:noVBand="1" w:val="04A0"/>
-        <w:jc w:val="left"/>
-        <w:tblInd w:w="120" w:type="dxa"/>
       </w:tblPr>
       <w:tblGrid>
-        <w:gridCol w:w="2700"/>
-        <w:gridCol w:w="6660"/>
+        <w:gridCol w:w="4680"/>
+        <w:gridCol w:w="4680"/>
       </w:tblGrid>
       <w:tr>
-        <w:trPr>
-          <w:tblHeader w:val="true"/>
-        </w:trPr>
         <w:tc>
           <w:tcPr>
             <w:tcW w:type="dxa" w:w="2700"/>
-            <w:tcMar>
-              <w:top w:w="80" w:type="dxa"/>
-              <w:start w:w="120" w:type="dxa"/>
-              <w:bottom w:w="80" w:type="dxa"/>
-              <w:end w:w="120" w:type="dxa"/>
-            </w:tcMar>
+            <w:shd w:fill="E8EEF5"/>
             <w:vAlign w:val="center"/>
-            <w:shd w:fill="E8EEF5"/>
           </w:tcPr>
           <w:p>
             <w:r>
               <w:rPr>
                 <w:rFonts w:ascii="Arial Unicode MS" w:hAnsi="Arial Unicode MS" w:eastAsia="Arial Unicode MS" w:cs="Arial Unicode MS"/>
                 <w:b/>
-                <w:color w:val="302B73"/>
-                <w:sz w:val="19"/>
+                <w:color w:val="38318B"/>
+                <w:sz w:val="20"/>
               </w:rPr>
               <w:t>项目</w:t>
             </w:r>
@@ -396,22 +374,16 @@
         <w:tc>
           <w:tcPr>
             <w:tcW w:type="dxa" w:w="6660"/>
-            <w:tcMar>
-              <w:top w:w="80" w:type="dxa"/>
-              <w:start w:w="120" w:type="dxa"/>
-              <w:bottom w:w="80" w:type="dxa"/>
-              <w:end w:w="120" w:type="dxa"/>
-            </w:tcMar>
+            <w:shd w:fill="E8EEF5"/>
             <w:vAlign w:val="center"/>
-            <w:shd w:fill="E8EEF5"/>
           </w:tcPr>
           <w:p>
             <w:r>
               <w:rPr>
                 <w:rFonts w:ascii="Arial Unicode MS" w:hAnsi="Arial Unicode MS" w:eastAsia="Arial Unicode MS" w:cs="Arial Unicode MS"/>
                 <w:b/>
-                <w:color w:val="302B73"/>
-                <w:sz w:val="19"/>
+                <w:color w:val="38318B"/>
+                <w:sz w:val="20"/>
               </w:rPr>
               <w:t>说明</w:t>
             </w:r>
@@ -422,52 +394,34 @@
         <w:tc>
           <w:tcPr>
             <w:tcW w:type="dxa" w:w="2700"/>
-            <w:tcMar>
-              <w:top w:w="80" w:type="dxa"/>
-              <w:start w:w="120" w:type="dxa"/>
-              <w:bottom w:w="80" w:type="dxa"/>
-              <w:end w:w="120" w:type="dxa"/>
-            </w:tcMar>
             <w:vAlign w:val="center"/>
           </w:tcPr>
           <w:p>
-            <w:pPr>
-              <w:spacing w:after="0"/>
-            </w:pPr>
             <w:r>
               <w:rPr>
                 <w:rFonts w:ascii="Arial Unicode MS" w:hAnsi="Arial Unicode MS" w:eastAsia="Arial Unicode MS" w:cs="Arial Unicode MS"/>
                 <w:b/>
-                <w:color w:val="202536"/>
-                <w:sz w:val="18"/>
+                <w:color w:val="172033"/>
+                <w:sz w:val="20"/>
               </w:rPr>
-              <w:t>新用户</w:t>
+              <w:t>包含</w:t>
             </w:r>
           </w:p>
         </w:tc>
         <w:tc>
           <w:tcPr>
             <w:tcW w:type="dxa" w:w="6660"/>
-            <w:tcMar>
-              <w:top w:w="80" w:type="dxa"/>
-              <w:start w:w="120" w:type="dxa"/>
-              <w:bottom w:w="80" w:type="dxa"/>
-              <w:end w:w="120" w:type="dxa"/>
-            </w:tcMar>
             <w:vAlign w:val="center"/>
           </w:tcPr>
           <w:p>
-            <w:pPr>
-              <w:spacing w:after="0"/>
-            </w:pPr>
             <w:r>
               <w:rPr>
                 <w:rFonts w:ascii="Arial Unicode MS" w:hAnsi="Arial Unicode MS" w:eastAsia="Arial Unicode MS" w:cs="Arial Unicode MS"/>
                 <w:b w:val="0"/>
-                <w:color w:val="202536"/>
-                <w:sz w:val="18"/>
+                <w:color w:val="172033"/>
+                <w:sz w:val="20"/>
               </w:rPr>
-              <w:t>先阅读第 1–4 章：产品定位、界面、首次配置和内容采集。</w:t>
+              <w:t>主题 CSS、深色背景、浅色背景、主题清单。</w:t>
             </w:r>
           </w:p>
         </w:tc>
@@ -476,52 +430,34 @@
         <w:tc>
           <w:tcPr>
             <w:tcW w:type="dxa" w:w="2700"/>
-            <w:tcMar>
-              <w:top w:w="80" w:type="dxa"/>
-              <w:start w:w="120" w:type="dxa"/>
-              <w:bottom w:w="80" w:type="dxa"/>
-              <w:end w:w="120" w:type="dxa"/>
-            </w:tcMar>
             <w:vAlign w:val="center"/>
           </w:tcPr>
           <w:p>
-            <w:pPr>
-              <w:spacing w:after="0"/>
-            </w:pPr>
             <w:r>
               <w:rPr>
                 <w:rFonts w:ascii="Arial Unicode MS" w:hAnsi="Arial Unicode MS" w:eastAsia="Arial Unicode MS" w:cs="Arial Unicode MS"/>
                 <w:b/>
-                <w:color w:val="202536"/>
-                <w:sz w:val="18"/>
+                <w:color w:val="172033"/>
+                <w:sz w:val="20"/>
               </w:rPr>
-              <w:t>日常使用者</w:t>
+              <w:t>不包含</w:t>
             </w:r>
           </w:p>
         </w:tc>
         <w:tc>
           <w:tcPr>
             <w:tcW w:type="dxa" w:w="6660"/>
-            <w:tcMar>
-              <w:top w:w="80" w:type="dxa"/>
-              <w:start w:w="120" w:type="dxa"/>
-              <w:bottom w:w="80" w:type="dxa"/>
-              <w:end w:w="120" w:type="dxa"/>
-            </w:tcMar>
             <w:vAlign w:val="center"/>
           </w:tcPr>
           <w:p>
-            <w:pPr>
-              <w:spacing w:after="0"/>
-            </w:pPr>
             <w:r>
               <w:rPr>
                 <w:rFonts w:ascii="Arial Unicode MS" w:hAnsi="Arial Unicode MS" w:eastAsia="Arial Unicode MS" w:cs="Arial Unicode MS"/>
                 <w:b w:val="0"/>
-                <w:color w:val="202536"/>
-                <w:sz w:val="18"/>
+                <w:color w:val="172033"/>
+                <w:sz w:val="20"/>
               </w:rPr>
-              <w:t>重点阅读第 5–7 章：任务、项目、专注、日历、关联与窄屏。</w:t>
+              <w:t>工作台、社区插件、任务写回、项目、专注计时、日历。</w:t>
             </w:r>
           </w:p>
         </w:tc>
@@ -530,79 +466,142 @@
         <w:tc>
           <w:tcPr>
             <w:tcW w:type="dxa" w:w="2700"/>
-            <w:tcMar>
-              <w:top w:w="80" w:type="dxa"/>
-              <w:start w:w="120" w:type="dxa"/>
-              <w:bottom w:w="80" w:type="dxa"/>
-              <w:end w:w="120" w:type="dxa"/>
-            </w:tcMar>
             <w:vAlign w:val="center"/>
           </w:tcPr>
           <w:p>
-            <w:pPr>
-              <w:spacing w:after="0"/>
-            </w:pPr>
             <w:r>
               <w:rPr>
                 <w:rFonts w:ascii="Arial Unicode MS" w:hAnsi="Arial Unicode MS" w:eastAsia="Arial Unicode MS" w:cs="Arial Unicode MS"/>
                 <w:b/>
-                <w:color w:val="202536"/>
-                <w:sz w:val="18"/>
+                <w:color w:val="172033"/>
+                <w:sz w:val="20"/>
               </w:rPr>
-              <w:t>维护者</w:t>
+              <w:t>数据权限</w:t>
             </w:r>
           </w:p>
         </w:tc>
         <w:tc>
           <w:tcPr>
             <w:tcW w:type="dxa" w:w="6660"/>
-            <w:tcMar>
-              <w:top w:w="80" w:type="dxa"/>
-              <w:start w:w="120" w:type="dxa"/>
-              <w:bottom w:w="80" w:type="dxa"/>
-              <w:end w:w="120" w:type="dxa"/>
-            </w:tcMar>
             <w:vAlign w:val="center"/>
           </w:tcPr>
           <w:p>
-            <w:pPr>
-              <w:spacing w:after="0"/>
-            </w:pPr>
             <w:r>
               <w:rPr>
                 <w:rFonts w:ascii="Arial Unicode MS" w:hAnsi="Arial Unicode MS" w:eastAsia="Arial Unicode MS" w:cs="Arial Unicode MS"/>
                 <w:b w:val="0"/>
-                <w:color w:val="202536"/>
-                <w:sz w:val="18"/>
+                <w:color w:val="172033"/>
+                <w:sz w:val="20"/>
               </w:rPr>
-              <w:t>阅读第 8–10 章：数据结构、备份、排障和验收。</w:t>
+              <w:t>不读取、不写入、不上传知识库内容。</w:t>
             </w:r>
           </w:p>
         </w:tc>
       </w:tr>
     </w:tbl>
+    <w:p/>
     <w:p>
       <w:pPr>
-        <w:spacing w:after="20"/>
+        <w:pStyle w:val="Heading1"/>
       </w:pPr>
-    </w:p>
-    <w:p>
       <w:r>
-        <w:br w:type="page"/>
+        <w:t>2. 深色与浅色模式</w:t>
       </w:r>
     </w:p>
     <w:p>
       <w:pPr>
-        <w:spacing w:before="80" w:after="40"/>
+        <w:pStyle w:val="ListNumber"/>
+        <w:spacing w:after="80"/>
+        <w:ind w:left="540" w:hanging="271"/>
       </w:pPr>
       <w:r>
         <w:rPr>
           <w:rFonts w:ascii="Arial Unicode MS" w:hAnsi="Arial Unicode MS" w:eastAsia="Arial Unicode MS" w:cs="Arial Unicode MS"/>
-          <w:b/>
-          <w:color w:val="31C6D4"/>
+          <w:b w:val="0"/>
+          <w:color w:val="172033"/>
           <w:sz w:val="22"/>
         </w:rPr>
-        <w:t>01</w:t>
+        <w:t>打开 Obsidian“设置 → 外观”。</w:t>
+      </w:r>
+    </w:p>
+    <w:p>
+      <w:pPr>
+        <w:pStyle w:val="ListNumber"/>
+        <w:spacing w:after="80"/>
+        <w:ind w:left="540" w:hanging="271"/>
+      </w:pPr>
+      <w:r>
+        <w:rPr>
+          <w:rFonts w:ascii="Arial Unicode MS" w:hAnsi="Arial Unicode MS" w:eastAsia="Arial Unicode MS" w:cs="Arial Unicode MS"/>
+          <w:b w:val="0"/>
+          <w:color w:val="172033"/>
+          <w:sz w:val="22"/>
+        </w:rPr>
+        <w:t>在“基础颜色方案”中选择深色或浅色。</w:t>
+      </w:r>
+    </w:p>
+    <w:p>
+      <w:pPr>
+        <w:pStyle w:val="ListNumber"/>
+        <w:spacing w:after="80"/>
+        <w:ind w:left="540" w:hanging="271"/>
+      </w:pPr>
+      <w:r>
+        <w:rPr>
+          <w:rFonts w:ascii="Arial Unicode MS" w:hAnsi="Arial Unicode MS" w:eastAsia="Arial Unicode MS" w:cs="Arial Unicode MS"/>
+          <w:b w:val="0"/>
+          <w:color w:val="172033"/>
+          <w:sz w:val="22"/>
+        </w:rPr>
+        <w:t>确认正文、标题、链接、文件树和弹窗的对比度正常。</w:t>
+      </w:r>
+    </w:p>
+    <w:p>
+      <w:pPr>
+        <w:pStyle w:val="ListBullet"/>
+        <w:spacing w:after="80"/>
+        <w:ind w:left="540" w:hanging="271"/>
+      </w:pPr>
+      <w:r>
+        <w:rPr>
+          <w:rFonts w:ascii="Arial Unicode MS" w:hAnsi="Arial Unicode MS" w:eastAsia="Arial Unicode MS" w:cs="Arial Unicode MS"/>
+          <w:b w:val="0"/>
+          <w:color w:val="172033"/>
+          <w:sz w:val="22"/>
+        </w:rPr>
+        <w:t>深色模式使用紫蓝星海背景和深色半透明面板。</w:t>
+      </w:r>
+    </w:p>
+    <w:p>
+      <w:pPr>
+        <w:pStyle w:val="ListBullet"/>
+        <w:spacing w:after="80"/>
+        <w:ind w:left="540" w:hanging="271"/>
+      </w:pPr>
+      <w:r>
+        <w:rPr>
+          <w:rFonts w:ascii="Arial Unicode MS" w:hAnsi="Arial Unicode MS" w:eastAsia="Arial Unicode MS" w:cs="Arial Unicode MS"/>
+          <w:b w:val="0"/>
+          <w:color w:val="172033"/>
+          <w:sz w:val="22"/>
+        </w:rPr>
+        <w:t>浅色模式使用雾蓝星云背景和浅色高可读面板。</w:t>
+      </w:r>
+    </w:p>
+    <w:p>
+      <w:pPr>
+        <w:pStyle w:val="ListBullet"/>
+        <w:spacing w:after="80"/>
+        <w:ind w:left="540" w:hanging="271"/>
+      </w:pPr>
+      <w:r>
+        <w:rPr>
+          <w:rFonts w:ascii="Arial Unicode MS" w:hAnsi="Arial Unicode MS" w:eastAsia="Arial Unicode MS" w:cs="Arial Unicode MS"/>
+          <w:b w:val="0"/>
+          <w:color w:val="172033"/>
+          <w:sz w:val="22"/>
+        </w:rPr>
+        <w:t>两套模式包含在同一主题中，无需重复安装。</w:t>
       </w:r>
     </w:p>
     <w:p>
@@ -610,54 +609,178 @@
         <w:pStyle w:val="Heading1"/>
       </w:pPr>
       <w:r>
-        <w:t>产品定位与数据原则</w:t>
+        <w:t>3. 日常使用</w:t>
       </w:r>
     </w:p>
     <w:p>
+      <w:pPr>
+        <w:pStyle w:val="ListBullet"/>
+        <w:spacing w:after="80"/>
+        <w:ind w:left="540" w:hanging="271"/>
+      </w:pPr>
       <w:r>
         <w:rPr>
           <w:rFonts w:ascii="Arial Unicode MS" w:hAnsi="Arial Unicode MS" w:eastAsia="Arial Unicode MS" w:cs="Arial Unicode MS"/>
-          <w:color w:val="202536"/>
+          <w:b w:val="0"/>
+          <w:color w:val="172033"/>
+          <w:sz w:val="22"/>
         </w:rPr>
-        <w:t>星海知枢是运行在 Obsidian 内的个人知识与行动工作台，不是只有背景的静态主题。</w:t>
+        <w:t>主题启用后自动作用于当前知识库界面。</w:t>
+      </w:r>
+    </w:p>
+    <w:p>
+      <w:pPr>
+        <w:pStyle w:val="ListBullet"/>
+        <w:spacing w:after="80"/>
+        <w:ind w:left="540" w:hanging="271"/>
+      </w:pPr>
+      <w:r>
+        <w:rPr>
+          <w:rFonts w:ascii="Arial Unicode MS" w:hAnsi="Arial Unicode MS" w:eastAsia="Arial Unicode MS" w:cs="Arial Unicode MS"/>
+          <w:b w:val="0"/>
+          <w:color w:val="172033"/>
+          <w:sz w:val="22"/>
+        </w:rPr>
+        <w:t>切换笔记、编辑模式或关系图谱不需要额外配置。</w:t>
+      </w:r>
+    </w:p>
+    <w:p>
+      <w:pPr>
+        <w:pStyle w:val="ListBullet"/>
+        <w:spacing w:after="80"/>
+        <w:ind w:left="540" w:hanging="271"/>
+      </w:pPr>
+      <w:r>
+        <w:rPr>
+          <w:rFonts w:ascii="Arial Unicode MS" w:hAnsi="Arial Unicode MS" w:eastAsia="Arial Unicode MS" w:cs="Arial Unicode MS"/>
+          <w:b w:val="0"/>
+          <w:color w:val="172033"/>
+          <w:sz w:val="22"/>
+        </w:rPr>
+        <w:t>社区插件的自定义界面可能使用自己的样式，主题不能保证完全覆盖。</w:t>
+      </w:r>
+    </w:p>
+    <w:p>
+      <w:pPr>
+        <w:pStyle w:val="ListBullet"/>
+        <w:spacing w:after="80"/>
+        <w:ind w:left="540" w:hanging="271"/>
+      </w:pPr>
+      <w:r>
+        <w:rPr>
+          <w:rFonts w:ascii="Arial Unicode MS" w:hAnsi="Arial Unicode MS" w:eastAsia="Arial Unicode MS" w:cs="Arial Unicode MS"/>
+          <w:b w:val="0"/>
+          <w:color w:val="172033"/>
+          <w:sz w:val="22"/>
+        </w:rPr>
+        <w:t>若局部显示异常，先停用 CSS 片段并重新加载 Obsidian。</w:t>
+      </w:r>
+    </w:p>
+    <w:p>
+      <w:pPr>
+        <w:pStyle w:val="Heading1"/>
+      </w:pPr>
+      <w:r>
+        <w:t>4. 升级与卸载</w:t>
+      </w:r>
+    </w:p>
+    <w:p>
+      <w:pPr>
+        <w:pStyle w:val="ListNumber"/>
+        <w:spacing w:after="80"/>
+        <w:ind w:left="540" w:hanging="271"/>
+      </w:pPr>
+      <w:r>
+        <w:rPr>
+          <w:rFonts w:ascii="Arial Unicode MS" w:hAnsi="Arial Unicode MS" w:eastAsia="Arial Unicode MS" w:cs="Arial Unicode MS"/>
+          <w:b w:val="0"/>
+          <w:color w:val="172033"/>
+          <w:sz w:val="22"/>
+        </w:rPr>
+        <w:t>备份 `.obsidian/appearance.json` 和当前主题目录。</w:t>
+      </w:r>
+    </w:p>
+    <w:p>
+      <w:pPr>
+        <w:pStyle w:val="ListNumber"/>
+        <w:spacing w:after="80"/>
+        <w:ind w:left="540" w:hanging="271"/>
+      </w:pPr>
+      <w:r>
+        <w:rPr>
+          <w:rFonts w:ascii="Arial Unicode MS" w:hAnsi="Arial Unicode MS" w:eastAsia="Arial Unicode MS" w:cs="Arial Unicode MS"/>
+          <w:b w:val="0"/>
+          <w:color w:val="172033"/>
+          <w:sz w:val="22"/>
+        </w:rPr>
+        <w:t>完全退出 Obsidian。</w:t>
+      </w:r>
+    </w:p>
+    <w:p>
+      <w:pPr>
+        <w:pStyle w:val="ListNumber"/>
+        <w:spacing w:after="80"/>
+        <w:ind w:left="540" w:hanging="271"/>
+      </w:pPr>
+      <w:r>
+        <w:rPr>
+          <w:rFonts w:ascii="Arial Unicode MS" w:hAnsi="Arial Unicode MS" w:eastAsia="Arial Unicode MS" w:cs="Arial Unicode MS"/>
+          <w:b w:val="0"/>
+          <w:color w:val="172033"/>
+          <w:sz w:val="22"/>
+        </w:rPr>
+        <w:t>升级时覆盖 `星海知枢` 主题文件夹；卸载时删除该文件夹。</w:t>
+      </w:r>
+    </w:p>
+    <w:p>
+      <w:pPr>
+        <w:pStyle w:val="ListNumber"/>
+        <w:spacing w:after="80"/>
+        <w:ind w:left="540" w:hanging="271"/>
+      </w:pPr>
+      <w:r>
+        <w:rPr>
+          <w:rFonts w:ascii="Arial Unicode MS" w:hAnsi="Arial Unicode MS" w:eastAsia="Arial Unicode MS" w:cs="Arial Unicode MS"/>
+          <w:b w:val="0"/>
+          <w:color w:val="172033"/>
+          <w:sz w:val="22"/>
+        </w:rPr>
+        <w:t>重新启动 Obsidian并检查外观设置。</w:t>
+      </w:r>
+    </w:p>
+    <w:p>
+      <w:pPr>
+        <w:pStyle w:val="Heading1"/>
+      </w:pPr>
+      <w:r>
+        <w:t>5. 常见问题</w:t>
       </w:r>
     </w:p>
     <w:tbl>
       <w:tblPr>
-        <w:tblStyle w:val="TableGrid"/>
-        <w:tblW w:type="dxa" w:w="9360"/>
+        <w:tblW w:type="auto" w:w="0"/>
+        <w:jc w:val="left"/>
         <w:tblLayout w:type="fixed"/>
         <w:tblLook w:firstColumn="1" w:firstRow="1" w:lastColumn="0" w:lastRow="0" w:noHBand="0" w:noVBand="1" w:val="04A0"/>
-        <w:jc w:val="left"/>
-        <w:tblInd w:w="120" w:type="dxa"/>
       </w:tblPr>
       <w:tblGrid>
-        <w:gridCol w:w="2700"/>
-        <w:gridCol w:w="6660"/>
+        <w:gridCol w:w="4680"/>
+        <w:gridCol w:w="4680"/>
       </w:tblGrid>
       <w:tr>
-        <w:trPr>
-          <w:tblHeader w:val="true"/>
-        </w:trPr>
         <w:tc>
           <w:tcPr>
             <w:tcW w:type="dxa" w:w="2700"/>
-            <w:tcMar>
-              <w:top w:w="80" w:type="dxa"/>
-              <w:start w:w="120" w:type="dxa"/>
-              <w:bottom w:w="80" w:type="dxa"/>
-              <w:end w:w="120" w:type="dxa"/>
-            </w:tcMar>
+            <w:shd w:fill="E8EEF5"/>
             <w:vAlign w:val="center"/>
-            <w:shd w:fill="E8EEF5"/>
           </w:tcPr>
           <w:p>
             <w:r>
               <w:rPr>
                 <w:rFonts w:ascii="Arial Unicode MS" w:hAnsi="Arial Unicode MS" w:eastAsia="Arial Unicode MS" w:cs="Arial Unicode MS"/>
                 <w:b/>
-                <w:color w:val="302B73"/>
-                <w:sz w:val="19"/>
+                <w:color w:val="38318B"/>
+                <w:sz w:val="20"/>
               </w:rPr>
               <w:t>项目</w:t>
             </w:r>
@@ -666,22 +789,16 @@
         <w:tc>
           <w:tcPr>
             <w:tcW w:type="dxa" w:w="6660"/>
-            <w:tcMar>
-              <w:top w:w="80" w:type="dxa"/>
-              <w:start w:w="120" w:type="dxa"/>
-              <w:bottom w:w="80" w:type="dxa"/>
-              <w:end w:w="120" w:type="dxa"/>
-            </w:tcMar>
+            <w:shd w:fill="E8EEF5"/>
             <w:vAlign w:val="center"/>
-            <w:shd w:fill="E8EEF5"/>
           </w:tcPr>
           <w:p>
             <w:r>
               <w:rPr>
                 <w:rFonts w:ascii="Arial Unicode MS" w:hAnsi="Arial Unicode MS" w:eastAsia="Arial Unicode MS" w:cs="Arial Unicode MS"/>
                 <w:b/>
-                <w:color w:val="302B73"/>
-                <w:sz w:val="19"/>
+                <w:color w:val="38318B"/>
+                <w:sz w:val="20"/>
               </w:rPr>
               <w:t>说明</w:t>
             </w:r>
@@ -692,52 +809,34 @@
         <w:tc>
           <w:tcPr>
             <w:tcW w:type="dxa" w:w="2700"/>
-            <w:tcMar>
-              <w:top w:w="80" w:type="dxa"/>
-              <w:start w:w="120" w:type="dxa"/>
-              <w:bottom w:w="80" w:type="dxa"/>
-              <w:end w:w="120" w:type="dxa"/>
-            </w:tcMar>
             <w:vAlign w:val="center"/>
           </w:tcPr>
           <w:p>
-            <w:pPr>
-              <w:spacing w:after="0"/>
-            </w:pPr>
             <w:r>
               <w:rPr>
                 <w:rFonts w:ascii="Arial Unicode MS" w:hAnsi="Arial Unicode MS" w:eastAsia="Arial Unicode MS" w:cs="Arial Unicode MS"/>
                 <w:b/>
-                <w:color w:val="202536"/>
-                <w:sz w:val="18"/>
+                <w:color w:val="172033"/>
+                <w:sz w:val="20"/>
               </w:rPr>
-              <w:t>主题层</w:t>
+              <w:t>主题列表中没有出现</w:t>
             </w:r>
           </w:p>
         </w:tc>
         <w:tc>
           <w:tcPr>
             <w:tcW w:type="dxa" w:w="6660"/>
-            <w:tcMar>
-              <w:top w:w="80" w:type="dxa"/>
-              <w:start w:w="120" w:type="dxa"/>
-              <w:bottom w:w="80" w:type="dxa"/>
-              <w:end w:w="120" w:type="dxa"/>
-            </w:tcMar>
             <w:vAlign w:val="center"/>
           </w:tcPr>
           <w:p>
-            <w:pPr>
-              <w:spacing w:after="0"/>
-            </w:pPr>
             <w:r>
               <w:rPr>
                 <w:rFonts w:ascii="Arial Unicode MS" w:hAnsi="Arial Unicode MS" w:eastAsia="Arial Unicode MS" w:cs="Arial Unicode MS"/>
                 <w:b w:val="0"/>
-                <w:color w:val="202536"/>
-                <w:sz w:val="18"/>
+                <w:color w:val="172033"/>
+                <w:sz w:val="20"/>
               </w:rPr>
-              <w:t>提供深色星海、浅色星雾以及 Obsidian 全局组件外观。</w:t>
+              <w:t>检查目录层级，`manifest.json` 必须直接位于 `星海知枢` 文件夹。</w:t>
             </w:r>
           </w:p>
         </w:tc>
@@ -746,52 +845,34 @@
         <w:tc>
           <w:tcPr>
             <w:tcW w:type="dxa" w:w="2700"/>
-            <w:tcMar>
-              <w:top w:w="80" w:type="dxa"/>
-              <w:start w:w="120" w:type="dxa"/>
-              <w:bottom w:w="80" w:type="dxa"/>
-              <w:end w:w="120" w:type="dxa"/>
-            </w:tcMar>
             <w:vAlign w:val="center"/>
           </w:tcPr>
           <w:p>
-            <w:pPr>
-              <w:spacing w:after="0"/>
-            </w:pPr>
             <w:r>
               <w:rPr>
                 <w:rFonts w:ascii="Arial Unicode MS" w:hAnsi="Arial Unicode MS" w:eastAsia="Arial Unicode MS" w:cs="Arial Unicode MS"/>
                 <w:b/>
-                <w:color w:val="202536"/>
-                <w:sz w:val="18"/>
+                <w:color w:val="172033"/>
+                <w:sz w:val="20"/>
               </w:rPr>
-              <w:t>插件层</w:t>
+              <w:t>背景图片不显示</w:t>
             </w:r>
           </w:p>
         </w:tc>
         <w:tc>
           <w:tcPr>
             <w:tcW w:type="dxa" w:w="6660"/>
-            <w:tcMar>
-              <w:top w:w="80" w:type="dxa"/>
-              <w:start w:w="120" w:type="dxa"/>
-              <w:bottom w:w="80" w:type="dxa"/>
-              <w:end w:w="120" w:type="dxa"/>
-            </w:tcMar>
             <w:vAlign w:val="center"/>
           </w:tcPr>
           <w:p>
-            <w:pPr>
-              <w:spacing w:after="0"/>
-            </w:pPr>
             <w:r>
               <w:rPr>
                 <w:rFonts w:ascii="Arial Unicode MS" w:hAnsi="Arial Unicode MS" w:eastAsia="Arial Unicode MS" w:cs="Arial Unicode MS"/>
                 <w:b w:val="0"/>
-                <w:color w:val="202536"/>
-                <w:sz w:val="18"/>
+                <w:color w:val="172033"/>
+                <w:sz w:val="20"/>
               </w:rPr>
-              <w:t>提供星图、时钟、统计、项目、任务、专注、日历、时间线、关联和标签。</w:t>
+              <w:t>确认 `assets` 中两个 starfield 文件存在且文件名未改变。</w:t>
             </w:r>
           </w:p>
         </w:tc>
@@ -800,52 +881,34 @@
         <w:tc>
           <w:tcPr>
             <w:tcW w:type="dxa" w:w="2700"/>
-            <w:tcMar>
-              <w:top w:w="80" w:type="dxa"/>
-              <w:start w:w="120" w:type="dxa"/>
-              <w:bottom w:w="80" w:type="dxa"/>
-              <w:end w:w="120" w:type="dxa"/>
-            </w:tcMar>
             <w:vAlign w:val="center"/>
           </w:tcPr>
           <w:p>
-            <w:pPr>
-              <w:spacing w:after="0"/>
-            </w:pPr>
             <w:r>
               <w:rPr>
                 <w:rFonts w:ascii="Arial Unicode MS" w:hAnsi="Arial Unicode MS" w:eastAsia="Arial Unicode MS" w:cs="Arial Unicode MS"/>
                 <w:b/>
-                <w:color w:val="202536"/>
-                <w:sz w:val="18"/>
+                <w:color w:val="172033"/>
+                <w:sz w:val="20"/>
               </w:rPr>
-              <w:t>工作区层</w:t>
+              <w:t>更新后仍是旧样式</w:t>
             </w:r>
           </w:p>
         </w:tc>
         <w:tc>
           <w:tcPr>
             <w:tcW w:type="dxa" w:w="6660"/>
-            <w:tcMar>
-              <w:top w:w="80" w:type="dxa"/>
-              <w:start w:w="120" w:type="dxa"/>
-              <w:bottom w:w="80" w:type="dxa"/>
-              <w:end w:w="120" w:type="dxa"/>
-            </w:tcMar>
             <w:vAlign w:val="center"/>
           </w:tcPr>
           <w:p>
-            <w:pPr>
-              <w:spacing w:after="0"/>
-            </w:pPr>
             <w:r>
               <w:rPr>
                 <w:rFonts w:ascii="Arial Unicode MS" w:hAnsi="Arial Unicode MS" w:eastAsia="Arial Unicode MS" w:cs="Arial Unicode MS"/>
                 <w:b w:val="0"/>
-                <w:color w:val="202536"/>
-                <w:sz w:val="18"/>
+                <w:color w:val="172033"/>
+                <w:sz w:val="20"/>
               </w:rPr>
-              <w:t>保留 Obsidian 原生左侧文件树、中央工作台与右侧信息面板。</w:t>
+              <w:t>完全退出 Obsidian 后覆盖文件，再重新启动。</w:t>
             </w:r>
           </w:p>
         </w:tc>
@@ -854,460 +917,34 @@
         <w:tc>
           <w:tcPr>
             <w:tcW w:type="dxa" w:w="2700"/>
-            <w:tcMar>
-              <w:top w:w="80" w:type="dxa"/>
-              <w:start w:w="120" w:type="dxa"/>
-              <w:bottom w:w="80" w:type="dxa"/>
-              <w:end w:w="120" w:type="dxa"/>
-            </w:tcMar>
             <w:vAlign w:val="center"/>
           </w:tcPr>
           <w:p>
-            <w:pPr>
-              <w:spacing w:after="0"/>
-            </w:pPr>
             <w:r>
               <w:rPr>
                 <w:rFonts w:ascii="Arial Unicode MS" w:hAnsi="Arial Unicode MS" w:eastAsia="Arial Unicode MS" w:cs="Arial Unicode MS"/>
                 <w:b/>
-                <w:color w:val="202536"/>
-                <w:sz w:val="18"/>
+                <w:color w:val="172033"/>
+                <w:sz w:val="20"/>
               </w:rPr>
-              <w:t>数据层</w:t>
+              <w:t>局部颜色异常</w:t>
             </w:r>
           </w:p>
         </w:tc>
         <w:tc>
           <w:tcPr>
             <w:tcW w:type="dxa" w:w="6660"/>
-            <w:tcMar>
-              <w:top w:w="80" w:type="dxa"/>
-              <w:start w:w="120" w:type="dxa"/>
-              <w:bottom w:w="80" w:type="dxa"/>
-              <w:end w:w="120" w:type="dxa"/>
-            </w:tcMar>
             <w:vAlign w:val="center"/>
-          </w:tcPr>
-          <w:p>
-            <w:pPr>
-              <w:spacing w:after="0"/>
-            </w:pPr>
-            <w:r>
-              <w:rPr>
-                <w:rFonts w:ascii="Arial Unicode MS" w:hAnsi="Arial Unicode MS" w:eastAsia="Arial Unicode MS" w:cs="Arial Unicode MS"/>
-                <w:b w:val="0"/>
-                <w:color w:val="202536"/>
-                <w:sz w:val="18"/>
-              </w:rPr>
-              <w:t>任务、项目、复盘和内容继续保存为 Markdown/Properties，不用 HTML 假数据。</w:t>
-            </w:r>
-          </w:p>
-        </w:tc>
-      </w:tr>
-    </w:tbl>
-    <w:p>
-      <w:pPr>
-        <w:spacing w:after="20"/>
-      </w:pPr>
-    </w:p>
-    <w:tbl>
-      <w:tblPr>
-        <w:tblW w:type="dxa" w:w="9360"/>
-        <w:jc w:val="left"/>
-        <w:tblLayout w:type="fixed"/>
-        <w:tblLook w:firstColumn="1" w:firstRow="1" w:lastColumn="0" w:lastRow="0" w:noHBand="0" w:noVBand="1" w:val="04A0"/>
-        <w:tblInd w:w="120" w:type="dxa"/>
-      </w:tblPr>
-      <w:tblGrid>
-        <w:gridCol w:w="9360"/>
-      </w:tblGrid>
-      <w:tr>
-        <w:trPr>
-          <w:tblHeader w:val="true"/>
-        </w:trPr>
-        <w:tc>
-          <w:tcPr>
-            <w:tcW w:type="dxa" w:w="9360"/>
-            <w:tcMar>
-              <w:top w:w="80" w:type="dxa"/>
-              <w:start w:w="120" w:type="dxa"/>
-              <w:bottom w:w="80" w:type="dxa"/>
-              <w:end w:w="120" w:type="dxa"/>
-            </w:tcMar>
-            <w:vAlign w:val="center"/>
-            <w:shd w:fill="EEF1FF"/>
-          </w:tcPr>
-          <w:p>
-            <w:pPr>
-              <w:spacing w:after="20"/>
-            </w:pPr>
-            <w:r>
-              <w:rPr>
-                <w:rFonts w:ascii="Arial Unicode MS" w:hAnsi="Arial Unicode MS" w:eastAsia="Arial Unicode MS" w:cs="Arial Unicode MS"/>
-                <w:b/>
-                <w:color w:val="302B73"/>
-                <w:sz w:val="19"/>
-              </w:rPr>
-              <w:t>核心原则：</w:t>
-            </w:r>
-            <w:r>
-              <w:rPr>
-                <w:rFonts w:ascii="Arial Unicode MS" w:hAnsi="Arial Unicode MS" w:eastAsia="Arial Unicode MS" w:cs="Arial Unicode MS"/>
-                <w:color w:val="202536"/>
-                <w:sz w:val="19"/>
-              </w:rPr>
-              <w:t>工作台可停用，但你的知识仍是普通 Markdown；主题和插件不应锁定数据。</w:t>
-            </w:r>
-          </w:p>
-        </w:tc>
-      </w:tr>
-    </w:tbl>
-    <w:p>
-      <w:pPr>
-        <w:spacing w:after="20"/>
-      </w:pPr>
-    </w:p>
-    <w:p>
-      <w:r>
-        <w:br w:type="page"/>
-      </w:r>
-    </w:p>
-    <w:p>
-      <w:pPr>
-        <w:spacing w:before="80" w:after="40"/>
-      </w:pPr>
-      <w:r>
-        <w:rPr>
-          <w:rFonts w:ascii="Arial Unicode MS" w:hAnsi="Arial Unicode MS" w:eastAsia="Arial Unicode MS" w:cs="Arial Unicode MS"/>
-          <w:b/>
-          <w:color w:val="31C6D4"/>
-          <w:sz w:val="22"/>
-        </w:rPr>
-        <w:t>02</w:t>
-      </w:r>
-    </w:p>
-    <w:p>
-      <w:pPr>
-        <w:pStyle w:val="Heading1"/>
-      </w:pPr>
-      <w:r>
-        <w:t>认识工作台</w:t>
-      </w:r>
-    </w:p>
-    <w:p>
-      <w:r>
-        <w:rPr>
-          <w:rFonts w:ascii="Arial Unicode MS" w:hAnsi="Arial Unicode MS" w:eastAsia="Arial Unicode MS" w:cs="Arial Unicode MS"/>
-          <w:color w:val="202536"/>
-        </w:rPr>
-        <w:t>桌面布局采用 Obsidian 原生分栏，主要信息在同一屏内展示。</w:t>
-      </w:r>
-    </w:p>
-    <w:p>
-      <w:pPr>
-        <w:keepNext/>
-        <w:jc w:val="center"/>
-      </w:pPr>
-      <w:r>
-        <w:drawing>
-          <wp:inline xmlns:a="http://schemas.openxmlformats.org/drawingml/2006/main" xmlns:pic="http://schemas.openxmlformats.org/drawingml/2006/picture">
-            <wp:extent cx="5715000" cy="3783724"/>
-            <wp:docPr id="1" name="Picture 1" descr="图 1  深色主题下的星海知枢三栏工作台" title="深色主题下的星海知枢三栏工作台"/>
-            <wp:cNvGraphicFramePr>
-              <a:graphicFrameLocks noChangeAspect="1"/>
-            </wp:cNvGraphicFramePr>
-            <a:graphic>
-              <a:graphicData uri="http://schemas.openxmlformats.org/drawingml/2006/picture">
-                <pic:pic>
-                  <pic:nvPicPr>
-                    <pic:cNvPr id="0" name="03-workbench-dark.png"/>
-                    <pic:cNvPicPr/>
-                  </pic:nvPicPr>
-                  <pic:blipFill>
-                    <a:blip r:embed="rId11"/>
-                    <a:stretch>
-                      <a:fillRect/>
-                    </a:stretch>
-                  </pic:blipFill>
-                  <pic:spPr>
-                    <a:xfrm>
-                      <a:off x="0" y="0"/>
-                      <a:ext cx="5715000" cy="3783724"/>
-                    </a:xfrm>
-                    <a:prstGeom prst="rect"/>
-                  </pic:spPr>
-                </pic:pic>
-              </a:graphicData>
-            </a:graphic>
-          </wp:inline>
-        </w:drawing>
-      </w:r>
-    </w:p>
-    <w:p>
-      <w:pPr>
-        <w:spacing w:before="40" w:after="160"/>
-        <w:jc w:val="center"/>
-      </w:pPr>
-      <w:r>
-        <w:rPr>
-          <w:rFonts w:ascii="Arial Unicode MS" w:hAnsi="Arial Unicode MS" w:eastAsia="Arial Unicode MS" w:cs="Arial Unicode MS"/>
-          <w:i/>
-          <w:color w:val="667085"/>
-          <w:sz w:val="17"/>
-        </w:rPr>
-        <w:t>图 1  深色主题下的星海知枢三栏工作台</w:t>
-      </w:r>
-    </w:p>
-    <w:p>
-      <w:pPr>
-        <w:pStyle w:val="Heading2"/>
-      </w:pPr>
-      <w:r>
-        <w:t>2.1 左侧文件树</w:t>
-      </w:r>
-    </w:p>
-    <w:p>
-      <w:r>
-        <w:rPr>
-          <w:rFonts w:ascii="Arial Unicode MS" w:hAnsi="Arial Unicode MS" w:eastAsia="Arial Unicode MS" w:cs="Arial Unicode MS"/>
-          <w:color w:val="202536"/>
-        </w:rPr>
-        <w:t>保留你的原生目录结构；星图会读取全部一级目录，目录数量变化后自动重新布局。</w:t>
-      </w:r>
-    </w:p>
-    <w:p>
-      <w:pPr>
-        <w:pStyle w:val="Heading2"/>
-      </w:pPr>
-      <w:r>
-        <w:t>2.2 中央星图与今日工作台</w:t>
-      </w:r>
-    </w:p>
-    <w:p>
-      <w:pPr>
-        <w:pStyle w:val="ListBullet"/>
-        <w:spacing w:after="80" w:line="300" w:lineRule="auto"/>
-        <w:ind w:left="540" w:hanging="271"/>
-      </w:pPr>
-      <w:r>
-        <w:rPr>
-          <w:rFonts w:ascii="Arial Unicode MS" w:hAnsi="Arial Unicode MS" w:eastAsia="Arial Unicode MS" w:cs="Arial Unicode MS"/>
-          <w:color w:val="202536"/>
-        </w:rPr>
-        <w:t>知识星图：优先识别入口目录为中心，其余一级目录按单环或双环布局。</w:t>
-      </w:r>
-    </w:p>
-    <w:p>
-      <w:pPr>
-        <w:pStyle w:val="ListBullet"/>
-        <w:spacing w:after="80" w:line="300" w:lineRule="auto"/>
-        <w:ind w:left="540" w:hanging="271"/>
-      </w:pPr>
-      <w:r>
-        <w:rPr>
-          <w:rFonts w:ascii="Arial Unicode MS" w:hAnsi="Arial Unicode MS" w:eastAsia="Arial Unicode MS" w:cs="Arial Unicode MS"/>
-          <w:color w:val="202536"/>
-        </w:rPr>
-        <w:t>今日工作台：翻页时钟、当前专注、进行中的项目、今日三件事和最近笔记。</w:t>
-      </w:r>
-    </w:p>
-    <w:p>
-      <w:pPr>
-        <w:pStyle w:val="ListBullet"/>
-        <w:spacing w:after="80" w:line="300" w:lineRule="auto"/>
-        <w:ind w:left="540" w:hanging="271"/>
-      </w:pPr>
-      <w:r>
-        <w:rPr>
-          <w:rFonts w:ascii="Arial Unicode MS" w:hAnsi="Arial Unicode MS" w:eastAsia="Arial Unicode MS" w:cs="Arial Unicode MS"/>
-          <w:color w:val="202536"/>
-        </w:rPr>
-        <w:t>主操作：“新增任务”和“本周复盘”。</w:t>
-      </w:r>
-    </w:p>
-    <w:p>
-      <w:pPr>
-        <w:pStyle w:val="Heading2"/>
-      </w:pPr>
-      <w:r>
-        <w:t>2.3 右侧信息面板</w:t>
-      </w:r>
-    </w:p>
-    <w:p>
-      <w:r>
-        <w:rPr>
-          <w:rFonts w:ascii="Arial Unicode MS" w:hAnsi="Arial Unicode MS" w:eastAsia="Arial Unicode MS" w:cs="Arial Unicode MS"/>
-          <w:color w:val="202536"/>
-        </w:rPr>
-        <w:t>包含日历、今日时间线、关联笔记图和标签。所有统计从知识库实时读取。</w:t>
-      </w:r>
-    </w:p>
-    <w:p>
-      <w:r>
-        <w:br w:type="page"/>
-      </w:r>
-    </w:p>
-    <w:p>
-      <w:pPr>
-        <w:spacing w:before="80" w:after="40"/>
-      </w:pPr>
-      <w:r>
-        <w:rPr>
-          <w:rFonts w:ascii="Arial Unicode MS" w:hAnsi="Arial Unicode MS" w:eastAsia="Arial Unicode MS" w:cs="Arial Unicode MS"/>
-          <w:b/>
-          <w:color w:val="31C6D4"/>
-          <w:sz w:val="22"/>
-        </w:rPr>
-        <w:t>03</w:t>
-      </w:r>
-    </w:p>
-    <w:p>
-      <w:pPr>
-        <w:pStyle w:val="Heading1"/>
-      </w:pPr>
-      <w:r>
-        <w:t>首次配置与目录映射</w:t>
-      </w:r>
-    </w:p>
-    <w:p>
-      <w:r>
-        <w:rPr>
-          <w:rFonts w:ascii="Arial Unicode MS" w:hAnsi="Arial Unicode MS" w:eastAsia="Arial Unicode MS" w:cs="Arial Unicode MS"/>
-          <w:color w:val="202536"/>
-        </w:rPr>
-        <w:t>插件不把 `00/10/20` 等目录名写死，而是扫描当前知识库后给出建议。</w:t>
-      </w:r>
-    </w:p>
-    <w:p>
-      <w:pPr>
-        <w:numPr>
-          <w:ilvl w:val="0"/>
-          <w:numId w:val="10"/>
-        </w:numPr>
-        <w:spacing w:after="100" w:line="300" w:lineRule="auto"/>
-        <w:ind w:left="540" w:hanging="271"/>
-      </w:pPr>
-      <w:r>
-        <w:rPr>
-          <w:rFonts w:ascii="Arial Unicode MS" w:hAnsi="Arial Unicode MS" w:eastAsia="Arial Unicode MS" w:cs="Arial Unicode MS"/>
-          <w:color w:val="202536"/>
-        </w:rPr>
-        <w:t>打开工作台或插件设置，查看日记、周复盘与内容类型的目录建议。</w:t>
-      </w:r>
-    </w:p>
-    <w:p>
-      <w:pPr>
-        <w:numPr>
-          <w:ilvl w:val="0"/>
-          <w:numId w:val="10"/>
-        </w:numPr>
-        <w:spacing w:after="100" w:line="300" w:lineRule="auto"/>
-        <w:ind w:left="540" w:hanging="271"/>
-      </w:pPr>
-      <w:r>
-        <w:rPr>
-          <w:rFonts w:ascii="Arial Unicode MS" w:hAnsi="Arial Unicode MS" w:eastAsia="Arial Unicode MS" w:cs="Arial Unicode MS"/>
-          <w:color w:val="202536"/>
-        </w:rPr>
-        <w:t>核对任务、灵感和文章的保存目录；这三类是必需映射。</w:t>
-      </w:r>
-    </w:p>
-    <w:p>
-      <w:pPr>
-        <w:numPr>
-          <w:ilvl w:val="0"/>
-          <w:numId w:val="10"/>
-        </w:numPr>
-        <w:spacing w:after="100" w:line="300" w:lineRule="auto"/>
-        <w:ind w:left="540" w:hanging="271"/>
-      </w:pPr>
-      <w:r>
-        <w:rPr>
-          <w:rFonts w:ascii="Arial Unicode MS" w:hAnsi="Arial Unicode MS" w:eastAsia="Arial Unicode MS" w:cs="Arial Unicode MS"/>
-          <w:color w:val="202536"/>
-        </w:rPr>
-        <w:t>根据你的知识库设置主题知识、复盘和自定义记录目录。</w:t>
-      </w:r>
-    </w:p>
-    <w:p>
-      <w:pPr>
-        <w:numPr>
-          <w:ilvl w:val="0"/>
-          <w:numId w:val="10"/>
-        </w:numPr>
-        <w:spacing w:after="100" w:line="300" w:lineRule="auto"/>
-        <w:ind w:left="540" w:hanging="271"/>
-      </w:pPr>
-      <w:r>
-        <w:rPr>
-          <w:rFonts w:ascii="Arial Unicode MS" w:hAnsi="Arial Unicode MS" w:eastAsia="Arial Unicode MS" w:cs="Arial Unicode MS"/>
-          <w:color w:val="202536"/>
-        </w:rPr>
-        <w:t>创建内容时可勾选“设为该类型默认目录”，新映射保存在插件 `data.json`。</w:t>
-      </w:r>
-    </w:p>
-    <w:tbl>
-      <w:tblPr>
-        <w:tblStyle w:val="TableGrid"/>
-        <w:tblW w:type="dxa" w:w="9360"/>
-        <w:tblLayout w:type="fixed"/>
-        <w:tblLook w:firstColumn="1" w:firstRow="1" w:lastColumn="0" w:lastRow="0" w:noHBand="0" w:noVBand="1" w:val="04A0"/>
-        <w:jc w:val="left"/>
-        <w:tblInd w:w="120" w:type="dxa"/>
-      </w:tblPr>
-      <w:tblGrid>
-        <w:gridCol w:w="2700"/>
-        <w:gridCol w:w="6660"/>
-      </w:tblGrid>
-      <w:tr>
-        <w:trPr>
-          <w:tblHeader w:val="true"/>
-        </w:trPr>
-        <w:tc>
-          <w:tcPr>
-            <w:tcW w:type="dxa" w:w="2700"/>
-            <w:tcMar>
-              <w:top w:w="80" w:type="dxa"/>
-              <w:start w:w="120" w:type="dxa"/>
-              <w:bottom w:w="80" w:type="dxa"/>
-              <w:end w:w="120" w:type="dxa"/>
-            </w:tcMar>
-            <w:vAlign w:val="center"/>
-            <w:shd w:fill="E8EEF5"/>
           </w:tcPr>
           <w:p>
             <w:r>
               <w:rPr>
                 <w:rFonts w:ascii="Arial Unicode MS" w:hAnsi="Arial Unicode MS" w:eastAsia="Arial Unicode MS" w:cs="Arial Unicode MS"/>
-                <w:b/>
-                <w:color w:val="302B73"/>
-                <w:sz w:val="19"/>
+                <w:b w:val="0"/>
+                <w:color w:val="172033"/>
+                <w:sz w:val="20"/>
               </w:rPr>
-              <w:t>项目</w:t>
-            </w:r>
-          </w:p>
-        </w:tc>
-        <w:tc>
-          <w:tcPr>
-            <w:tcW w:type="dxa" w:w="6660"/>
-            <w:tcMar>
-              <w:top w:w="80" w:type="dxa"/>
-              <w:start w:w="120" w:type="dxa"/>
-              <w:bottom w:w="80" w:type="dxa"/>
-              <w:end w:w="120" w:type="dxa"/>
-            </w:tcMar>
-            <w:vAlign w:val="center"/>
-            <w:shd w:fill="E8EEF5"/>
-          </w:tcPr>
-          <w:p>
-            <w:r>
-              <w:rPr>
-                <w:rFonts w:ascii="Arial Unicode MS" w:hAnsi="Arial Unicode MS" w:eastAsia="Arial Unicode MS" w:cs="Arial Unicode MS"/>
-                <w:b/>
-                <w:color w:val="302B73"/>
-                <w:sz w:val="19"/>
-              </w:rPr>
-              <w:t>说明</w:t>
+              <w:t>暂时停用 CSS 片段或其他修改外观的组件后复核。</w:t>
             </w:r>
           </w:p>
         </w:tc>
@@ -1316,2386 +953,85 @@
         <w:tc>
           <w:tcPr>
             <w:tcW w:type="dxa" w:w="2700"/>
-            <w:tcMar>
-              <w:top w:w="80" w:type="dxa"/>
-              <w:start w:w="120" w:type="dxa"/>
-              <w:bottom w:w="80" w:type="dxa"/>
-              <w:end w:w="120" w:type="dxa"/>
-            </w:tcMar>
             <w:vAlign w:val="center"/>
           </w:tcPr>
           <w:p>
-            <w:pPr>
-              <w:spacing w:after="0"/>
-            </w:pPr>
             <w:r>
               <w:rPr>
                 <w:rFonts w:ascii="Arial Unicode MS" w:hAnsi="Arial Unicode MS" w:eastAsia="Arial Unicode MS" w:cs="Arial Unicode MS"/>
                 <w:b/>
-                <w:color w:val="202536"/>
-                <w:sz w:val="18"/>
+                <w:color w:val="172033"/>
+                <w:sz w:val="20"/>
               </w:rPr>
-              <w:t>日记</w:t>
+              <w:t>需要恢复默认</w:t>
             </w:r>
           </w:p>
         </w:tc>
         <w:tc>
           <w:tcPr>
             <w:tcW w:type="dxa" w:w="6660"/>
-            <w:tcMar>
-              <w:top w:w="80" w:type="dxa"/>
-              <w:start w:w="120" w:type="dxa"/>
-              <w:bottom w:w="80" w:type="dxa"/>
-              <w:end w:w="120" w:type="dxa"/>
-            </w:tcMar>
             <w:vAlign w:val="center"/>
           </w:tcPr>
           <w:p>
-            <w:pPr>
-              <w:spacing w:after="0"/>
-            </w:pPr>
             <w:r>
               <w:rPr>
                 <w:rFonts w:ascii="Arial Unicode MS" w:hAnsi="Arial Unicode MS" w:eastAsia="Arial Unicode MS" w:cs="Arial Unicode MS"/>
                 <w:b w:val="0"/>
-                <w:color w:val="202536"/>
-                <w:sz w:val="18"/>
+                <w:color w:val="172033"/>
+                <w:sz w:val="20"/>
               </w:rPr>
-              <w:t>今日三件事、时间线和日历数据来源。</w:t>
-            </w:r>
-          </w:p>
-        </w:tc>
-      </w:tr>
-      <w:tr>
-        <w:tc>
-          <w:tcPr>
-            <w:tcW w:type="dxa" w:w="2700"/>
-            <w:tcMar>
-              <w:top w:w="80" w:type="dxa"/>
-              <w:start w:w="120" w:type="dxa"/>
-              <w:bottom w:w="80" w:type="dxa"/>
-              <w:end w:w="120" w:type="dxa"/>
-            </w:tcMar>
-            <w:vAlign w:val="center"/>
-          </w:tcPr>
-          <w:p>
-            <w:pPr>
-              <w:spacing w:after="0"/>
-            </w:pPr>
-            <w:r>
-              <w:rPr>
-                <w:rFonts w:ascii="Arial Unicode MS" w:hAnsi="Arial Unicode MS" w:eastAsia="Arial Unicode MS" w:cs="Arial Unicode MS"/>
-                <w:b/>
-                <w:color w:val="202536"/>
-                <w:sz w:val="18"/>
-              </w:rPr>
-              <w:t>周复盘</w:t>
-            </w:r>
-          </w:p>
-        </w:tc>
-        <w:tc>
-          <w:tcPr>
-            <w:tcW w:type="dxa" w:w="6660"/>
-            <w:tcMar>
-              <w:top w:w="80" w:type="dxa"/>
-              <w:start w:w="120" w:type="dxa"/>
-              <w:bottom w:w="80" w:type="dxa"/>
-              <w:end w:w="120" w:type="dxa"/>
-            </w:tcMar>
-            <w:vAlign w:val="center"/>
-          </w:tcPr>
-          <w:p>
-            <w:pPr>
-              <w:spacing w:after="0"/>
-            </w:pPr>
-            <w:r>
-              <w:rPr>
-                <w:rFonts w:ascii="Arial Unicode MS" w:hAnsi="Arial Unicode MS" w:eastAsia="Arial Unicode MS" w:cs="Arial Unicode MS"/>
-                <w:b w:val="0"/>
-                <w:color w:val="202536"/>
-                <w:sz w:val="18"/>
-              </w:rPr>
-              <w:t>“本周复盘”按钮的打开/创建目标。</w:t>
-            </w:r>
-          </w:p>
-        </w:tc>
-      </w:tr>
-      <w:tr>
-        <w:tc>
-          <w:tcPr>
-            <w:tcW w:type="dxa" w:w="2700"/>
-            <w:tcMar>
-              <w:top w:w="80" w:type="dxa"/>
-              <w:start w:w="120" w:type="dxa"/>
-              <w:bottom w:w="80" w:type="dxa"/>
-              <w:end w:w="120" w:type="dxa"/>
-            </w:tcMar>
-            <w:vAlign w:val="center"/>
-          </w:tcPr>
-          <w:p>
-            <w:pPr>
-              <w:spacing w:after="0"/>
-            </w:pPr>
-            <w:r>
-              <w:rPr>
-                <w:rFonts w:ascii="Arial Unicode MS" w:hAnsi="Arial Unicode MS" w:eastAsia="Arial Unicode MS" w:cs="Arial Unicode MS"/>
-                <w:b/>
-                <w:color w:val="202536"/>
-                <w:sz w:val="18"/>
-              </w:rPr>
-              <w:t>任务</w:t>
-            </w:r>
-          </w:p>
-        </w:tc>
-        <w:tc>
-          <w:tcPr>
-            <w:tcW w:type="dxa" w:w="6660"/>
-            <w:tcMar>
-              <w:top w:w="80" w:type="dxa"/>
-              <w:start w:w="120" w:type="dxa"/>
-              <w:bottom w:w="80" w:type="dxa"/>
-              <w:end w:w="120" w:type="dxa"/>
-            </w:tcMar>
-            <w:vAlign w:val="center"/>
-          </w:tcPr>
-          <w:p>
-            <w:pPr>
-              <w:spacing w:after="0"/>
-            </w:pPr>
-            <w:r>
-              <w:rPr>
-                <w:rFonts w:ascii="Arial Unicode MS" w:hAnsi="Arial Unicode MS" w:eastAsia="Arial Unicode MS" w:cs="Arial Unicode MS"/>
-                <w:b w:val="0"/>
-                <w:color w:val="202536"/>
-                <w:sz w:val="18"/>
-              </w:rPr>
-              <w:t>工作任务记录，可同步加入今日三件事。</w:t>
-            </w:r>
-          </w:p>
-        </w:tc>
-      </w:tr>
-      <w:tr>
-        <w:tc>
-          <w:tcPr>
-            <w:tcW w:type="dxa" w:w="2700"/>
-            <w:tcMar>
-              <w:top w:w="80" w:type="dxa"/>
-              <w:start w:w="120" w:type="dxa"/>
-              <w:bottom w:w="80" w:type="dxa"/>
-              <w:end w:w="120" w:type="dxa"/>
-            </w:tcMar>
-            <w:vAlign w:val="center"/>
-          </w:tcPr>
-          <w:p>
-            <w:pPr>
-              <w:spacing w:after="0"/>
-            </w:pPr>
-            <w:r>
-              <w:rPr>
-                <w:rFonts w:ascii="Arial Unicode MS" w:hAnsi="Arial Unicode MS" w:eastAsia="Arial Unicode MS" w:cs="Arial Unicode MS"/>
-                <w:b/>
-                <w:color w:val="202536"/>
-                <w:sz w:val="18"/>
-              </w:rPr>
-              <w:t>灵感</w:t>
-            </w:r>
-          </w:p>
-        </w:tc>
-        <w:tc>
-          <w:tcPr>
-            <w:tcW w:type="dxa" w:w="6660"/>
-            <w:tcMar>
-              <w:top w:w="80" w:type="dxa"/>
-              <w:start w:w="120" w:type="dxa"/>
-              <w:bottom w:w="80" w:type="dxa"/>
-              <w:end w:w="120" w:type="dxa"/>
-            </w:tcMar>
-            <w:vAlign w:val="center"/>
-          </w:tcPr>
-          <w:p>
-            <w:pPr>
-              <w:spacing w:after="0"/>
-            </w:pPr>
-            <w:r>
-              <w:rPr>
-                <w:rFonts w:ascii="Arial Unicode MS" w:hAnsi="Arial Unicode MS" w:eastAsia="Arial Unicode MS" w:cs="Arial Unicode MS"/>
-                <w:b w:val="0"/>
-                <w:color w:val="202536"/>
-                <w:sz w:val="18"/>
-              </w:rPr>
-              <w:t>偶发灵感、闪念与临时捕捉。</w:t>
-            </w:r>
-          </w:p>
-        </w:tc>
-      </w:tr>
-      <w:tr>
-        <w:tc>
-          <w:tcPr>
-            <w:tcW w:type="dxa" w:w="2700"/>
-            <w:tcMar>
-              <w:top w:w="80" w:type="dxa"/>
-              <w:start w:w="120" w:type="dxa"/>
-              <w:bottom w:w="80" w:type="dxa"/>
-              <w:end w:w="120" w:type="dxa"/>
-            </w:tcMar>
-            <w:vAlign w:val="center"/>
-          </w:tcPr>
-          <w:p>
-            <w:pPr>
-              <w:spacing w:after="0"/>
-            </w:pPr>
-            <w:r>
-              <w:rPr>
-                <w:rFonts w:ascii="Arial Unicode MS" w:hAnsi="Arial Unicode MS" w:eastAsia="Arial Unicode MS" w:cs="Arial Unicode MS"/>
-                <w:b/>
-                <w:color w:val="202536"/>
-                <w:sz w:val="18"/>
-              </w:rPr>
-              <w:t>文章</w:t>
-            </w:r>
-          </w:p>
-        </w:tc>
-        <w:tc>
-          <w:tcPr>
-            <w:tcW w:type="dxa" w:w="6660"/>
-            <w:tcMar>
-              <w:top w:w="80" w:type="dxa"/>
-              <w:start w:w="120" w:type="dxa"/>
-              <w:bottom w:w="80" w:type="dxa"/>
-              <w:end w:w="120" w:type="dxa"/>
-            </w:tcMar>
-            <w:vAlign w:val="center"/>
-          </w:tcPr>
-          <w:p>
-            <w:pPr>
-              <w:spacing w:after="0"/>
-            </w:pPr>
-            <w:r>
-              <w:rPr>
-                <w:rFonts w:ascii="Arial Unicode MS" w:hAnsi="Arial Unicode MS" w:eastAsia="Arial Unicode MS" w:cs="Arial Unicode MS"/>
-                <w:b w:val="0"/>
-                <w:color w:val="202536"/>
-                <w:sz w:val="18"/>
-              </w:rPr>
-              <w:t>外部文章、摘要、来源链接和自动关键词。</w:t>
+              <w:t>在外观设置中切换为 Obsidian 默认主题。</w:t>
             </w:r>
           </w:p>
         </w:tc>
       </w:tr>
     </w:tbl>
-    <w:p>
-      <w:pPr>
-        <w:spacing w:after="20"/>
-      </w:pPr>
-    </w:p>
+    <w:p/>
     <w:tbl>
       <w:tblPr>
-        <w:tblW w:type="dxa" w:w="9360"/>
+        <w:tblW w:type="auto" w:w="0"/>
         <w:jc w:val="left"/>
         <w:tblLayout w:type="fixed"/>
         <w:tblLook w:firstColumn="1" w:firstRow="1" w:lastColumn="0" w:lastRow="0" w:noHBand="0" w:noVBand="1" w:val="04A0"/>
-        <w:tblInd w:w="120" w:type="dxa"/>
       </w:tblPr>
       <w:tblGrid>
         <w:gridCol w:w="9360"/>
       </w:tblGrid>
       <w:tr>
-        <w:trPr>
-          <w:tblHeader w:val="true"/>
-        </w:trPr>
         <w:tc>
           <w:tcPr>
             <w:tcW w:type="dxa" w:w="9360"/>
-            <w:tcMar>
-              <w:top w:w="80" w:type="dxa"/>
-              <w:start w:w="120" w:type="dxa"/>
-              <w:bottom w:w="80" w:type="dxa"/>
-              <w:end w:w="120" w:type="dxa"/>
-            </w:tcMar>
-            <w:vAlign w:val="center"/>
-            <w:shd w:fill="EEF1FF"/>
-          </w:tcPr>
-          <w:p>
-            <w:pPr>
-              <w:spacing w:after="20"/>
-            </w:pPr>
-            <w:r>
-              <w:rPr>
-                <w:rFonts w:ascii="Arial Unicode MS" w:hAnsi="Arial Unicode MS" w:eastAsia="Arial Unicode MS" w:cs="Arial Unicode MS"/>
-                <w:b/>
-                <w:color w:val="302B73"/>
-                <w:sz w:val="19"/>
-              </w:rPr>
-              <w:t>保护规则：</w:t>
-            </w:r>
-            <w:r>
-              <w:rPr>
-                <w:rFonts w:ascii="Arial Unicode MS" w:hAnsi="Arial Unicode MS" w:eastAsia="Arial Unicode MS" w:cs="Arial Unicode MS"/>
-                <w:color w:val="202536"/>
-                <w:sz w:val="19"/>
-              </w:rPr>
-              <w:t>缺少映射时不会静默回退到硬编码目录；创建时必须明确选择实际保存位置。</w:t>
-            </w:r>
-          </w:p>
-        </w:tc>
-      </w:tr>
-    </w:tbl>
-    <w:p>
-      <w:pPr>
-        <w:spacing w:after="20"/>
-      </w:pPr>
-    </w:p>
-    <w:p>
-      <w:r>
-        <w:br w:type="page"/>
-      </w:r>
-    </w:p>
-    <w:p>
-      <w:pPr>
-        <w:spacing w:before="80" w:after="40"/>
-      </w:pPr>
-      <w:r>
-        <w:rPr>
-          <w:rFonts w:ascii="Arial Unicode MS" w:hAnsi="Arial Unicode MS" w:eastAsia="Arial Unicode MS" w:cs="Arial Unicode MS"/>
-          <w:b/>
-          <w:color w:val="31C6D4"/>
-          <w:sz w:val="22"/>
-        </w:rPr>
-        <w:t>04</w:t>
-      </w:r>
-    </w:p>
-    <w:p>
-      <w:pPr>
-        <w:pStyle w:val="Heading1"/>
-      </w:pPr>
-      <w:r>
-        <w:t>新增内容与知识采集</w:t>
-      </w:r>
-    </w:p>
-    <w:p>
-      <w:r>
-        <w:rPr>
-          <w:rFonts w:ascii="Arial Unicode MS" w:hAnsi="Arial Unicode MS" w:eastAsia="Arial Unicode MS" w:cs="Arial Unicode MS"/>
-          <w:color w:val="202536"/>
-        </w:rPr>
-        <w:t>内容会写入真实 Markdown 和 Properties，首个非空行作为标题，其余内容保留在正文。</w:t>
-      </w:r>
-    </w:p>
-    <w:p>
-      <w:pPr>
-        <w:numPr>
-          <w:ilvl w:val="0"/>
-          <w:numId w:val="11"/>
-        </w:numPr>
-        <w:spacing w:after="100" w:line="300" w:lineRule="auto"/>
-        <w:ind w:left="540" w:hanging="271"/>
-      </w:pPr>
-      <w:r>
-        <w:rPr>
-          <w:rFonts w:ascii="Arial Unicode MS" w:hAnsi="Arial Unicode MS" w:eastAsia="Arial Unicode MS" w:cs="Arial Unicode MS"/>
-          <w:color w:val="202536"/>
-        </w:rPr>
-        <w:t>点击“新增任务”，或从命令面板运行“新增今日任务”。</w:t>
-      </w:r>
-    </w:p>
-    <w:p>
-      <w:pPr>
-        <w:numPr>
-          <w:ilvl w:val="0"/>
-          <w:numId w:val="11"/>
-        </w:numPr>
-        <w:spacing w:after="100" w:line="300" w:lineRule="auto"/>
-        <w:ind w:left="540" w:hanging="271"/>
-      </w:pPr>
-      <w:r>
-        <w:rPr>
-          <w:rFonts w:ascii="Arial Unicode MS" w:hAnsi="Arial Unicode MS" w:eastAsia="Arial Unicode MS" w:cs="Arial Unicode MS"/>
-          <w:color w:val="202536"/>
-        </w:rPr>
-        <w:t>在宽版多行输入区输入标题和说明。</w:t>
-      </w:r>
-    </w:p>
-    <w:p>
-      <w:pPr>
-        <w:numPr>
-          <w:ilvl w:val="0"/>
-          <w:numId w:val="11"/>
-        </w:numPr>
-        <w:spacing w:after="100" w:line="300" w:lineRule="auto"/>
-        <w:ind w:left="540" w:hanging="271"/>
-      </w:pPr>
-      <w:r>
-        <w:rPr>
-          <w:rFonts w:ascii="Arial Unicode MS" w:hAnsi="Arial Unicode MS" w:eastAsia="Arial Unicode MS" w:cs="Arial Unicode MS"/>
-          <w:color w:val="202536"/>
-        </w:rPr>
-        <w:t>选择偶发灵感、工作任务、外部文章、主题知识、复盘或自定义记录。</w:t>
-      </w:r>
-    </w:p>
-    <w:p>
-      <w:pPr>
-        <w:numPr>
-          <w:ilvl w:val="0"/>
-          <w:numId w:val="11"/>
-        </w:numPr>
-        <w:spacing w:after="100" w:line="300" w:lineRule="auto"/>
-        <w:ind w:left="540" w:hanging="271"/>
-      </w:pPr>
-      <w:r>
-        <w:rPr>
-          <w:rFonts w:ascii="Arial Unicode MS" w:hAnsi="Arial Unicode MS" w:eastAsia="Arial Unicode MS" w:cs="Arial Unicode MS"/>
-          <w:color w:val="202536"/>
-        </w:rPr>
-        <w:t>选择保存目录；任务可设置时间并选择是否加入今日三件事。</w:t>
-      </w:r>
-    </w:p>
-    <w:p>
-      <w:pPr>
-        <w:numPr>
-          <w:ilvl w:val="0"/>
-          <w:numId w:val="11"/>
-        </w:numPr>
-        <w:spacing w:after="100" w:line="300" w:lineRule="auto"/>
-        <w:ind w:left="540" w:hanging="271"/>
-      </w:pPr>
-      <w:r>
-        <w:rPr>
-          <w:rFonts w:ascii="Arial Unicode MS" w:hAnsi="Arial Unicode MS" w:eastAsia="Arial Unicode MS" w:cs="Arial Unicode MS"/>
-          <w:color w:val="202536"/>
-        </w:rPr>
-        <w:t>提交后查看成功或失败提示，再在文件树中确认新笔记。</w:t>
-      </w:r>
-    </w:p>
-    <w:p>
-      <w:pPr>
-        <w:pStyle w:val="Heading2"/>
-      </w:pPr>
-      <w:r>
-        <w:t>4.1 表单反馈</w:t>
-      </w:r>
-    </w:p>
-    <w:p>
-      <w:pPr>
-        <w:pStyle w:val="ListBullet"/>
-        <w:spacing w:after="80" w:line="300" w:lineRule="auto"/>
-        <w:ind w:left="540" w:hanging="271"/>
-      </w:pPr>
-      <w:r>
-        <w:rPr>
-          <w:rFonts w:ascii="Arial Unicode MS" w:hAnsi="Arial Unicode MS" w:eastAsia="Arial Unicode MS" w:cs="Arial Unicode MS"/>
-          <w:color w:val="202536"/>
-        </w:rPr>
-        <w:t>内容为空时，“创建”按钮保持禁用。</w:t>
-      </w:r>
-    </w:p>
-    <w:p>
-      <w:pPr>
-        <w:pStyle w:val="ListBullet"/>
-        <w:spacing w:after="80" w:line="300" w:lineRule="auto"/>
-        <w:ind w:left="540" w:hanging="271"/>
-      </w:pPr>
-      <w:r>
-        <w:rPr>
-          <w:rFonts w:ascii="Arial Unicode MS" w:hAnsi="Arial Unicode MS" w:eastAsia="Arial Unicode MS" w:cs="Arial Unicode MS"/>
-          <w:color w:val="202536"/>
-        </w:rPr>
-        <w:t>目录不存在或时间格式错误时，弹窗内显示错误并将焦点移回问题字段。</w:t>
-      </w:r>
-    </w:p>
-    <w:p>
-      <w:pPr>
-        <w:pStyle w:val="ListBullet"/>
-        <w:spacing w:after="80" w:line="300" w:lineRule="auto"/>
-        <w:ind w:left="540" w:hanging="271"/>
-      </w:pPr>
-      <w:r>
-        <w:rPr>
-          <w:rFonts w:ascii="Arial Unicode MS" w:hAnsi="Arial Unicode MS" w:eastAsia="Arial Unicode MS" w:cs="Arial Unicode MS"/>
-          <w:color w:val="202536"/>
-        </w:rPr>
-        <w:t>任务已保存但日记未配置，或今日三件事已满时，插件会说明未加入原因。</w:t>
-      </w:r>
-    </w:p>
-    <w:p>
-      <w:r>
-        <w:br w:type="page"/>
-      </w:r>
-    </w:p>
-    <w:p>
-      <w:pPr>
-        <w:spacing w:before="80" w:after="40"/>
-      </w:pPr>
-      <w:r>
-        <w:rPr>
-          <w:rFonts w:ascii="Arial Unicode MS" w:hAnsi="Arial Unicode MS" w:eastAsia="Arial Unicode MS" w:cs="Arial Unicode MS"/>
-          <w:b/>
-          <w:color w:val="31C6D4"/>
-          <w:sz w:val="22"/>
-        </w:rPr>
-        <w:t>05</w:t>
-      </w:r>
-    </w:p>
-    <w:p>
-      <w:pPr>
-        <w:pStyle w:val="Heading1"/>
-      </w:pPr>
-      <w:r>
-        <w:t>今日三件事、项目与专注</w:t>
-      </w:r>
-    </w:p>
-    <w:p>
-      <w:r>
-        <w:rPr>
-          <w:rFonts w:ascii="Arial Unicode MS" w:hAnsi="Arial Unicode MS" w:eastAsia="Arial Unicode MS" w:cs="Arial Unicode MS"/>
-          <w:color w:val="202536"/>
-        </w:rPr>
-        <w:t>工作台把 Markdown 中的行动数据聚合为当日可执行的工作界面。</w:t>
-      </w:r>
-    </w:p>
-    <w:p>
-      <w:pPr>
-        <w:pStyle w:val="Heading2"/>
-      </w:pPr>
-      <w:r>
-        <w:t>5.1 今日三件事</w:t>
-      </w:r>
-    </w:p>
-    <w:p>
-      <w:pPr>
-        <w:pStyle w:val="ListBullet"/>
-        <w:spacing w:after="80" w:line="300" w:lineRule="auto"/>
-        <w:ind w:left="540" w:hanging="271"/>
-      </w:pPr>
-      <w:r>
-        <w:rPr>
-          <w:rFonts w:ascii="Arial Unicode MS" w:hAnsi="Arial Unicode MS" w:eastAsia="Arial Unicode MS" w:cs="Arial Unicode MS"/>
-          <w:color w:val="202536"/>
-        </w:rPr>
-        <w:t>数据位于当日日记 `## 今日三件事` 下的前三条原生任务。</w:t>
-      </w:r>
-    </w:p>
-    <w:p>
-      <w:pPr>
-        <w:pStyle w:val="ListBullet"/>
-        <w:spacing w:after="80" w:line="300" w:lineRule="auto"/>
-        <w:ind w:left="540" w:hanging="271"/>
-      </w:pPr>
-      <w:r>
-        <w:rPr>
-          <w:rFonts w:ascii="Arial Unicode MS" w:hAnsi="Arial Unicode MS" w:eastAsia="Arial Unicode MS" w:cs="Arial Unicode MS"/>
-          <w:color w:val="202536"/>
-        </w:rPr>
-        <w:t>勾选时会显示操作中状态，并禁止重复点击。</w:t>
-      </w:r>
-    </w:p>
-    <w:p>
-      <w:pPr>
-        <w:pStyle w:val="ListBullet"/>
-        <w:spacing w:after="80" w:line="300" w:lineRule="auto"/>
-        <w:ind w:left="540" w:hanging="271"/>
-      </w:pPr>
-      <w:r>
-        <w:rPr>
-          <w:rFonts w:ascii="Arial Unicode MS" w:hAnsi="Arial Unicode MS" w:eastAsia="Arial Unicode MS" w:cs="Arial Unicode MS"/>
-          <w:color w:val="202536"/>
-        </w:rPr>
-        <w:t>保存成功后即时更新；失败时恢复原状态并提示。</w:t>
-      </w:r>
-    </w:p>
-    <w:p>
-      <w:pPr>
-        <w:pStyle w:val="Heading2"/>
-      </w:pPr>
-      <w:r>
-        <w:t>5.2 进行中的项目</w:t>
-      </w:r>
-    </w:p>
-    <w:p>
-      <w:r>
-        <w:rPr>
-          <w:rFonts w:ascii="Arial Unicode MS" w:hAnsi="Arial Unicode MS" w:eastAsia="Arial Unicode MS" w:cs="Arial Unicode MS"/>
-          <w:color w:val="202536"/>
-        </w:rPr>
-        <w:t>项目笔记需要 Properties：`type: project` 与 `status: active`。进度 = 正文中已完成任务数 ÷ 全部任务数；没有任务时显示 0%。</w:t>
-      </w:r>
-    </w:p>
-    <w:p>
-      <w:pPr>
-        <w:numPr>
-          <w:ilvl w:val="0"/>
-          <w:numId w:val="12"/>
-        </w:numPr>
-        <w:spacing w:after="100" w:line="300" w:lineRule="auto"/>
-        <w:ind w:left="540" w:hanging="271"/>
-      </w:pPr>
-      <w:r>
-        <w:rPr>
-          <w:rFonts w:ascii="Arial Unicode MS" w:hAnsi="Arial Unicode MS" w:eastAsia="Arial Unicode MS" w:cs="Arial Unicode MS"/>
-          <w:color w:val="202536"/>
-        </w:rPr>
-        <w:t>点击“进行中的项目”卡片右上角的新增按钮。</w:t>
-      </w:r>
-    </w:p>
-    <w:p>
-      <w:pPr>
-        <w:numPr>
-          <w:ilvl w:val="0"/>
-          <w:numId w:val="12"/>
-        </w:numPr>
-        <w:spacing w:after="100" w:line="300" w:lineRule="auto"/>
-        <w:ind w:left="540" w:hanging="271"/>
-      </w:pPr>
-      <w:r>
-        <w:rPr>
-          <w:rFonts w:ascii="Arial Unicode MS" w:hAnsi="Arial Unicode MS" w:eastAsia="Arial Unicode MS" w:cs="Arial Unicode MS"/>
-          <w:color w:val="202536"/>
-        </w:rPr>
-        <w:t>首行填写项目名称，其余内容填写项目目标。</w:t>
-      </w:r>
-    </w:p>
-    <w:p>
-      <w:pPr>
-        <w:numPr>
-          <w:ilvl w:val="0"/>
-          <w:numId w:val="12"/>
-        </w:numPr>
-        <w:spacing w:after="100" w:line="300" w:lineRule="auto"/>
-        <w:ind w:left="540" w:hanging="271"/>
-      </w:pPr>
-      <w:r>
-        <w:rPr>
-          <w:rFonts w:ascii="Arial Unicode MS" w:hAnsi="Arial Unicode MS" w:eastAsia="Arial Unicode MS" w:cs="Arial Unicode MS"/>
-          <w:color w:val="202536"/>
-        </w:rPr>
-        <w:t>选择保存目录；若该类型尚未映射，可选择是否记住该目录。</w:t>
-      </w:r>
-    </w:p>
-    <w:p>
-      <w:pPr>
-        <w:numPr>
-          <w:ilvl w:val="0"/>
-          <w:numId w:val="12"/>
-        </w:numPr>
-        <w:spacing w:after="100" w:line="300" w:lineRule="auto"/>
-        <w:ind w:left="540" w:hanging="271"/>
-      </w:pPr>
-      <w:r>
-        <w:rPr>
-          <w:rFonts w:ascii="Arial Unicode MS" w:hAnsi="Arial Unicode MS" w:eastAsia="Arial Unicode MS" w:cs="Arial Unicode MS"/>
-          <w:color w:val="202536"/>
-        </w:rPr>
-        <w:t>点击“创建记录”，插件写入 `type: project`、`status: active` 的 Markdown 项目笔记并刷新项目列表。</w:t>
-      </w:r>
-    </w:p>
-    <w:p>
-      <w:pPr>
-        <w:pStyle w:val="Heading2"/>
-      </w:pPr>
-      <w:r>
-        <w:t>5.3 专注计时</w:t>
-      </w:r>
-    </w:p>
-    <w:p>
-      <w:pPr>
-        <w:numPr>
-          <w:ilvl w:val="0"/>
-          <w:numId w:val="13"/>
-        </w:numPr>
-        <w:spacing w:after="100" w:line="300" w:lineRule="auto"/>
-        <w:ind w:left="540" w:hanging="271"/>
-      </w:pPr>
-      <w:r>
-        <w:rPr>
-          <w:rFonts w:ascii="Arial Unicode MS" w:hAnsi="Arial Unicode MS" w:eastAsia="Arial Unicode MS" w:cs="Arial Unicode MS"/>
-          <w:color w:val="202536"/>
-        </w:rPr>
-        <w:t>选择 25 分钟或 50 分钟。</w:t>
-      </w:r>
-    </w:p>
-    <w:p>
-      <w:pPr>
-        <w:numPr>
-          <w:ilvl w:val="0"/>
-          <w:numId w:val="13"/>
-        </w:numPr>
-        <w:spacing w:after="100" w:line="300" w:lineRule="auto"/>
-        <w:ind w:left="540" w:hanging="271"/>
-      </w:pPr>
-      <w:r>
-        <w:rPr>
-          <w:rFonts w:ascii="Arial Unicode MS" w:hAnsi="Arial Unicode MS" w:eastAsia="Arial Unicode MS" w:cs="Arial Unicode MS"/>
-          <w:color w:val="202536"/>
-        </w:rPr>
-        <w:t>核对当前专注目标，点击“开始专注”。</w:t>
-      </w:r>
-    </w:p>
-    <w:p>
-      <w:pPr>
-        <w:numPr>
-          <w:ilvl w:val="0"/>
-          <w:numId w:val="13"/>
-        </w:numPr>
-        <w:spacing w:after="100" w:line="300" w:lineRule="auto"/>
-        <w:ind w:left="540" w:hanging="271"/>
-      </w:pPr>
-      <w:r>
-        <w:rPr>
-          <w:rFonts w:ascii="Arial Unicode MS" w:hAnsi="Arial Unicode MS" w:eastAsia="Arial Unicode MS" w:cs="Arial Unicode MS"/>
-          <w:color w:val="202536"/>
-        </w:rPr>
-        <w:t>在工作台查看剩余时间和当日累计。</w:t>
-      </w:r>
-    </w:p>
-    <w:p>
-      <w:pPr>
-        <w:numPr>
-          <w:ilvl w:val="0"/>
-          <w:numId w:val="13"/>
-        </w:numPr>
-        <w:spacing w:after="100" w:line="300" w:lineRule="auto"/>
-        <w:ind w:left="540" w:hanging="271"/>
-      </w:pPr>
-      <w:r>
-        <w:rPr>
-          <w:rFonts w:ascii="Arial Unicode MS" w:hAnsi="Arial Unicode MS" w:eastAsia="Arial Unicode MS" w:cs="Arial Unicode MS"/>
-          <w:color w:val="202536"/>
-        </w:rPr>
-        <w:t>重载或重启后，插件从 `data.json` 恢复会话状态。</w:t>
-      </w:r>
-    </w:p>
-    <w:p>
-      <w:r>
-        <w:br w:type="page"/>
-      </w:r>
-    </w:p>
-    <w:p>
-      <w:pPr>
-        <w:spacing w:before="80" w:after="40"/>
-      </w:pPr>
-      <w:r>
-        <w:rPr>
-          <w:rFonts w:ascii="Arial Unicode MS" w:hAnsi="Arial Unicode MS" w:eastAsia="Arial Unicode MS" w:cs="Arial Unicode MS"/>
-          <w:b/>
-          <w:color w:val="31C6D4"/>
-          <w:sz w:val="22"/>
-        </w:rPr>
-        <w:t>06</w:t>
-      </w:r>
-    </w:p>
-    <w:p>
-      <w:pPr>
-        <w:pStyle w:val="Heading1"/>
-      </w:pPr>
-      <w:r>
-        <w:t>日历、时间线、关联与标签</w:t>
-      </w:r>
-    </w:p>
-    <w:p>
-      <w:r>
-        <w:rPr>
-          <w:rFonts w:ascii="Arial Unicode MS" w:hAnsi="Arial Unicode MS" w:eastAsia="Arial Unicode MS" w:cs="Arial Unicode MS"/>
-          <w:color w:val="202536"/>
-        </w:rPr>
-        <w:t>右侧面板只读取 Obsidian 内部数据，不连接外部日历或网络服务。</w:t>
-      </w:r>
-    </w:p>
-    <w:tbl>
-      <w:tblPr>
-        <w:tblStyle w:val="TableGrid"/>
-        <w:tblW w:type="dxa" w:w="9360"/>
-        <w:tblLayout w:type="fixed"/>
-        <w:tblLook w:firstColumn="1" w:firstRow="1" w:lastColumn="0" w:lastRow="0" w:noHBand="0" w:noVBand="1" w:val="04A0"/>
-        <w:jc w:val="left"/>
-        <w:tblInd w:w="120" w:type="dxa"/>
-      </w:tblPr>
-      <w:tblGrid>
-        <w:gridCol w:w="2700"/>
-        <w:gridCol w:w="6660"/>
-      </w:tblGrid>
-      <w:tr>
-        <w:trPr>
-          <w:tblHeader w:val="true"/>
-        </w:trPr>
-        <w:tc>
-          <w:tcPr>
-            <w:tcW w:type="dxa" w:w="2700"/>
-            <w:tcMar>
-              <w:top w:w="80" w:type="dxa"/>
-              <w:start w:w="120" w:type="dxa"/>
-              <w:bottom w:w="80" w:type="dxa"/>
-              <w:end w:w="120" w:type="dxa"/>
-            </w:tcMar>
-            <w:vAlign w:val="center"/>
-            <w:shd w:fill="E8EEF5"/>
+            <w:shd w:fill="EEF2FF"/>
           </w:tcPr>
           <w:p>
             <w:r>
               <w:rPr>
                 <w:rFonts w:ascii="Arial Unicode MS" w:hAnsi="Arial Unicode MS" w:eastAsia="Arial Unicode MS" w:cs="Arial Unicode MS"/>
                 <w:b/>
-                <w:color w:val="302B73"/>
-                <w:sz w:val="19"/>
+                <w:color w:val="38318B"/>
+                <w:sz w:val="20"/>
               </w:rPr>
-              <w:t>项目</w:t>
+              <w:t>数据说明：</w:t>
             </w:r>
-          </w:p>
-        </w:tc>
-        <w:tc>
-          <w:tcPr>
-            <w:tcW w:type="dxa" w:w="6660"/>
-            <w:tcMar>
-              <w:top w:w="80" w:type="dxa"/>
-              <w:start w:w="120" w:type="dxa"/>
-              <w:bottom w:w="80" w:type="dxa"/>
-              <w:end w:w="120" w:type="dxa"/>
-            </w:tcMar>
-            <w:vAlign w:val="center"/>
-            <w:shd w:fill="E8EEF5"/>
-          </w:tcPr>
-          <w:p>
-            <w:r>
-              <w:rPr>
-                <w:rFonts w:ascii="Arial Unicode MS" w:hAnsi="Arial Unicode MS" w:eastAsia="Arial Unicode MS" w:cs="Arial Unicode MS"/>
-                <w:b/>
-                <w:color w:val="302B73"/>
-                <w:sz w:val="19"/>
-              </w:rPr>
-              <w:t>说明</w:t>
-            </w:r>
-          </w:p>
-        </w:tc>
-      </w:tr>
-      <w:tr>
-        <w:tc>
-          <w:tcPr>
-            <w:tcW w:type="dxa" w:w="2700"/>
-            <w:tcMar>
-              <w:top w:w="80" w:type="dxa"/>
-              <w:start w:w="120" w:type="dxa"/>
-              <w:bottom w:w="80" w:type="dxa"/>
-              <w:end w:w="120" w:type="dxa"/>
-            </w:tcMar>
-            <w:vAlign w:val="center"/>
-          </w:tcPr>
-          <w:p>
-            <w:pPr>
-              <w:spacing w:after="0"/>
-            </w:pPr>
-            <w:r>
-              <w:rPr>
-                <w:rFonts w:ascii="Arial Unicode MS" w:hAnsi="Arial Unicode MS" w:eastAsia="Arial Unicode MS" w:cs="Arial Unicode MS"/>
-                <w:b/>
-                <w:color w:val="202536"/>
-                <w:sz w:val="18"/>
-              </w:rPr>
-              <w:t>日历</w:t>
-            </w:r>
-          </w:p>
-        </w:tc>
-        <w:tc>
-          <w:tcPr>
-            <w:tcW w:type="dxa" w:w="6660"/>
-            <w:tcMar>
-              <w:top w:w="80" w:type="dxa"/>
-              <w:start w:w="120" w:type="dxa"/>
-              <w:bottom w:w="80" w:type="dxa"/>
-              <w:end w:w="120" w:type="dxa"/>
-            </w:tcMar>
-            <w:vAlign w:val="center"/>
-          </w:tcPr>
-          <w:p>
-            <w:pPr>
-              <w:spacing w:after="0"/>
-            </w:pPr>
             <w:r>
               <w:rPr>
                 <w:rFonts w:ascii="Arial Unicode MS" w:hAnsi="Arial Unicode MS" w:eastAsia="Arial Unicode MS" w:cs="Arial Unicode MS"/>
                 <w:b w:val="0"/>
-                <w:color w:val="202536"/>
-                <w:sz w:val="18"/>
+                <w:color w:val="172033"/>
+                <w:sz w:val="20"/>
               </w:rPr>
-              <w:t>按 macOS 月历的周日到周六顺序显示完整六周、今天、选中日期以及有无日记状态。</w:t>
-            </w:r>
-          </w:p>
-        </w:tc>
-      </w:tr>
-      <w:tr>
-        <w:tc>
-          <w:tcPr>
-            <w:tcW w:type="dxa" w:w="2700"/>
-            <w:tcMar>
-              <w:top w:w="80" w:type="dxa"/>
-              <w:start w:w="120" w:type="dxa"/>
-              <w:bottom w:w="80" w:type="dxa"/>
-              <w:end w:w="120" w:type="dxa"/>
-            </w:tcMar>
-            <w:vAlign w:val="center"/>
-          </w:tcPr>
-          <w:p>
-            <w:pPr>
-              <w:spacing w:after="0"/>
-            </w:pPr>
-            <w:r>
-              <w:rPr>
-                <w:rFonts w:ascii="Arial Unicode MS" w:hAnsi="Arial Unicode MS" w:eastAsia="Arial Unicode MS" w:cs="Arial Unicode MS"/>
-                <w:b/>
-                <w:color w:val="202536"/>
-                <w:sz w:val="18"/>
-              </w:rPr>
-              <w:t>时间线</w:t>
-            </w:r>
-          </w:p>
-        </w:tc>
-        <w:tc>
-          <w:tcPr>
-            <w:tcW w:type="dxa" w:w="6660"/>
-            <w:tcMar>
-              <w:top w:w="80" w:type="dxa"/>
-              <w:start w:w="120" w:type="dxa"/>
-              <w:bottom w:w="80" w:type="dxa"/>
-              <w:end w:w="120" w:type="dxa"/>
-            </w:tcMar>
-            <w:vAlign w:val="center"/>
-          </w:tcPr>
-          <w:p>
-            <w:pPr>
-              <w:spacing w:after="0"/>
-            </w:pPr>
-            <w:r>
-              <w:rPr>
-                <w:rFonts w:ascii="Arial Unicode MS" w:hAnsi="Arial Unicode MS" w:eastAsia="Arial Unicode MS" w:cs="Arial Unicode MS"/>
-                <w:b w:val="0"/>
-                <w:color w:val="202536"/>
-                <w:sz w:val="18"/>
-              </w:rPr>
-              <w:t>解析当日日记中带 `HH:mm` 的任务或列表项。</w:t>
-            </w:r>
-          </w:p>
-        </w:tc>
-      </w:tr>
-      <w:tr>
-        <w:tc>
-          <w:tcPr>
-            <w:tcW w:type="dxa" w:w="2700"/>
-            <w:tcMar>
-              <w:top w:w="80" w:type="dxa"/>
-              <w:start w:w="120" w:type="dxa"/>
-              <w:bottom w:w="80" w:type="dxa"/>
-              <w:end w:w="120" w:type="dxa"/>
-            </w:tcMar>
-            <w:vAlign w:val="center"/>
-          </w:tcPr>
-          <w:p>
-            <w:pPr>
-              <w:spacing w:after="0"/>
-            </w:pPr>
-            <w:r>
-              <w:rPr>
-                <w:rFonts w:ascii="Arial Unicode MS" w:hAnsi="Arial Unicode MS" w:eastAsia="Arial Unicode MS" w:cs="Arial Unicode MS"/>
-                <w:b/>
-                <w:color w:val="202536"/>
-                <w:sz w:val="18"/>
-              </w:rPr>
-              <w:t>关联笔记</w:t>
-            </w:r>
-          </w:p>
-        </w:tc>
-        <w:tc>
-          <w:tcPr>
-            <w:tcW w:type="dxa" w:w="6660"/>
-            <w:tcMar>
-              <w:top w:w="80" w:type="dxa"/>
-              <w:start w:w="120" w:type="dxa"/>
-              <w:bottom w:w="80" w:type="dxa"/>
-              <w:end w:w="120" w:type="dxa"/>
-            </w:tcMar>
-            <w:vAlign w:val="center"/>
-          </w:tcPr>
-          <w:p>
-            <w:pPr>
-              <w:spacing w:after="0"/>
-            </w:pPr>
-            <w:r>
-              <w:rPr>
-                <w:rFonts w:ascii="Arial Unicode MS" w:hAnsi="Arial Unicode MS" w:eastAsia="Arial Unicode MS" w:cs="Arial Unicode MS"/>
-                <w:b w:val="0"/>
-                <w:color w:val="202536"/>
-                <w:sz w:val="18"/>
-              </w:rPr>
-              <w:t>结合当前笔记的入链、出链、入口特征和更新时间生成关联图。</w:t>
-            </w:r>
-          </w:p>
-        </w:tc>
-      </w:tr>
-      <w:tr>
-        <w:tc>
-          <w:tcPr>
-            <w:tcW w:type="dxa" w:w="2700"/>
-            <w:tcMar>
-              <w:top w:w="80" w:type="dxa"/>
-              <w:start w:w="120" w:type="dxa"/>
-              <w:bottom w:w="80" w:type="dxa"/>
-              <w:end w:w="120" w:type="dxa"/>
-            </w:tcMar>
-            <w:vAlign w:val="center"/>
-          </w:tcPr>
-          <w:p>
-            <w:pPr>
-              <w:spacing w:after="0"/>
-            </w:pPr>
-            <w:r>
-              <w:rPr>
-                <w:rFonts w:ascii="Arial Unicode MS" w:hAnsi="Arial Unicode MS" w:eastAsia="Arial Unicode MS" w:cs="Arial Unicode MS"/>
-                <w:b/>
-                <w:color w:val="202536"/>
-                <w:sz w:val="18"/>
-              </w:rPr>
-              <w:t>标签</w:t>
-            </w:r>
-          </w:p>
-        </w:tc>
-        <w:tc>
-          <w:tcPr>
-            <w:tcW w:type="dxa" w:w="6660"/>
-            <w:tcMar>
-              <w:top w:w="80" w:type="dxa"/>
-              <w:start w:w="120" w:type="dxa"/>
-              <w:bottom w:w="80" w:type="dxa"/>
-              <w:end w:w="120" w:type="dxa"/>
-            </w:tcMar>
-            <w:vAlign w:val="center"/>
-          </w:tcPr>
-          <w:p>
-            <w:pPr>
-              <w:spacing w:after="0"/>
-            </w:pPr>
-            <w:r>
-              <w:rPr>
-                <w:rFonts w:ascii="Arial Unicode MS" w:hAnsi="Arial Unicode MS" w:eastAsia="Arial Unicode MS" w:cs="Arial Unicode MS"/>
-                <w:b w:val="0"/>
-                <w:color w:val="202536"/>
-                <w:sz w:val="18"/>
-              </w:rPr>
-              <w:t>显示真实标签使用次数和来源目录，点击后进入相关内容。</w:t>
+              <w:t>停用或删除主题只改变外观，不会删除笔记、附件、标签或 Properties。</w:t>
             </w:r>
           </w:p>
         </w:tc>
       </w:tr>
     </w:tbl>
-    <w:p>
-      <w:pPr>
-        <w:spacing w:after="20"/>
-      </w:pPr>
-    </w:p>
-    <w:tbl>
-      <w:tblPr>
-        <w:tblW w:type="dxa" w:w="9360"/>
-        <w:jc w:val="left"/>
-        <w:tblLayout w:type="fixed"/>
-        <w:tblLook w:firstColumn="1" w:firstRow="1" w:lastColumn="0" w:lastRow="0" w:noHBand="0" w:noVBand="1" w:val="04A0"/>
-        <w:tblInd w:w="120" w:type="dxa"/>
-      </w:tblPr>
-      <w:tblGrid>
-        <w:gridCol w:w="9360"/>
-      </w:tblGrid>
-      <w:tr>
-        <w:trPr>
-          <w:tblHeader w:val="true"/>
-        </w:trPr>
-        <w:tc>
-          <w:tcPr>
-            <w:tcW w:type="dxa" w:w="9360"/>
-            <w:tcMar>
-              <w:top w:w="80" w:type="dxa"/>
-              <w:start w:w="120" w:type="dxa"/>
-              <w:bottom w:w="80" w:type="dxa"/>
-              <w:end w:w="120" w:type="dxa"/>
-            </w:tcMar>
-            <w:vAlign w:val="center"/>
-            <w:shd w:fill="EEF1FF"/>
-          </w:tcPr>
-          <w:p>
-            <w:pPr>
-              <w:spacing w:after="20"/>
-            </w:pPr>
-            <w:r>
-              <w:rPr>
-                <w:rFonts w:ascii="Arial Unicode MS" w:hAnsi="Arial Unicode MS" w:eastAsia="Arial Unicode MS" w:cs="Arial Unicode MS"/>
-                <w:b/>
-                <w:color w:val="302B73"/>
-                <w:sz w:val="19"/>
-              </w:rPr>
-              <w:t>防误写：</w:t>
-            </w:r>
-            <w:r>
-              <w:rPr>
-                <w:rFonts w:ascii="Arial Unicode MS" w:hAnsi="Arial Unicode MS" w:eastAsia="Arial Unicode MS" w:cs="Arial Unicode MS"/>
-                <w:color w:val="202536"/>
-                <w:sz w:val="19"/>
-              </w:rPr>
-              <w:t>点击已有日记的日期会直接打开；点击无日记的日期必须先确认，不会因浏览静默创建 Markdown。</w:t>
-            </w:r>
-          </w:p>
-        </w:tc>
-      </w:tr>
-    </w:tbl>
-    <w:p>
-      <w:pPr>
-        <w:spacing w:after="20"/>
-      </w:pPr>
-    </w:p>
-    <w:p>
-      <w:r>
-        <w:br w:type="page"/>
-      </w:r>
-    </w:p>
-    <w:p>
-      <w:pPr>
-        <w:spacing w:before="80" w:after="40"/>
-      </w:pPr>
-      <w:r>
-        <w:rPr>
-          <w:rFonts w:ascii="Arial Unicode MS" w:hAnsi="Arial Unicode MS" w:eastAsia="Arial Unicode MS" w:cs="Arial Unicode MS"/>
-          <w:b/>
-          <w:color w:val="31C6D4"/>
-          <w:sz w:val="22"/>
-        </w:rPr>
-        <w:t>07</w:t>
-      </w:r>
-    </w:p>
-    <w:p>
-      <w:pPr>
-        <w:pStyle w:val="Heading1"/>
-      </w:pPr>
-      <w:r>
-        <w:t>窄屏与移动布局</w:t>
-      </w:r>
-    </w:p>
-    <w:p>
-      <w:r>
-        <w:rPr>
-          <w:rFonts w:ascii="Arial Unicode MS" w:hAnsi="Arial Unicode MS" w:eastAsia="Arial Unicode MS" w:cs="Arial Unicode MS"/>
-          <w:color w:val="202536"/>
-        </w:rPr>
-        <w:t>当中央工作台容器小于 520px 时，布局自动切换为标签式单列。</w:t>
-      </w:r>
-    </w:p>
-    <w:p>
-      <w:pPr>
-        <w:keepNext/>
-        <w:jc w:val="center"/>
-      </w:pPr>
-      <w:r>
-        <w:drawing>
-          <wp:inline xmlns:a="http://schemas.openxmlformats.org/drawingml/2006/main" xmlns:pic="http://schemas.openxmlformats.org/drawingml/2006/picture">
-            <wp:extent cx="5029200" cy="5199459"/>
-            <wp:docPr id="2" name="Picture 2" descr="图 2  桌面窄容器模拟：四标签与单列工作台" title="桌面窄容器模拟：四标签与单列工作台"/>
-            <wp:cNvGraphicFramePr>
-              <a:graphicFrameLocks noChangeAspect="1"/>
-            </wp:cNvGraphicFramePr>
-            <a:graphic>
-              <a:graphicData uri="http://schemas.openxmlformats.org/drawingml/2006/picture">
-                <pic:pic>
-                  <pic:nvPicPr>
-                    <pic:cNvPr id="0" name="04-narrow-workbench-fixed.png"/>
-                    <pic:cNvPicPr/>
-                  </pic:nvPicPr>
-                  <pic:blipFill>
-                    <a:blip r:embed="rId12"/>
-                    <a:stretch>
-                      <a:fillRect/>
-                    </a:stretch>
-                  </pic:blipFill>
-                  <pic:spPr>
-                    <a:xfrm>
-                      <a:off x="0" y="0"/>
-                      <a:ext cx="5029200" cy="5199459"/>
-                    </a:xfrm>
-                    <a:prstGeom prst="rect"/>
-                  </pic:spPr>
-                </pic:pic>
-              </a:graphicData>
-            </a:graphic>
-          </wp:inline>
-        </w:drawing>
-      </w:r>
-    </w:p>
-    <w:p>
-      <w:pPr>
-        <w:spacing w:before="40" w:after="160"/>
-        <w:jc w:val="center"/>
-      </w:pPr>
-      <w:r>
-        <w:rPr>
-          <w:rFonts w:ascii="Arial Unicode MS" w:hAnsi="Arial Unicode MS" w:eastAsia="Arial Unicode MS" w:cs="Arial Unicode MS"/>
-          <w:i/>
-          <w:color w:val="667085"/>
-          <w:sz w:val="17"/>
-        </w:rPr>
-        <w:t>图 2  桌面窄容器模拟：四标签与单列工作台</w:t>
-      </w:r>
-    </w:p>
-    <w:p>
-      <w:pPr>
-        <w:pStyle w:val="ListBullet"/>
-        <w:spacing w:after="80" w:line="300" w:lineRule="auto"/>
-        <w:ind w:left="540" w:hanging="271"/>
-      </w:pPr>
-      <w:r>
-        <w:rPr>
-          <w:rFonts w:ascii="Arial Unicode MS" w:hAnsi="Arial Unicode MS" w:eastAsia="Arial Unicode MS" w:cs="Arial Unicode MS"/>
-          <w:color w:val="202536"/>
-        </w:rPr>
-        <w:t>顶部提供“星图 / 工作台 / 日历 / 关联”四个标签。</w:t>
-      </w:r>
-    </w:p>
-    <w:p>
-      <w:pPr>
-        <w:pStyle w:val="ListBullet"/>
-        <w:spacing w:after="80" w:line="300" w:lineRule="auto"/>
-        <w:ind w:left="540" w:hanging="271"/>
-      </w:pPr>
-      <w:r>
-        <w:rPr>
-          <w:rFonts w:ascii="Arial Unicode MS" w:hAnsi="Arial Unicode MS" w:eastAsia="Arial Unicode MS" w:cs="Arial Unicode MS"/>
-          <w:color w:val="202536"/>
-        </w:rPr>
-        <w:t>标签支持点击、Tab、左右方向键、Home 和 End。</w:t>
-      </w:r>
-    </w:p>
-    <w:p>
-      <w:pPr>
-        <w:pStyle w:val="ListBullet"/>
-        <w:spacing w:after="80" w:line="300" w:lineRule="auto"/>
-        <w:ind w:left="540" w:hanging="271"/>
-      </w:pPr>
-      <w:r>
-        <w:rPr>
-          <w:rFonts w:ascii="Arial Unicode MS" w:hAnsi="Arial Unicode MS" w:eastAsia="Arial Unicode MS" w:cs="Arial Unicode MS"/>
-          <w:color w:val="202536"/>
-        </w:rPr>
-        <w:t>极窄状态可点击“收起侧栏”；操作后使用左上角常驻“恢复侧栏”还原。</w:t>
-      </w:r>
-    </w:p>
-    <w:p>
-      <w:pPr>
-        <w:pStyle w:val="ListBullet"/>
-        <w:spacing w:after="80" w:line="300" w:lineRule="auto"/>
-        <w:ind w:left="540" w:hanging="271"/>
-      </w:pPr>
-      <w:r>
-        <w:rPr>
-          <w:rFonts w:ascii="Arial Unicode MS" w:hAnsi="Arial Unicode MS" w:eastAsia="Arial Unicode MS" w:cs="Arial Unicode MS"/>
-          <w:color w:val="202536"/>
-        </w:rPr>
-        <w:t>星图外围节点会限制在容器边界内，长目录名自动省略。</w:t>
-      </w:r>
-    </w:p>
-    <w:tbl>
-      <w:tblPr>
-        <w:tblW w:type="dxa" w:w="9360"/>
-        <w:jc w:val="left"/>
-        <w:tblLayout w:type="fixed"/>
-        <w:tblLook w:firstColumn="1" w:firstRow="1" w:lastColumn="0" w:lastRow="0" w:noHBand="0" w:noVBand="1" w:val="04A0"/>
-        <w:tblInd w:w="120" w:type="dxa"/>
-      </w:tblPr>
-      <w:tblGrid>
-        <w:gridCol w:w="9360"/>
-      </w:tblGrid>
-      <w:tr>
-        <w:trPr>
-          <w:tblHeader w:val="true"/>
-        </w:trPr>
-        <w:tc>
-          <w:tcPr>
-            <w:tcW w:type="dxa" w:w="9360"/>
-            <w:tcMar>
-              <w:top w:w="80" w:type="dxa"/>
-              <w:start w:w="120" w:type="dxa"/>
-              <w:bottom w:w="80" w:type="dxa"/>
-              <w:end w:w="120" w:type="dxa"/>
-            </w:tcMar>
-            <w:vAlign w:val="center"/>
-            <w:shd w:fill="FFF2F0"/>
-          </w:tcPr>
-          <w:p>
-            <w:pPr>
-              <w:spacing w:after="20"/>
-            </w:pPr>
-            <w:r>
-              <w:rPr>
-                <w:rFonts w:ascii="Arial Unicode MS" w:hAnsi="Arial Unicode MS" w:eastAsia="Arial Unicode MS" w:cs="Arial Unicode MS"/>
-                <w:b/>
-                <w:color w:val="B42318"/>
-                <w:sz w:val="19"/>
-              </w:rPr>
-              <w:t>未验证项：</w:t>
-            </w:r>
-            <w:r>
-              <w:rPr>
-                <w:rFonts w:ascii="Arial Unicode MS" w:hAnsi="Arial Unicode MS" w:eastAsia="Arial Unicode MS" w:cs="Arial Unicode MS"/>
-                <w:color w:val="202536"/>
-                <w:sz w:val="19"/>
-              </w:rPr>
-              <w:t>3.2.0 只完成移动代码适配、窄容器模拟和自动断言；未在真实手机 Obsidian 执行触控回归。</w:t>
-            </w:r>
-          </w:p>
-        </w:tc>
-      </w:tr>
-    </w:tbl>
-    <w:p>
-      <w:r>
-        <w:br w:type="page"/>
-      </w:r>
-    </w:p>
-    <w:p>
-      <w:pPr>
-        <w:spacing w:before="80" w:after="40"/>
-      </w:pPr>
-      <w:r>
-        <w:rPr>
-          <w:rFonts w:ascii="Arial Unicode MS" w:hAnsi="Arial Unicode MS" w:eastAsia="Arial Unicode MS" w:cs="Arial Unicode MS"/>
-          <w:b/>
-          <w:color w:val="31C6D4"/>
-          <w:sz w:val="22"/>
-        </w:rPr>
-        <w:t>08</w:t>
-      </w:r>
-    </w:p>
-    <w:p>
-      <w:pPr>
-        <w:pStyle w:val="Heading1"/>
-      </w:pPr>
-      <w:r>
-        <w:t>数据、备份与隐私</w:t>
-      </w:r>
-    </w:p>
-    <w:p>
-      <w:r>
-        <w:rPr>
-          <w:rFonts w:ascii="Arial Unicode MS" w:hAnsi="Arial Unicode MS" w:eastAsia="Arial Unicode MS" w:cs="Arial Unicode MS"/>
-          <w:color w:val="202536"/>
-        </w:rPr>
-        <w:t>工作台把业务内容保存为 Markdown，仅把设置和运行状态保存在插件 `data.json`。</w:t>
-      </w:r>
-    </w:p>
-    <w:tbl>
-      <w:tblPr>
-        <w:tblStyle w:val="TableGrid"/>
-        <w:tblW w:type="dxa" w:w="9360"/>
-        <w:tblLayout w:type="fixed"/>
-        <w:tblLook w:firstColumn="1" w:firstRow="1" w:lastColumn="0" w:lastRow="0" w:noHBand="0" w:noVBand="1" w:val="04A0"/>
-        <w:jc w:val="left"/>
-        <w:tblInd w:w="120" w:type="dxa"/>
-      </w:tblPr>
-      <w:tblGrid>
-        <w:gridCol w:w="2700"/>
-        <w:gridCol w:w="6660"/>
-      </w:tblGrid>
-      <w:tr>
-        <w:trPr>
-          <w:tblHeader w:val="true"/>
-        </w:trPr>
-        <w:tc>
-          <w:tcPr>
-            <w:tcW w:type="dxa" w:w="2700"/>
-            <w:tcMar>
-              <w:top w:w="80" w:type="dxa"/>
-              <w:start w:w="120" w:type="dxa"/>
-              <w:bottom w:w="80" w:type="dxa"/>
-              <w:end w:w="120" w:type="dxa"/>
-            </w:tcMar>
-            <w:vAlign w:val="center"/>
-            <w:shd w:fill="E8EEF5"/>
-          </w:tcPr>
-          <w:p>
-            <w:r>
-              <w:rPr>
-                <w:rFonts w:ascii="Arial Unicode MS" w:hAnsi="Arial Unicode MS" w:eastAsia="Arial Unicode MS" w:cs="Arial Unicode MS"/>
-                <w:b/>
-                <w:color w:val="302B73"/>
-                <w:sz w:val="19"/>
-              </w:rPr>
-              <w:t>项目</w:t>
-            </w:r>
-          </w:p>
-        </w:tc>
-        <w:tc>
-          <w:tcPr>
-            <w:tcW w:type="dxa" w:w="6660"/>
-            <w:tcMar>
-              <w:top w:w="80" w:type="dxa"/>
-              <w:start w:w="120" w:type="dxa"/>
-              <w:bottom w:w="80" w:type="dxa"/>
-              <w:end w:w="120" w:type="dxa"/>
-            </w:tcMar>
-            <w:vAlign w:val="center"/>
-            <w:shd w:fill="E8EEF5"/>
-          </w:tcPr>
-          <w:p>
-            <w:r>
-              <w:rPr>
-                <w:rFonts w:ascii="Arial Unicode MS" w:hAnsi="Arial Unicode MS" w:eastAsia="Arial Unicode MS" w:cs="Arial Unicode MS"/>
-                <w:b/>
-                <w:color w:val="302B73"/>
-                <w:sz w:val="19"/>
-              </w:rPr>
-              <w:t>说明</w:t>
-            </w:r>
-          </w:p>
-        </w:tc>
-      </w:tr>
-      <w:tr>
-        <w:tc>
-          <w:tcPr>
-            <w:tcW w:type="dxa" w:w="2700"/>
-            <w:tcMar>
-              <w:top w:w="80" w:type="dxa"/>
-              <w:start w:w="120" w:type="dxa"/>
-              <w:bottom w:w="80" w:type="dxa"/>
-              <w:end w:w="120" w:type="dxa"/>
-            </w:tcMar>
-            <w:vAlign w:val="center"/>
-          </w:tcPr>
-          <w:p>
-            <w:pPr>
-              <w:spacing w:after="0"/>
-            </w:pPr>
-            <w:r>
-              <w:rPr>
-                <w:rFonts w:ascii="Arial Unicode MS" w:hAnsi="Arial Unicode MS" w:eastAsia="Arial Unicode MS" w:cs="Arial Unicode MS"/>
-                <w:b/>
-                <w:color w:val="202536"/>
-                <w:sz w:val="18"/>
-              </w:rPr>
-              <w:t>Markdown/Properties</w:t>
-            </w:r>
-          </w:p>
-        </w:tc>
-        <w:tc>
-          <w:tcPr>
-            <w:tcW w:type="dxa" w:w="6660"/>
-            <w:tcMar>
-              <w:top w:w="80" w:type="dxa"/>
-              <w:start w:w="120" w:type="dxa"/>
-              <w:bottom w:w="80" w:type="dxa"/>
-              <w:end w:w="120" w:type="dxa"/>
-            </w:tcMar>
-            <w:vAlign w:val="center"/>
-          </w:tcPr>
-          <w:p>
-            <w:pPr>
-              <w:spacing w:after="0"/>
-            </w:pPr>
-            <w:r>
-              <w:rPr>
-                <w:rFonts w:ascii="Arial Unicode MS" w:hAnsi="Arial Unicode MS" w:eastAsia="Arial Unicode MS" w:cs="Arial Unicode MS"/>
-                <w:b w:val="0"/>
-                <w:color w:val="202536"/>
-                <w:sz w:val="18"/>
-              </w:rPr>
-              <w:t>任务、项目、日记、复盘、灵感、文章和主题知识。</w:t>
-            </w:r>
-          </w:p>
-        </w:tc>
-      </w:tr>
-      <w:tr>
-        <w:tc>
-          <w:tcPr>
-            <w:tcW w:type="dxa" w:w="2700"/>
-            <w:tcMar>
-              <w:top w:w="80" w:type="dxa"/>
-              <w:start w:w="120" w:type="dxa"/>
-              <w:bottom w:w="80" w:type="dxa"/>
-              <w:end w:w="120" w:type="dxa"/>
-            </w:tcMar>
-            <w:vAlign w:val="center"/>
-          </w:tcPr>
-          <w:p>
-            <w:pPr>
-              <w:spacing w:after="0"/>
-            </w:pPr>
-            <w:r>
-              <w:rPr>
-                <w:rFonts w:ascii="Arial Unicode MS" w:hAnsi="Arial Unicode MS" w:eastAsia="Arial Unicode MS" w:cs="Arial Unicode MS"/>
-                <w:b/>
-                <w:color w:val="202536"/>
-                <w:sz w:val="18"/>
-              </w:rPr>
-              <w:t>`data.json`</w:t>
-            </w:r>
-          </w:p>
-        </w:tc>
-        <w:tc>
-          <w:tcPr>
-            <w:tcW w:type="dxa" w:w="6660"/>
-            <w:tcMar>
-              <w:top w:w="80" w:type="dxa"/>
-              <w:start w:w="120" w:type="dxa"/>
-              <w:bottom w:w="80" w:type="dxa"/>
-              <w:end w:w="120" w:type="dxa"/>
-            </w:tcMar>
-            <w:vAlign w:val="center"/>
-          </w:tcPr>
-          <w:p>
-            <w:pPr>
-              <w:spacing w:after="0"/>
-            </w:pPr>
-            <w:r>
-              <w:rPr>
-                <w:rFonts w:ascii="Arial Unicode MS" w:hAnsi="Arial Unicode MS" w:eastAsia="Arial Unicode MS" w:cs="Arial Unicode MS"/>
-                <w:b w:val="0"/>
-                <w:color w:val="202536"/>
-                <w:sz w:val="18"/>
-              </w:rPr>
-              <w:t>内容映射、日记/复盘路径、当前专注会话、当日专注累计和侧栏恢复状态。</w:t>
-            </w:r>
-          </w:p>
-        </w:tc>
-      </w:tr>
-      <w:tr>
-        <w:tc>
-          <w:tcPr>
-            <w:tcW w:type="dxa" w:w="2700"/>
-            <w:tcMar>
-              <w:top w:w="80" w:type="dxa"/>
-              <w:start w:w="120" w:type="dxa"/>
-              <w:bottom w:w="80" w:type="dxa"/>
-              <w:end w:w="120" w:type="dxa"/>
-            </w:tcMar>
-            <w:vAlign w:val="center"/>
-          </w:tcPr>
-          <w:p>
-            <w:pPr>
-              <w:spacing w:after="0"/>
-            </w:pPr>
-            <w:r>
-              <w:rPr>
-                <w:rFonts w:ascii="Arial Unicode MS" w:hAnsi="Arial Unicode MS" w:eastAsia="Arial Unicode MS" w:cs="Arial Unicode MS"/>
-                <w:b/>
-                <w:color w:val="202536"/>
-                <w:sz w:val="18"/>
-              </w:rPr>
-              <w:t>`workspace.json`</w:t>
-            </w:r>
-          </w:p>
-        </w:tc>
-        <w:tc>
-          <w:tcPr>
-            <w:tcW w:type="dxa" w:w="6660"/>
-            <w:tcMar>
-              <w:top w:w="80" w:type="dxa"/>
-              <w:start w:w="120" w:type="dxa"/>
-              <w:bottom w:w="80" w:type="dxa"/>
-              <w:end w:w="120" w:type="dxa"/>
-            </w:tcMar>
-            <w:vAlign w:val="center"/>
-          </w:tcPr>
-          <w:p>
-            <w:pPr>
-              <w:spacing w:after="0"/>
-            </w:pPr>
-            <w:r>
-              <w:rPr>
-                <w:rFonts w:ascii="Arial Unicode MS" w:hAnsi="Arial Unicode MS" w:eastAsia="Arial Unicode MS" w:cs="Arial Unicode MS"/>
-                <w:b w:val="0"/>
-                <w:color w:val="202536"/>
-                <w:sz w:val="18"/>
-              </w:rPr>
-              <w:t>Obsidian 的桌面分栏与打开视图状态。</w:t>
-            </w:r>
-          </w:p>
-        </w:tc>
-      </w:tr>
-      <w:tr>
-        <w:tc>
-          <w:tcPr>
-            <w:tcW w:type="dxa" w:w="2700"/>
-            <w:tcMar>
-              <w:top w:w="80" w:type="dxa"/>
-              <w:start w:w="120" w:type="dxa"/>
-              <w:bottom w:w="80" w:type="dxa"/>
-              <w:end w:w="120" w:type="dxa"/>
-            </w:tcMar>
-            <w:vAlign w:val="center"/>
-          </w:tcPr>
-          <w:p>
-            <w:pPr>
-              <w:spacing w:after="0"/>
-            </w:pPr>
-            <w:r>
-              <w:rPr>
-                <w:rFonts w:ascii="Arial Unicode MS" w:hAnsi="Arial Unicode MS" w:eastAsia="Arial Unicode MS" w:cs="Arial Unicode MS"/>
-                <w:b/>
-                <w:color w:val="202536"/>
-                <w:sz w:val="18"/>
-              </w:rPr>
-              <w:t>主题/插件目录</w:t>
-            </w:r>
-          </w:p>
-        </w:tc>
-        <w:tc>
-          <w:tcPr>
-            <w:tcW w:type="dxa" w:w="6660"/>
-            <w:tcMar>
-              <w:top w:w="80" w:type="dxa"/>
-              <w:start w:w="120" w:type="dxa"/>
-              <w:bottom w:w="80" w:type="dxa"/>
-              <w:end w:w="120" w:type="dxa"/>
-            </w:tcMar>
-            <w:vAlign w:val="center"/>
-          </w:tcPr>
-          <w:p>
-            <w:pPr>
-              <w:spacing w:after="0"/>
-            </w:pPr>
-            <w:r>
-              <w:rPr>
-                <w:rFonts w:ascii="Arial Unicode MS" w:hAnsi="Arial Unicode MS" w:eastAsia="Arial Unicode MS" w:cs="Arial Unicode MS"/>
-                <w:b w:val="0"/>
-                <w:color w:val="202536"/>
-                <w:sz w:val="18"/>
-              </w:rPr>
-              <w:t>可执行文件、样式和图像资产，升级前建议保留当前可运行副本。</w:t>
-            </w:r>
-          </w:p>
-        </w:tc>
-      </w:tr>
-    </w:tbl>
-    <w:p>
-      <w:pPr>
-        <w:spacing w:after="20"/>
-      </w:pPr>
-    </w:p>
-    <w:p>
-      <w:pPr>
-        <w:pStyle w:val="ListBullet"/>
-        <w:spacing w:after="80" w:line="300" w:lineRule="auto"/>
-        <w:ind w:left="540" w:hanging="271"/>
-      </w:pPr>
-      <w:r>
-        <w:rPr>
-          <w:rFonts w:ascii="Arial Unicode MS" w:hAnsi="Arial Unicode MS" w:eastAsia="Arial Unicode MS" w:cs="Arial Unicode MS"/>
-          <w:color w:val="202536"/>
-        </w:rPr>
-        <w:t>插件不要求 API Key，不连接外部日历。</w:t>
-      </w:r>
-    </w:p>
-    <w:p>
-      <w:pPr>
-        <w:pStyle w:val="ListBullet"/>
-        <w:spacing w:after="80" w:line="300" w:lineRule="auto"/>
-        <w:ind w:left="540" w:hanging="271"/>
-      </w:pPr>
-      <w:r>
-        <w:rPr>
-          <w:rFonts w:ascii="Arial Unicode MS" w:hAnsi="Arial Unicode MS" w:eastAsia="Arial Unicode MS" w:cs="Arial Unicode MS"/>
-          <w:color w:val="202536"/>
-        </w:rPr>
-        <w:t>密钥、账号、数据库密码不应写入模板、插件源码或 Markdown 示例。</w:t>
-      </w:r>
-    </w:p>
-    <w:p>
-      <w:pPr>
-        <w:pStyle w:val="ListBullet"/>
-        <w:spacing w:after="80" w:line="300" w:lineRule="auto"/>
-        <w:ind w:left="540" w:hanging="271"/>
-      </w:pPr>
-      <w:r>
-        <w:rPr>
-          <w:rFonts w:ascii="Arial Unicode MS" w:hAnsi="Arial Unicode MS" w:eastAsia="Arial Unicode MS" w:cs="Arial Unicode MS"/>
-          <w:color w:val="202536"/>
-        </w:rPr>
-        <w:t>备份时优先备份整个知识库，至少包含上表四类数据。</w:t>
-      </w:r>
-    </w:p>
-    <w:p>
-      <w:r>
-        <w:br w:type="page"/>
-      </w:r>
-    </w:p>
-    <w:p>
-      <w:pPr>
-        <w:spacing w:before="80" w:after="40"/>
-      </w:pPr>
-      <w:r>
-        <w:rPr>
-          <w:rFonts w:ascii="Arial Unicode MS" w:hAnsi="Arial Unicode MS" w:eastAsia="Arial Unicode MS" w:cs="Arial Unicode MS"/>
-          <w:b/>
-          <w:color w:val="31C6D4"/>
-          <w:sz w:val="22"/>
-        </w:rPr>
-        <w:t>09</w:t>
-      </w:r>
-    </w:p>
-    <w:p>
-      <w:pPr>
-        <w:pStyle w:val="Heading1"/>
-      </w:pPr>
-      <w:r>
-        <w:t>停用、升级与回滚</w:t>
-      </w:r>
-    </w:p>
-    <w:p>
-      <w:r>
-        <w:rPr>
-          <w:rFonts w:ascii="Arial Unicode MS" w:hAnsi="Arial Unicode MS" w:eastAsia="Arial Unicode MS" w:cs="Arial Unicode MS"/>
-          <w:color w:val="202536"/>
-        </w:rPr>
-        <w:t>主题、插件和 Markdown 数据相互分离，尽量使故障可逆。</w:t>
-      </w:r>
-    </w:p>
-    <w:p>
-      <w:pPr>
-        <w:pStyle w:val="Heading2"/>
-      </w:pPr>
-      <w:r>
-        <w:t>9.1 停用</w:t>
-      </w:r>
-    </w:p>
-    <w:p>
-      <w:pPr>
-        <w:pStyle w:val="ListBullet"/>
-        <w:spacing w:after="80" w:line="300" w:lineRule="auto"/>
-        <w:ind w:left="540" w:hanging="271"/>
-      </w:pPr>
-      <w:r>
-        <w:rPr>
-          <w:rFonts w:ascii="Arial Unicode MS" w:hAnsi="Arial Unicode MS" w:eastAsia="Arial Unicode MS" w:cs="Arial Unicode MS"/>
-          <w:color w:val="202536"/>
-        </w:rPr>
-        <w:t>停用主题只会更换外观，不删除 Markdown 或插件数据。</w:t>
-      </w:r>
-    </w:p>
-    <w:p>
-      <w:pPr>
-        <w:pStyle w:val="ListBullet"/>
-        <w:spacing w:after="80" w:line="300" w:lineRule="auto"/>
-        <w:ind w:left="540" w:hanging="271"/>
-      </w:pPr>
-      <w:r>
-        <w:rPr>
-          <w:rFonts w:ascii="Arial Unicode MS" w:hAnsi="Arial Unicode MS" w:eastAsia="Arial Unicode MS" w:cs="Arial Unicode MS"/>
-          <w:color w:val="202536"/>
-        </w:rPr>
-        <w:t>停用插件会停止动态星图、计时、写回和右栏视图，普通笔记仍然存在。</w:t>
-      </w:r>
-    </w:p>
-    <w:p>
-      <w:pPr>
-        <w:pStyle w:val="Heading2"/>
-      </w:pPr>
-      <w:r>
-        <w:t>9.2 升级</w:t>
-      </w:r>
-    </w:p>
-    <w:p>
-      <w:pPr>
-        <w:numPr>
-          <w:ilvl w:val="0"/>
-          <w:numId w:val="14"/>
-        </w:numPr>
-        <w:spacing w:after="100" w:line="300" w:lineRule="auto"/>
-        <w:ind w:left="540" w:hanging="271"/>
-      </w:pPr>
-      <w:r>
-        <w:rPr>
-          <w:rFonts w:ascii="Arial Unicode MS" w:hAnsi="Arial Unicode MS" w:eastAsia="Arial Unicode MS" w:cs="Arial Unicode MS"/>
-          <w:color w:val="202536"/>
-        </w:rPr>
-        <w:t>备份当前主题、插件、`data.json` 和工作区文件。</w:t>
-      </w:r>
-    </w:p>
-    <w:p>
-      <w:pPr>
-        <w:numPr>
-          <w:ilvl w:val="0"/>
-          <w:numId w:val="14"/>
-        </w:numPr>
-        <w:spacing w:after="100" w:line="300" w:lineRule="auto"/>
-        <w:ind w:left="540" w:hanging="271"/>
-      </w:pPr>
-      <w:r>
-        <w:rPr>
-          <w:rFonts w:ascii="Arial Unicode MS" w:hAnsi="Arial Unicode MS" w:eastAsia="Arial Unicode MS" w:cs="Arial Unicode MS"/>
-          <w:color w:val="202536"/>
-        </w:rPr>
-        <w:t>先在知识库副本中替换文件，不跨版本直接覆盖唯一正式库。</w:t>
-      </w:r>
-    </w:p>
-    <w:p>
-      <w:pPr>
-        <w:numPr>
-          <w:ilvl w:val="0"/>
-          <w:numId w:val="14"/>
-        </w:numPr>
-        <w:spacing w:after="100" w:line="300" w:lineRule="auto"/>
-        <w:ind w:left="540" w:hanging="271"/>
-      </w:pPr>
-      <w:r>
-        <w:rPr>
-          <w:rFonts w:ascii="Arial Unicode MS" w:hAnsi="Arial Unicode MS" w:eastAsia="Arial Unicode MS" w:cs="Arial Unicode MS"/>
-          <w:color w:val="202536"/>
-        </w:rPr>
-        <w:t>验证加载、写回、项目进度、专注持久化、工作区恢复与深浅主题。</w:t>
-      </w:r>
-    </w:p>
-    <w:p>
-      <w:pPr>
-        <w:pStyle w:val="Heading2"/>
-      </w:pPr>
-      <w:r>
-        <w:t>9.3 回滚</w:t>
-      </w:r>
-    </w:p>
-    <w:p>
-      <w:pPr>
-        <w:numPr>
-          <w:ilvl w:val="0"/>
-          <w:numId w:val="15"/>
-        </w:numPr>
-        <w:spacing w:after="100" w:line="300" w:lineRule="auto"/>
-        <w:ind w:left="540" w:hanging="271"/>
-      </w:pPr>
-      <w:r>
-        <w:rPr>
-          <w:rFonts w:ascii="Arial Unicode MS" w:hAnsi="Arial Unicode MS" w:eastAsia="Arial Unicode MS" w:cs="Arial Unicode MS"/>
-          <w:color w:val="202536"/>
-        </w:rPr>
-        <w:t>完全退出 Obsidian。</w:t>
-      </w:r>
-    </w:p>
-    <w:p>
-      <w:pPr>
-        <w:numPr>
-          <w:ilvl w:val="0"/>
-          <w:numId w:val="15"/>
-        </w:numPr>
-        <w:spacing w:after="100" w:line="300" w:lineRule="auto"/>
-        <w:ind w:left="540" w:hanging="271"/>
-      </w:pPr>
-      <w:r>
-        <w:rPr>
-          <w:rFonts w:ascii="Arial Unicode MS" w:hAnsi="Arial Unicode MS" w:eastAsia="Arial Unicode MS" w:cs="Arial Unicode MS"/>
-          <w:color w:val="202536"/>
-        </w:rPr>
-        <w:t>恢复备份的主题、插件目录、`data.json`、`workspace.json` 和 `graph.json`。</w:t>
-      </w:r>
-    </w:p>
-    <w:p>
-      <w:pPr>
-        <w:numPr>
-          <w:ilvl w:val="0"/>
-          <w:numId w:val="15"/>
-        </w:numPr>
-        <w:spacing w:after="100" w:line="300" w:lineRule="auto"/>
-        <w:ind w:left="540" w:hanging="271"/>
-      </w:pPr>
-      <w:r>
-        <w:rPr>
-          <w:rFonts w:ascii="Arial Unicode MS" w:hAnsi="Arial Unicode MS" w:eastAsia="Arial Unicode MS" w:cs="Arial Unicode MS"/>
-          <w:color w:val="202536"/>
-        </w:rPr>
-        <w:t>重新打开知识库，检查文件树、笔记、任务和工作台入口。</w:t>
-      </w:r>
-    </w:p>
-    <w:p>
-      <w:r>
-        <w:br w:type="page"/>
-      </w:r>
-    </w:p>
-    <w:p>
-      <w:pPr>
-        <w:spacing w:before="80" w:after="40"/>
-      </w:pPr>
-      <w:r>
-        <w:rPr>
-          <w:rFonts w:ascii="Arial Unicode MS" w:hAnsi="Arial Unicode MS" w:eastAsia="Arial Unicode MS" w:cs="Arial Unicode MS"/>
-          <w:b/>
-          <w:color w:val="31C6D4"/>
-          <w:sz w:val="22"/>
-        </w:rPr>
-        <w:t>10</w:t>
-      </w:r>
-    </w:p>
-    <w:p>
-      <w:pPr>
-        <w:pStyle w:val="Heading1"/>
-      </w:pPr>
-      <w:r>
-        <w:t>常见问题与验收清单</w:t>
-      </w:r>
-    </w:p>
-    <w:p>
-      <w:r>
-        <w:rPr>
-          <w:rFonts w:ascii="Arial Unicode MS" w:hAnsi="Arial Unicode MS" w:eastAsia="Arial Unicode MS" w:cs="Arial Unicode MS"/>
-          <w:color w:val="202536"/>
-        </w:rPr>
-        <w:t>出现问题时先读取现象和日志，再按最小范围修复，不反复猜测。</w:t>
-      </w:r>
-    </w:p>
-    <w:p>
-      <w:pPr>
-        <w:pStyle w:val="Heading2"/>
-      </w:pPr>
-      <w:r>
-        <w:t>10.1 常见问题</w:t>
-      </w:r>
-    </w:p>
-    <w:tbl>
-      <w:tblPr>
-        <w:tblStyle w:val="TableGrid"/>
-        <w:tblW w:type="dxa" w:w="9360"/>
-        <w:tblLayout w:type="fixed"/>
-        <w:tblLook w:firstColumn="1" w:firstRow="1" w:lastColumn="0" w:lastRow="0" w:noHBand="0" w:noVBand="1" w:val="04A0"/>
-        <w:jc w:val="left"/>
-        <w:tblInd w:w="120" w:type="dxa"/>
-      </w:tblPr>
-      <w:tblGrid>
-        <w:gridCol w:w="2700"/>
-        <w:gridCol w:w="6660"/>
-      </w:tblGrid>
-      <w:tr>
-        <w:trPr>
-          <w:tblHeader w:val="true"/>
-        </w:trPr>
-        <w:tc>
-          <w:tcPr>
-            <w:tcW w:type="dxa" w:w="2700"/>
-            <w:tcMar>
-              <w:top w:w="80" w:type="dxa"/>
-              <w:start w:w="120" w:type="dxa"/>
-              <w:bottom w:w="80" w:type="dxa"/>
-              <w:end w:w="120" w:type="dxa"/>
-            </w:tcMar>
-            <w:vAlign w:val="center"/>
-            <w:shd w:fill="E8EEF5"/>
-          </w:tcPr>
-          <w:p>
-            <w:r>
-              <w:rPr>
-                <w:rFonts w:ascii="Arial Unicode MS" w:hAnsi="Arial Unicode MS" w:eastAsia="Arial Unicode MS" w:cs="Arial Unicode MS"/>
-                <w:b/>
-                <w:color w:val="302B73"/>
-                <w:sz w:val="19"/>
-              </w:rPr>
-              <w:t>项目</w:t>
-            </w:r>
-          </w:p>
-        </w:tc>
-        <w:tc>
-          <w:tcPr>
-            <w:tcW w:type="dxa" w:w="6660"/>
-            <w:tcMar>
-              <w:top w:w="80" w:type="dxa"/>
-              <w:start w:w="120" w:type="dxa"/>
-              <w:bottom w:w="80" w:type="dxa"/>
-              <w:end w:w="120" w:type="dxa"/>
-            </w:tcMar>
-            <w:vAlign w:val="center"/>
-            <w:shd w:fill="E8EEF5"/>
-          </w:tcPr>
-          <w:p>
-            <w:r>
-              <w:rPr>
-                <w:rFonts w:ascii="Arial Unicode MS" w:hAnsi="Arial Unicode MS" w:eastAsia="Arial Unicode MS" w:cs="Arial Unicode MS"/>
-                <w:b/>
-                <w:color w:val="302B73"/>
-                <w:sz w:val="19"/>
-              </w:rPr>
-              <w:t>说明</w:t>
-            </w:r>
-          </w:p>
-        </w:tc>
-      </w:tr>
-      <w:tr>
-        <w:tc>
-          <w:tcPr>
-            <w:tcW w:type="dxa" w:w="2700"/>
-            <w:tcMar>
-              <w:top w:w="80" w:type="dxa"/>
-              <w:start w:w="120" w:type="dxa"/>
-              <w:bottom w:w="80" w:type="dxa"/>
-              <w:end w:w="120" w:type="dxa"/>
-            </w:tcMar>
-            <w:vAlign w:val="center"/>
-          </w:tcPr>
-          <w:p>
-            <w:pPr>
-              <w:spacing w:after="0"/>
-            </w:pPr>
-            <w:r>
-              <w:rPr>
-                <w:rFonts w:ascii="Arial Unicode MS" w:hAnsi="Arial Unicode MS" w:eastAsia="Arial Unicode MS" w:cs="Arial Unicode MS"/>
-                <w:b/>
-                <w:color w:val="202536"/>
-                <w:sz w:val="18"/>
-              </w:rPr>
-              <w:t>星图缺少目录</w:t>
-            </w:r>
-          </w:p>
-        </w:tc>
-        <w:tc>
-          <w:tcPr>
-            <w:tcW w:type="dxa" w:w="6660"/>
-            <w:tcMar>
-              <w:top w:w="80" w:type="dxa"/>
-              <w:start w:w="120" w:type="dxa"/>
-              <w:bottom w:w="80" w:type="dxa"/>
-              <w:end w:w="120" w:type="dxa"/>
-            </w:tcMar>
-            <w:vAlign w:val="center"/>
-          </w:tcPr>
-          <w:p>
-            <w:pPr>
-              <w:spacing w:after="0"/>
-            </w:pPr>
-            <w:r>
-              <w:rPr>
-                <w:rFonts w:ascii="Arial Unicode MS" w:hAnsi="Arial Unicode MS" w:eastAsia="Arial Unicode MS" w:cs="Arial Unicode MS"/>
-                <w:b w:val="0"/>
-                <w:color w:val="202536"/>
-                <w:sz w:val="18"/>
-              </w:rPr>
-              <w:t>确认目录位于知识库一级，重新打开工作台；不要在代码里手工添加节点。</w:t>
-            </w:r>
-          </w:p>
-        </w:tc>
-      </w:tr>
-      <w:tr>
-        <w:tc>
-          <w:tcPr>
-            <w:tcW w:type="dxa" w:w="2700"/>
-            <w:tcMar>
-              <w:top w:w="80" w:type="dxa"/>
-              <w:start w:w="120" w:type="dxa"/>
-              <w:bottom w:w="80" w:type="dxa"/>
-              <w:end w:w="120" w:type="dxa"/>
-            </w:tcMar>
-            <w:vAlign w:val="center"/>
-          </w:tcPr>
-          <w:p>
-            <w:pPr>
-              <w:spacing w:after="0"/>
-            </w:pPr>
-            <w:r>
-              <w:rPr>
-                <w:rFonts w:ascii="Arial Unicode MS" w:hAnsi="Arial Unicode MS" w:eastAsia="Arial Unicode MS" w:cs="Arial Unicode MS"/>
-                <w:b/>
-                <w:color w:val="202536"/>
-                <w:sz w:val="18"/>
-              </w:rPr>
-              <w:t>项目不显示</w:t>
-            </w:r>
-          </w:p>
-        </w:tc>
-        <w:tc>
-          <w:tcPr>
-            <w:tcW w:type="dxa" w:w="6660"/>
-            <w:tcMar>
-              <w:top w:w="80" w:type="dxa"/>
-              <w:start w:w="120" w:type="dxa"/>
-              <w:bottom w:w="80" w:type="dxa"/>
-              <w:end w:w="120" w:type="dxa"/>
-            </w:tcMar>
-            <w:vAlign w:val="center"/>
-          </w:tcPr>
-          <w:p>
-            <w:pPr>
-              <w:spacing w:after="0"/>
-            </w:pPr>
-            <w:r>
-              <w:rPr>
-                <w:rFonts w:ascii="Arial Unicode MS" w:hAnsi="Arial Unicode MS" w:eastAsia="Arial Unicode MS" w:cs="Arial Unicode MS"/>
-                <w:b w:val="0"/>
-                <w:color w:val="202536"/>
-                <w:sz w:val="18"/>
-              </w:rPr>
-              <w:t>检查 Properties 是否为 `type: project` 和 `status: active`。</w:t>
-            </w:r>
-          </w:p>
-        </w:tc>
-      </w:tr>
-      <w:tr>
-        <w:tc>
-          <w:tcPr>
-            <w:tcW w:type="dxa" w:w="2700"/>
-            <w:tcMar>
-              <w:top w:w="80" w:type="dxa"/>
-              <w:start w:w="120" w:type="dxa"/>
-              <w:bottom w:w="80" w:type="dxa"/>
-              <w:end w:w="120" w:type="dxa"/>
-            </w:tcMar>
-            <w:vAlign w:val="center"/>
-          </w:tcPr>
-          <w:p>
-            <w:pPr>
-              <w:spacing w:after="0"/>
-            </w:pPr>
-            <w:r>
-              <w:rPr>
-                <w:rFonts w:ascii="Arial Unicode MS" w:hAnsi="Arial Unicode MS" w:eastAsia="Arial Unicode MS" w:cs="Arial Unicode MS"/>
-                <w:b/>
-                <w:color w:val="202536"/>
-                <w:sz w:val="18"/>
-              </w:rPr>
-              <w:t>进度不对</w:t>
-            </w:r>
-          </w:p>
-        </w:tc>
-        <w:tc>
-          <w:tcPr>
-            <w:tcW w:type="dxa" w:w="6660"/>
-            <w:tcMar>
-              <w:top w:w="80" w:type="dxa"/>
-              <w:start w:w="120" w:type="dxa"/>
-              <w:bottom w:w="80" w:type="dxa"/>
-              <w:end w:w="120" w:type="dxa"/>
-            </w:tcMar>
-            <w:vAlign w:val="center"/>
-          </w:tcPr>
-          <w:p>
-            <w:pPr>
-              <w:spacing w:after="0"/>
-            </w:pPr>
-            <w:r>
-              <w:rPr>
-                <w:rFonts w:ascii="Arial Unicode MS" w:hAnsi="Arial Unicode MS" w:eastAsia="Arial Unicode MS" w:cs="Arial Unicode MS"/>
-                <w:b w:val="0"/>
-                <w:color w:val="202536"/>
-                <w:sz w:val="18"/>
-              </w:rPr>
-              <w:t>检查项目正文中的 `- [ ]` 和 `- [x]` 原生任务，不要手写静态百分比。</w:t>
-            </w:r>
-          </w:p>
-        </w:tc>
-      </w:tr>
-      <w:tr>
-        <w:tc>
-          <w:tcPr>
-            <w:tcW w:type="dxa" w:w="2700"/>
-            <w:tcMar>
-              <w:top w:w="80" w:type="dxa"/>
-              <w:start w:w="120" w:type="dxa"/>
-              <w:bottom w:w="80" w:type="dxa"/>
-              <w:end w:w="120" w:type="dxa"/>
-            </w:tcMar>
-            <w:vAlign w:val="center"/>
-          </w:tcPr>
-          <w:p>
-            <w:pPr>
-              <w:spacing w:after="0"/>
-            </w:pPr>
-            <w:r>
-              <w:rPr>
-                <w:rFonts w:ascii="Arial Unicode MS" w:hAnsi="Arial Unicode MS" w:eastAsia="Arial Unicode MS" w:cs="Arial Unicode MS"/>
-                <w:b/>
-                <w:color w:val="202536"/>
-                <w:sz w:val="18"/>
-              </w:rPr>
-              <w:t>今日三件事写回失败</w:t>
-            </w:r>
-          </w:p>
-        </w:tc>
-        <w:tc>
-          <w:tcPr>
-            <w:tcW w:type="dxa" w:w="6660"/>
-            <w:tcMar>
-              <w:top w:w="80" w:type="dxa"/>
-              <w:start w:w="120" w:type="dxa"/>
-              <w:bottom w:w="80" w:type="dxa"/>
-              <w:end w:w="120" w:type="dxa"/>
-            </w:tcMar>
-            <w:vAlign w:val="center"/>
-          </w:tcPr>
-          <w:p>
-            <w:pPr>
-              <w:spacing w:after="0"/>
-            </w:pPr>
-            <w:r>
-              <w:rPr>
-                <w:rFonts w:ascii="Arial Unicode MS" w:hAnsi="Arial Unicode MS" w:eastAsia="Arial Unicode MS" w:cs="Arial Unicode MS"/>
-                <w:b w:val="0"/>
-                <w:color w:val="202536"/>
-                <w:sz w:val="18"/>
-              </w:rPr>
-              <w:t>查看弹出提示，检查日记目录和标题。失败时界面应恢复原勾选状态。</w:t>
-            </w:r>
-          </w:p>
-        </w:tc>
-      </w:tr>
-      <w:tr>
-        <w:tc>
-          <w:tcPr>
-            <w:tcW w:type="dxa" w:w="2700"/>
-            <w:tcMar>
-              <w:top w:w="80" w:type="dxa"/>
-              <w:start w:w="120" w:type="dxa"/>
-              <w:bottom w:w="80" w:type="dxa"/>
-              <w:end w:w="120" w:type="dxa"/>
-            </w:tcMar>
-            <w:vAlign w:val="center"/>
-          </w:tcPr>
-          <w:p>
-            <w:pPr>
-              <w:spacing w:after="0"/>
-            </w:pPr>
-            <w:r>
-              <w:rPr>
-                <w:rFonts w:ascii="Arial Unicode MS" w:hAnsi="Arial Unicode MS" w:eastAsia="Arial Unicode MS" w:cs="Arial Unicode MS"/>
-                <w:b/>
-                <w:color w:val="202536"/>
-                <w:sz w:val="18"/>
-              </w:rPr>
-              <w:t>窄屏裁切</w:t>
-            </w:r>
-          </w:p>
-        </w:tc>
-        <w:tc>
-          <w:tcPr>
-            <w:tcW w:type="dxa" w:w="6660"/>
-            <w:tcMar>
-              <w:top w:w="80" w:type="dxa"/>
-              <w:start w:w="120" w:type="dxa"/>
-              <w:bottom w:w="80" w:type="dxa"/>
-              <w:end w:w="120" w:type="dxa"/>
-            </w:tcMar>
-            <w:vAlign w:val="center"/>
-          </w:tcPr>
-          <w:p>
-            <w:pPr>
-              <w:spacing w:after="0"/>
-            </w:pPr>
-            <w:r>
-              <w:rPr>
-                <w:rFonts w:ascii="Arial Unicode MS" w:hAnsi="Arial Unicode MS" w:eastAsia="Arial Unicode MS" w:cs="Arial Unicode MS"/>
-                <w:b w:val="0"/>
-                <w:color w:val="202536"/>
-                <w:sz w:val="18"/>
-              </w:rPr>
-              <w:t>确认中央容器已切换四标签；如仍太窄，先使用“收起侧栏”。</w:t>
-            </w:r>
-          </w:p>
-        </w:tc>
-      </w:tr>
-    </w:tbl>
-    <w:p>
-      <w:pPr>
-        <w:spacing w:after="20"/>
-      </w:pPr>
-    </w:p>
-    <w:p>
-      <w:pPr>
-        <w:pStyle w:val="Heading2"/>
-      </w:pPr>
-      <w:r>
-        <w:t>10.2 交付验收清单</w:t>
-      </w:r>
-    </w:p>
-    <w:p>
-      <w:pPr>
-        <w:pStyle w:val="ListBullet"/>
-        <w:spacing w:after="80" w:line="300" w:lineRule="auto"/>
-        <w:ind w:left="540" w:hanging="271"/>
-      </w:pPr>
-      <w:r>
-        <w:rPr>
-          <w:rFonts w:ascii="Arial Unicode MS" w:hAnsi="Arial Unicode MS" w:eastAsia="Arial Unicode MS" w:cs="Arial Unicode MS"/>
-          <w:color w:val="202536"/>
-        </w:rPr>
-        <w:t>主题 3.2.0 和插件 1.2.4 正常加载。</w:t>
-      </w:r>
-    </w:p>
-    <w:p>
-      <w:pPr>
-        <w:pStyle w:val="ListBullet"/>
-        <w:spacing w:after="80" w:line="300" w:lineRule="auto"/>
-        <w:ind w:left="540" w:hanging="271"/>
-      </w:pPr>
-      <w:r>
-        <w:rPr>
-          <w:rFonts w:ascii="Arial Unicode MS" w:hAnsi="Arial Unicode MS" w:eastAsia="Arial Unicode MS" w:cs="Arial Unicode MS"/>
-          <w:color w:val="202536"/>
-        </w:rPr>
-        <w:t>Ribbon 主页入口能从二级笔记返回原工作台。</w:t>
-      </w:r>
-    </w:p>
-    <w:p>
-      <w:pPr>
-        <w:pStyle w:val="ListBullet"/>
-        <w:spacing w:after="80" w:line="300" w:lineRule="auto"/>
-        <w:ind w:left="540" w:hanging="271"/>
-      </w:pPr>
-      <w:r>
-        <w:rPr>
-          <w:rFonts w:ascii="Arial Unicode MS" w:hAnsi="Arial Unicode MS" w:eastAsia="Arial Unicode MS" w:cs="Arial Unicode MS"/>
-          <w:color w:val="202536"/>
-        </w:rPr>
-        <w:t>任务写回、项目进度、专注持久化与工作区恢复正常。</w:t>
-      </w:r>
-    </w:p>
-    <w:p>
-      <w:pPr>
-        <w:pStyle w:val="ListBullet"/>
-        <w:spacing w:after="80" w:line="300" w:lineRule="auto"/>
-        <w:ind w:left="540" w:hanging="271"/>
-      </w:pPr>
-      <w:r>
-        <w:rPr>
-          <w:rFonts w:ascii="Arial Unicode MS" w:hAnsi="Arial Unicode MS" w:eastAsia="Arial Unicode MS" w:cs="Arial Unicode MS"/>
-          <w:color w:val="202536"/>
-        </w:rPr>
-        <w:t>日历不静默创建，时间线读取真实日记。</w:t>
-      </w:r>
-    </w:p>
-    <w:p>
-      <w:pPr>
-        <w:pStyle w:val="ListBullet"/>
-        <w:spacing w:after="80" w:line="300" w:lineRule="auto"/>
-        <w:ind w:left="540" w:hanging="271"/>
-      </w:pPr>
-      <w:r>
-        <w:rPr>
-          <w:rFonts w:ascii="Arial Unicode MS" w:hAnsi="Arial Unicode MS" w:eastAsia="Arial Unicode MS" w:cs="Arial Unicode MS"/>
-          <w:color w:val="202536"/>
-        </w:rPr>
-        <w:t>深色、浅色、1229 × 768 与窄容器模拟证据都使用当前版本。</w:t>
-      </w:r>
-    </w:p>
-    <w:p>
-      <w:pPr>
-        <w:pStyle w:val="ListBullet"/>
-        <w:spacing w:after="80" w:line="300" w:lineRule="auto"/>
-        <w:ind w:left="540" w:hanging="271"/>
-      </w:pPr>
-      <w:r>
-        <w:rPr>
-          <w:rFonts w:ascii="Arial Unicode MS" w:hAnsi="Arial Unicode MS" w:eastAsia="Arial Unicode MS" w:cs="Arial Unicode MS"/>
-          <w:color w:val="202536"/>
-        </w:rPr>
-        <w:t>正式 ZIP 的包结构、文件哈希和资产清单验签通过。</w:t>
-      </w:r>
-    </w:p>
-    <w:p>
-      <w:pPr>
-        <w:pStyle w:val="ListBullet"/>
-        <w:spacing w:after="80" w:line="300" w:lineRule="auto"/>
-        <w:ind w:left="540" w:hanging="271"/>
-      </w:pPr>
-      <w:r>
-        <w:rPr>
-          <w:rFonts w:ascii="Arial Unicode MS" w:hAnsi="Arial Unicode MS" w:eastAsia="Arial Unicode MS" w:cs="Arial Unicode MS"/>
-          <w:color w:val="202536"/>
-        </w:rPr>
-        <w:t>文档明确标注移动端未完成真机触控回归。</w:t>
-      </w:r>
-    </w:p>
+    <w:p/>
     <w:sectPr>
       <w:headerReference w:type="default" r:id="rId9"/>
       <w:footerReference w:type="default" r:id="rId10"/>
       <w:pgSz w:w="12240" w:h="15840"/>
-      <w:pgMar w:top="1123" w:right="1440" w:bottom="1080" w:left="1440" w:header="547" w:footer="547" w:gutter="0"/>
+      <w:pgMar w:top="1152" w:right="1440" w:bottom="1152" w:left="1440" w:header="547" w:footer="547" w:gutter="0"/>
       <w:cols w:space="720"/>
       <w:docGrid w:linePitch="360"/>
     </w:sectPr>
@@ -3713,30 +1049,11 @@
     <w:r>
       <w:rPr>
         <w:rFonts w:ascii="Arial Unicode MS" w:hAnsi="Arial Unicode MS" w:eastAsia="Arial Unicode MS" w:cs="Arial Unicode MS"/>
-        <w:color w:val="667085"/>
+        <w:b w:val="0"/>
+        <w:color w:val="68748A"/>
         <w:sz w:val="17"/>
       </w:rPr>
-      <w:t xml:space="preserve">主题 3.2.0  ·  插件 1.2.4  ·  第 </w:t>
-    </w:r>
-    <w:r>
-      <w:rPr>
-        <w:rFonts w:ascii="Arial Unicode MS" w:hAnsi="Arial Unicode MS" w:eastAsia="Arial Unicode MS" w:cs="Arial Unicode MS"/>
-        <w:color w:val="667085"/>
-        <w:sz w:val="18"/>
-      </w:rPr>
-      <w:fldChar w:fldCharType="begin"/>
-      <w:instrText xml:space="preserve"> PAGE </w:instrText>
-      <w:fldChar w:fldCharType="separate"/>
-      <w:t>1</w:t>
-      <w:fldChar w:fldCharType="end"/>
-    </w:r>
-    <w:r>
-      <w:rPr>
-        <w:rFonts w:ascii="Arial Unicode MS" w:hAnsi="Arial Unicode MS" w:eastAsia="Arial Unicode MS" w:cs="Arial Unicode MS"/>
-        <w:color w:val="667085"/>
-        <w:sz w:val="17"/>
-      </w:rPr>
-      <w:t xml:space="preserve"> 页</w:t>
+      <w:t>主题 3.2.0  ·  Obsidian 主题</w:t>
     </w:r>
   </w:p>
 </w:ftr>
@@ -3747,20 +1064,15 @@
   <w:p>
     <w:pPr>
       <w:pStyle w:val="Header"/>
-      <w:spacing w:after="60"/>
-      <w:jc w:val="left"/>
-      <w:pBdr>
-        <w:bottom w:val="single" w:sz="5" w:space="4" w:color="D9DCEF"/>
-      </w:pBdr>
     </w:pPr>
     <w:r>
       <w:rPr>
         <w:rFonts w:ascii="Arial Unicode MS" w:hAnsi="Arial Unicode MS" w:eastAsia="Arial Unicode MS" w:cs="Arial Unicode MS"/>
         <w:b/>
-        <w:color w:val="667085"/>
+        <w:color w:val="68748A"/>
         <w:sz w:val="17"/>
       </w:rPr>
-      <w:t>星海知枢  |  产品操作手册</w:t>
+      <w:t>星海知枢  |  主题操作手册</w:t>
     </w:r>
   </w:p>
 </w:hdr>
@@ -3965,114 +1277,6 @@
   </w:num>
   <w:num w:numId="9">
     <w:abstractNumId w:val="0"/>
-  </w:num>
-  <w:abstractNum w:abstractNumId="9">
-    <w:multiLevelType w:val="singleLevel"/>
-    <w:lvl w:ilvl="0">
-      <w:start w:val="1"/>
-      <w:numFmt w:val="decimal"/>
-      <w:lvlText w:val="%1."/>
-      <w:suff w:val="tab"/>
-      <w:pPr>
-        <w:tabs>
-          <w:tab w:val="num" w:pos="540"/>
-        </w:tabs>
-        <w:ind w:left="540" w:hanging="270"/>
-      </w:pPr>
-    </w:lvl>
-  </w:abstractNum>
-  <w:num w:numId="10">
-    <w:abstractNumId w:val="9"/>
-  </w:num>
-  <w:abstractNum w:abstractNumId="10">
-    <w:multiLevelType w:val="singleLevel"/>
-    <w:lvl w:ilvl="0">
-      <w:start w:val="1"/>
-      <w:numFmt w:val="decimal"/>
-      <w:lvlText w:val="%1."/>
-      <w:suff w:val="tab"/>
-      <w:pPr>
-        <w:tabs>
-          <w:tab w:val="num" w:pos="540"/>
-        </w:tabs>
-        <w:ind w:left="540" w:hanging="270"/>
-      </w:pPr>
-    </w:lvl>
-  </w:abstractNum>
-  <w:num w:numId="11">
-    <w:abstractNumId w:val="10"/>
-  </w:num>
-  <w:abstractNum w:abstractNumId="11">
-    <w:multiLevelType w:val="singleLevel"/>
-    <w:lvl w:ilvl="0">
-      <w:start w:val="1"/>
-      <w:numFmt w:val="decimal"/>
-      <w:lvlText w:val="%1."/>
-      <w:suff w:val="tab"/>
-      <w:pPr>
-        <w:tabs>
-          <w:tab w:val="num" w:pos="540"/>
-        </w:tabs>
-        <w:ind w:left="540" w:hanging="270"/>
-      </w:pPr>
-    </w:lvl>
-  </w:abstractNum>
-  <w:num w:numId="12">
-    <w:abstractNumId w:val="11"/>
-  </w:num>
-  <w:abstractNum w:abstractNumId="12">
-    <w:multiLevelType w:val="singleLevel"/>
-    <w:lvl w:ilvl="0">
-      <w:start w:val="1"/>
-      <w:numFmt w:val="decimal"/>
-      <w:lvlText w:val="%1."/>
-      <w:suff w:val="tab"/>
-      <w:pPr>
-        <w:tabs>
-          <w:tab w:val="num" w:pos="540"/>
-        </w:tabs>
-        <w:ind w:left="540" w:hanging="270"/>
-      </w:pPr>
-    </w:lvl>
-  </w:abstractNum>
-  <w:num w:numId="13">
-    <w:abstractNumId w:val="12"/>
-  </w:num>
-  <w:abstractNum w:abstractNumId="13">
-    <w:multiLevelType w:val="singleLevel"/>
-    <w:lvl w:ilvl="0">
-      <w:start w:val="1"/>
-      <w:numFmt w:val="decimal"/>
-      <w:lvlText w:val="%1."/>
-      <w:suff w:val="tab"/>
-      <w:pPr>
-        <w:tabs>
-          <w:tab w:val="num" w:pos="540"/>
-        </w:tabs>
-        <w:ind w:left="540" w:hanging="270"/>
-      </w:pPr>
-    </w:lvl>
-  </w:abstractNum>
-  <w:num w:numId="14">
-    <w:abstractNumId w:val="13"/>
-  </w:num>
-  <w:abstractNum w:abstractNumId="14">
-    <w:multiLevelType w:val="singleLevel"/>
-    <w:lvl w:ilvl="0">
-      <w:start w:val="1"/>
-      <w:numFmt w:val="decimal"/>
-      <w:lvlText w:val="%1."/>
-      <w:suff w:val="tab"/>
-      <w:pPr>
-        <w:tabs>
-          <w:tab w:val="num" w:pos="540"/>
-        </w:tabs>
-        <w:ind w:left="540" w:hanging="270"/>
-      </w:pPr>
-    </w:lvl>
-  </w:abstractNum>
-  <w:num w:numId="15">
-    <w:abstractNumId w:val="14"/>
   </w:num>
 </w:numbering>
 </file>
@@ -4238,12 +1442,11 @@
     <w:qFormat/>
     <w:rsid w:val="00FC693F"/>
     <w:pPr>
-      <w:spacing w:before="0" w:after="120" w:line="300" w:lineRule="auto"/>
+      <w:spacing w:after="120" w:line="300" w:lineRule="auto"/>
     </w:pPr>
     <w:rPr>
-      <w:rFonts w:ascii="Arial Unicode MS" w:hAnsi="Arial Unicode MS" w:eastAsia="Arial Unicode MS" w:cs="Arial Unicode MS"/>
-      <w:color w:val="202536"/>
-      <w:sz w:val="21"/>
+      <w:rFonts w:ascii="Arial Unicode MS" w:hAnsi="Arial Unicode MS" w:eastAsia="Arial Unicode MS"/>
+      <w:sz w:val="22"/>
     </w:rPr>
   </w:style>
   <w:style w:type="paragraph" w:styleId="Header">
@@ -4305,10 +1508,10 @@
       <w:outlineLvl w:val="0"/>
     </w:pPr>
     <w:rPr>
-      <w:rFonts w:asciiTheme="majorHAnsi" w:eastAsiaTheme="majorEastAsia" w:hAnsiTheme="majorHAnsi" w:cstheme="majorBidi" w:ascii="Arial Unicode MS" w:hAnsi="Arial Unicode MS" w:eastAsia="Arial Unicode MS" w:cs="Arial Unicode MS"/>
+      <w:rFonts w:asciiTheme="majorHAnsi" w:eastAsiaTheme="majorEastAsia" w:hAnsiTheme="majorHAnsi" w:cstheme="majorBidi" w:ascii="Arial Unicode MS" w:hAnsi="Arial Unicode MS" w:eastAsia="Arial Unicode MS"/>
       <w:b/>
       <w:bCs/>
-      <w:color w:val="635BFF"/>
+      <w:color w:val="38318B"/>
       <w:sz w:val="32"/>
       <w:szCs w:val="28"/>
     </w:rPr>
@@ -4329,10 +1532,10 @@
       <w:outlineLvl w:val="1"/>
     </w:pPr>
     <w:rPr>
-      <w:rFonts w:asciiTheme="majorHAnsi" w:eastAsiaTheme="majorEastAsia" w:hAnsiTheme="majorHAnsi" w:cstheme="majorBidi" w:ascii="Arial Unicode MS" w:hAnsi="Arial Unicode MS" w:eastAsia="Arial Unicode MS" w:cs="Arial Unicode MS"/>
+      <w:rFonts w:asciiTheme="majorHAnsi" w:eastAsiaTheme="majorEastAsia" w:hAnsiTheme="majorHAnsi" w:cstheme="majorBidi" w:ascii="Arial Unicode MS" w:hAnsi="Arial Unicode MS" w:eastAsia="Arial Unicode MS"/>
       <w:b/>
       <w:bCs/>
-      <w:color w:val="635BFF"/>
+      <w:color w:val="38318B"/>
       <w:sz w:val="26"/>
       <w:szCs w:val="26"/>
     </w:rPr>
@@ -4353,11 +1556,11 @@
       <w:outlineLvl w:val="2"/>
     </w:pPr>
     <w:rPr>
-      <w:rFonts w:asciiTheme="majorHAnsi" w:eastAsiaTheme="majorEastAsia" w:hAnsiTheme="majorHAnsi" w:cstheme="majorBidi" w:ascii="Arial Unicode MS" w:hAnsi="Arial Unicode MS" w:eastAsia="Arial Unicode MS" w:cs="Arial Unicode MS"/>
+      <w:rFonts w:asciiTheme="majorHAnsi" w:eastAsiaTheme="majorEastAsia" w:hAnsiTheme="majorHAnsi" w:cstheme="majorBidi" w:ascii="Arial Unicode MS" w:hAnsi="Arial Unicode MS" w:eastAsia="Arial Unicode MS"/>
       <w:b/>
       <w:bCs/>
-      <w:color w:val="302B73"/>
-      <w:sz w:val="23"/>
+      <w:color w:val="38318B"/>
+      <w:sz w:val="24"/>
     </w:rPr>
   </w:style>
   <w:style w:type="paragraph" w:styleId="Heading4">

--- a/docs/星海知枢-产品操作手册.docx
+++ b/docs/星海知枢-产品操作手册.docx
@@ -9,7 +9,7 @@
       </w:pPr>
       <w:r>
         <w:rPr>
-          <w:rFonts w:ascii="Arial Unicode MS" w:hAnsi="Arial Unicode MS" w:eastAsia="Arial Unicode MS" w:cs="Arial Unicode MS"/>
+          <w:rFonts w:ascii="PingFang SC" w:hAnsi="PingFang SC" w:eastAsia="PingFang SC" w:cs="PingFang SC"/>
           <w:b/>
           <w:color w:val="18B9CA"/>
           <w:sz w:val="28"/>
@@ -23,12 +23,12 @@
       </w:pPr>
       <w:r>
         <w:rPr>
-          <w:rFonts w:ascii="Arial Unicode MS" w:hAnsi="Arial Unicode MS" w:eastAsia="Arial Unicode MS" w:cs="Arial Unicode MS"/>
+          <w:rFonts w:ascii="PingFang SC" w:hAnsi="PingFang SC" w:eastAsia="PingFang SC" w:cs="PingFang SC"/>
           <w:b/>
           <w:color w:val="38318B"/>
           <w:sz w:val="54"/>
         </w:rPr>
-        <w:t>主题操作手册</w:t>
+        <w:t>主题与工作台操作手册</w:t>
       </w:r>
     </w:p>
     <w:p>
@@ -38,36 +38,43 @@
       </w:pPr>
       <w:r>
         <w:rPr>
-          <w:rFonts w:ascii="Arial Unicode MS" w:hAnsi="Arial Unicode MS" w:eastAsia="Arial Unicode MS" w:cs="Arial Unicode MS"/>
+          <w:rFonts w:ascii="PingFang SC" w:hAnsi="PingFang SC" w:eastAsia="PingFang SC" w:cs="PingFang SC"/>
           <w:b w:val="0"/>
           <w:color w:val="68748A"/>
           <w:sz w:val="26"/>
         </w:rPr>
-        <w:t>深浅模式、日常使用、升级与排障</w:t>
+        <w:t>星图、任务、项目、专注、日历与外观</w:t>
       </w:r>
     </w:p>
     <w:tbl>
       <w:tblPr>
-        <w:tblW w:type="auto" w:w="0"/>
+        <w:tblW w:type="dxa" w:w="9360"/>
         <w:jc w:val="left"/>
         <w:tblLayout w:type="fixed"/>
         <w:tblLook w:firstColumn="1" w:firstRow="1" w:lastColumn="0" w:lastRow="0" w:noHBand="0" w:noVBand="1" w:val="04A0"/>
+        <w:tblInd w:w="120" w:type="dxa"/>
       </w:tblPr>
       <w:tblGrid>
-        <w:gridCol w:w="4680"/>
-        <w:gridCol w:w="4680"/>
+        <w:gridCol w:w="2700"/>
+        <w:gridCol w:w="6660"/>
       </w:tblGrid>
       <w:tr>
         <w:tc>
           <w:tcPr>
             <w:tcW w:type="dxa" w:w="2700"/>
+            <w:tcMar>
+              <w:top w:w="80" w:type="dxa"/>
+              <w:bottom w:w="80" w:type="dxa"/>
+              <w:start w:w="120" w:type="dxa"/>
+              <w:end w:w="120" w:type="dxa"/>
+            </w:tcMar>
             <w:shd w:fill="E8EEF5"/>
             <w:vAlign w:val="center"/>
           </w:tcPr>
           <w:p>
             <w:r>
               <w:rPr>
-                <w:rFonts w:ascii="Arial Unicode MS" w:hAnsi="Arial Unicode MS" w:eastAsia="Arial Unicode MS" w:cs="Arial Unicode MS"/>
+                <w:rFonts w:ascii="PingFang SC" w:hAnsi="PingFang SC" w:eastAsia="PingFang SC" w:cs="PingFang SC"/>
                 <w:b/>
                 <w:color w:val="38318B"/>
                 <w:sz w:val="20"/>
@@ -79,13 +86,19 @@
         <w:tc>
           <w:tcPr>
             <w:tcW w:type="dxa" w:w="6660"/>
+            <w:tcMar>
+              <w:top w:w="80" w:type="dxa"/>
+              <w:bottom w:w="80" w:type="dxa"/>
+              <w:start w:w="120" w:type="dxa"/>
+              <w:end w:w="120" w:type="dxa"/>
+            </w:tcMar>
             <w:shd w:fill="E8EEF5"/>
             <w:vAlign w:val="center"/>
           </w:tcPr>
           <w:p>
             <w:r>
               <w:rPr>
-                <w:rFonts w:ascii="Arial Unicode MS" w:hAnsi="Arial Unicode MS" w:eastAsia="Arial Unicode MS" w:cs="Arial Unicode MS"/>
+                <w:rFonts w:ascii="PingFang SC" w:hAnsi="PingFang SC" w:eastAsia="PingFang SC" w:cs="PingFang SC"/>
                 <w:b/>
                 <w:color w:val="38318B"/>
                 <w:sz w:val="20"/>
@@ -99,12 +112,18 @@
         <w:tc>
           <w:tcPr>
             <w:tcW w:type="dxa" w:w="2700"/>
+            <w:tcMar>
+              <w:top w:w="80" w:type="dxa"/>
+              <w:bottom w:w="80" w:type="dxa"/>
+              <w:start w:w="120" w:type="dxa"/>
+              <w:end w:w="120" w:type="dxa"/>
+            </w:tcMar>
             <w:vAlign w:val="center"/>
           </w:tcPr>
           <w:p>
             <w:r>
               <w:rPr>
-                <w:rFonts w:ascii="Arial Unicode MS" w:hAnsi="Arial Unicode MS" w:eastAsia="Arial Unicode MS" w:cs="Arial Unicode MS"/>
+                <w:rFonts w:ascii="PingFang SC" w:hAnsi="PingFang SC" w:eastAsia="PingFang SC" w:cs="PingFang SC"/>
                 <w:b/>
                 <w:color w:val="172033"/>
                 <w:sz w:val="20"/>
@@ -116,17 +135,23 @@
         <w:tc>
           <w:tcPr>
             <w:tcW w:type="dxa" w:w="6660"/>
+            <w:tcMar>
+              <w:top w:w="80" w:type="dxa"/>
+              <w:bottom w:w="80" w:type="dxa"/>
+              <w:start w:w="120" w:type="dxa"/>
+              <w:end w:w="120" w:type="dxa"/>
+            </w:tcMar>
             <w:vAlign w:val="center"/>
           </w:tcPr>
           <w:p>
             <w:r>
               <w:rPr>
-                <w:rFonts w:ascii="Arial Unicode MS" w:hAnsi="Arial Unicode MS" w:eastAsia="Arial Unicode MS" w:cs="Arial Unicode MS"/>
+                <w:rFonts w:ascii="PingFang SC" w:hAnsi="PingFang SC" w:eastAsia="PingFang SC" w:cs="PingFang SC"/>
                 <w:b w:val="0"/>
                 <w:color w:val="172033"/>
                 <w:sz w:val="20"/>
               </w:rPr>
-              <w:t>Obsidian 外观主题，不是社区插件</w:t>
+              <w:t>Obsidian 主题与配套工作台插件</w:t>
             </w:r>
           </w:p>
         </w:tc>
@@ -135,12 +160,18 @@
         <w:tc>
           <w:tcPr>
             <w:tcW w:type="dxa" w:w="2700"/>
+            <w:tcMar>
+              <w:top w:w="80" w:type="dxa"/>
+              <w:bottom w:w="80" w:type="dxa"/>
+              <w:start w:w="120" w:type="dxa"/>
+              <w:end w:w="120" w:type="dxa"/>
+            </w:tcMar>
             <w:vAlign w:val="center"/>
           </w:tcPr>
           <w:p>
             <w:r>
               <w:rPr>
-                <w:rFonts w:ascii="Arial Unicode MS" w:hAnsi="Arial Unicode MS" w:eastAsia="Arial Unicode MS" w:cs="Arial Unicode MS"/>
+                <w:rFonts w:ascii="PingFang SC" w:hAnsi="PingFang SC" w:eastAsia="PingFang SC" w:cs="PingFang SC"/>
                 <w:b/>
                 <w:color w:val="172033"/>
                 <w:sz w:val="20"/>
@@ -152,12 +183,18 @@
         <w:tc>
           <w:tcPr>
             <w:tcW w:type="dxa" w:w="6660"/>
+            <w:tcMar>
+              <w:top w:w="80" w:type="dxa"/>
+              <w:bottom w:w="80" w:type="dxa"/>
+              <w:start w:w="120" w:type="dxa"/>
+              <w:end w:w="120" w:type="dxa"/>
+            </w:tcMar>
             <w:vAlign w:val="center"/>
           </w:tcPr>
           <w:p>
             <w:r>
               <w:rPr>
-                <w:rFonts w:ascii="Arial Unicode MS" w:hAnsi="Arial Unicode MS" w:eastAsia="Arial Unicode MS" w:cs="Arial Unicode MS"/>
+                <w:rFonts w:ascii="PingFang SC" w:hAnsi="PingFang SC" w:eastAsia="PingFang SC" w:cs="PingFang SC"/>
                 <w:b w:val="0"/>
                 <w:color w:val="172033"/>
                 <w:sz w:val="20"/>
@@ -171,12 +208,66 @@
         <w:tc>
           <w:tcPr>
             <w:tcW w:type="dxa" w:w="2700"/>
+            <w:tcMar>
+              <w:top w:w="80" w:type="dxa"/>
+              <w:bottom w:w="80" w:type="dxa"/>
+              <w:start w:w="120" w:type="dxa"/>
+              <w:end w:w="120" w:type="dxa"/>
+            </w:tcMar>
             <w:vAlign w:val="center"/>
           </w:tcPr>
           <w:p>
             <w:r>
               <w:rPr>
-                <w:rFonts w:ascii="Arial Unicode MS" w:hAnsi="Arial Unicode MS" w:eastAsia="Arial Unicode MS" w:cs="Arial Unicode MS"/>
+                <w:rFonts w:ascii="PingFang SC" w:hAnsi="PingFang SC" w:eastAsia="PingFang SC" w:cs="PingFang SC"/>
+                <w:b/>
+                <w:color w:val="172033"/>
+                <w:sz w:val="20"/>
+              </w:rPr>
+              <w:t>插件版本</w:t>
+            </w:r>
+          </w:p>
+        </w:tc>
+        <w:tc>
+          <w:tcPr>
+            <w:tcW w:type="dxa" w:w="6660"/>
+            <w:tcMar>
+              <w:top w:w="80" w:type="dxa"/>
+              <w:bottom w:w="80" w:type="dxa"/>
+              <w:start w:w="120" w:type="dxa"/>
+              <w:end w:w="120" w:type="dxa"/>
+            </w:tcMar>
+            <w:vAlign w:val="center"/>
+          </w:tcPr>
+          <w:p>
+            <w:r>
+              <w:rPr>
+                <w:rFonts w:ascii="PingFang SC" w:hAnsi="PingFang SC" w:eastAsia="PingFang SC" w:cs="PingFang SC"/>
+                <w:b w:val="0"/>
+                <w:color w:val="172033"/>
+                <w:sz w:val="20"/>
+              </w:rPr>
+              <w:t>1.2.6</w:t>
+            </w:r>
+          </w:p>
+        </w:tc>
+      </w:tr>
+      <w:tr>
+        <w:tc>
+          <w:tcPr>
+            <w:tcW w:type="dxa" w:w="2700"/>
+            <w:tcMar>
+              <w:top w:w="80" w:type="dxa"/>
+              <w:bottom w:w="80" w:type="dxa"/>
+              <w:start w:w="120" w:type="dxa"/>
+              <w:end w:w="120" w:type="dxa"/>
+            </w:tcMar>
+            <w:vAlign w:val="center"/>
+          </w:tcPr>
+          <w:p>
+            <w:r>
+              <w:rPr>
+                <w:rFonts w:ascii="PingFang SC" w:hAnsi="PingFang SC" w:eastAsia="PingFang SC" w:cs="PingFang SC"/>
                 <w:b/>
                 <w:color w:val="172033"/>
                 <w:sz w:val="20"/>
@@ -188,12 +279,18 @@
         <w:tc>
           <w:tcPr>
             <w:tcW w:type="dxa" w:w="6660"/>
+            <w:tcMar>
+              <w:top w:w="80" w:type="dxa"/>
+              <w:bottom w:w="80" w:type="dxa"/>
+              <w:start w:w="120" w:type="dxa"/>
+              <w:end w:w="120" w:type="dxa"/>
+            </w:tcMar>
             <w:vAlign w:val="center"/>
           </w:tcPr>
           <w:p>
             <w:r>
               <w:rPr>
-                <w:rFonts w:ascii="Arial Unicode MS" w:hAnsi="Arial Unicode MS" w:eastAsia="Arial Unicode MS" w:cs="Arial Unicode MS"/>
+                <w:rFonts w:ascii="PingFang SC" w:hAnsi="PingFang SC" w:eastAsia="PingFang SC" w:cs="PingFang SC"/>
                 <w:b w:val="0"/>
                 <w:color w:val="172033"/>
                 <w:sz w:val="20"/>
@@ -207,12 +304,18 @@
         <w:tc>
           <w:tcPr>
             <w:tcW w:type="dxa" w:w="2700"/>
+            <w:tcMar>
+              <w:top w:w="80" w:type="dxa"/>
+              <w:bottom w:w="80" w:type="dxa"/>
+              <w:start w:w="120" w:type="dxa"/>
+              <w:end w:w="120" w:type="dxa"/>
+            </w:tcMar>
             <w:vAlign w:val="center"/>
           </w:tcPr>
           <w:p>
             <w:r>
               <w:rPr>
-                <w:rFonts w:ascii="Arial Unicode MS" w:hAnsi="Arial Unicode MS" w:eastAsia="Arial Unicode MS" w:cs="Arial Unicode MS"/>
+                <w:rFonts w:ascii="PingFang SC" w:hAnsi="PingFang SC" w:eastAsia="PingFang SC" w:cs="PingFang SC"/>
                 <w:b/>
                 <w:color w:val="172033"/>
                 <w:sz w:val="20"/>
@@ -224,12 +327,18 @@
         <w:tc>
           <w:tcPr>
             <w:tcW w:type="dxa" w:w="6660"/>
+            <w:tcMar>
+              <w:top w:w="80" w:type="dxa"/>
+              <w:bottom w:w="80" w:type="dxa"/>
+              <w:start w:w="120" w:type="dxa"/>
+              <w:end w:w="120" w:type="dxa"/>
+            </w:tcMar>
             <w:vAlign w:val="center"/>
           </w:tcPr>
           <w:p>
             <w:r>
               <w:rPr>
-                <w:rFonts w:ascii="Arial Unicode MS" w:hAnsi="Arial Unicode MS" w:eastAsia="Arial Unicode MS" w:cs="Arial Unicode MS"/>
+                <w:rFonts w:ascii="PingFang SC" w:hAnsi="PingFang SC" w:eastAsia="PingFang SC" w:cs="PingFang SC"/>
                 <w:b w:val="0"/>
                 <w:color w:val="172033"/>
                 <w:sz w:val="20"/>
@@ -243,12 +352,18 @@
         <w:tc>
           <w:tcPr>
             <w:tcW w:type="dxa" w:w="2700"/>
+            <w:tcMar>
+              <w:top w:w="80" w:type="dxa"/>
+              <w:bottom w:w="80" w:type="dxa"/>
+              <w:start w:w="120" w:type="dxa"/>
+              <w:end w:w="120" w:type="dxa"/>
+            </w:tcMar>
             <w:vAlign w:val="center"/>
           </w:tcPr>
           <w:p>
             <w:r>
               <w:rPr>
-                <w:rFonts w:ascii="Arial Unicode MS" w:hAnsi="Arial Unicode MS" w:eastAsia="Arial Unicode MS" w:cs="Arial Unicode MS"/>
+                <w:rFonts w:ascii="PingFang SC" w:hAnsi="PingFang SC" w:eastAsia="PingFang SC" w:cs="PingFang SC"/>
                 <w:b/>
                 <w:color w:val="172033"/>
                 <w:sz w:val="20"/>
@@ -260,12 +375,18 @@
         <w:tc>
           <w:tcPr>
             <w:tcW w:type="dxa" w:w="6660"/>
+            <w:tcMar>
+              <w:top w:w="80" w:type="dxa"/>
+              <w:bottom w:w="80" w:type="dxa"/>
+              <w:start w:w="120" w:type="dxa"/>
+              <w:end w:w="120" w:type="dxa"/>
+            </w:tcMar>
             <w:vAlign w:val="center"/>
           </w:tcPr>
           <w:p>
             <w:r>
               <w:rPr>
-                <w:rFonts w:ascii="Arial Unicode MS" w:hAnsi="Arial Unicode MS" w:eastAsia="Arial Unicode MS" w:cs="Arial Unicode MS"/>
+                <w:rFonts w:ascii="PingFang SC" w:hAnsi="PingFang SC" w:eastAsia="PingFang SC" w:cs="PingFang SC"/>
                 <w:b w:val="0"/>
                 <w:color w:val="172033"/>
                 <w:sz w:val="20"/>
@@ -279,10 +400,11 @@
     <w:p/>
     <w:tbl>
       <w:tblPr>
-        <w:tblW w:type="auto" w:w="0"/>
+        <w:tblW w:type="dxa" w:w="9360"/>
         <w:jc w:val="left"/>
         <w:tblLayout w:type="fixed"/>
         <w:tblLook w:firstColumn="1" w:firstRow="1" w:lastColumn="0" w:lastRow="0" w:noHBand="0" w:noVBand="1" w:val="04A0"/>
+        <w:tblInd w:w="120" w:type="dxa"/>
       </w:tblPr>
       <w:tblGrid>
         <w:gridCol w:w="9360"/>
@@ -291,12 +413,18 @@
         <w:tc>
           <w:tcPr>
             <w:tcW w:type="dxa" w:w="9360"/>
+            <w:tcMar>
+              <w:top w:w="80" w:type="dxa"/>
+              <w:bottom w:w="80" w:type="dxa"/>
+              <w:start w:w="120" w:type="dxa"/>
+              <w:end w:w="120" w:type="dxa"/>
+            </w:tcMar>
             <w:shd w:fill="EEF2FF"/>
           </w:tcPr>
           <w:p>
             <w:r>
               <w:rPr>
-                <w:rFonts w:ascii="Arial Unicode MS" w:hAnsi="Arial Unicode MS" w:eastAsia="Arial Unicode MS" w:cs="Arial Unicode MS"/>
+                <w:rFonts w:ascii="PingFang SC" w:hAnsi="PingFang SC" w:eastAsia="PingFang SC" w:cs="PingFang SC"/>
                 <w:b/>
                 <w:color w:val="38318B"/>
                 <w:sz w:val="20"/>
@@ -305,12 +433,12 @@
             </w:r>
             <w:r>
               <w:rPr>
-                <w:rFonts w:ascii="Arial Unicode MS" w:hAnsi="Arial Unicode MS" w:eastAsia="Arial Unicode MS" w:cs="Arial Unicode MS"/>
+                <w:rFonts w:ascii="PingFang SC" w:hAnsi="PingFang SC" w:eastAsia="PingFang SC" w:cs="PingFang SC"/>
                 <w:b w:val="0"/>
                 <w:color w:val="172033"/>
                 <w:sz w:val="20"/>
               </w:rPr>
-              <w:t>本次发布只包含主题 CSS 与实际引用的图片资源，不包含 JavaScript、工作台、测试库或任务管理功能。</w:t>
+              <w:t>发布包包含主题和 xinghai-workbench 插件，不包含用户 data.json、测试库、QA 证据或归档数据。</w:t>
             </w:r>
           </w:p>
         </w:tc>
@@ -333,36 +461,43 @@
     <w:p>
       <w:r>
         <w:rPr>
-          <w:rFonts w:ascii="Arial Unicode MS" w:hAnsi="Arial Unicode MS" w:eastAsia="Arial Unicode MS" w:cs="Arial Unicode MS"/>
+          <w:rFonts w:ascii="PingFang SC" w:hAnsi="PingFang SC" w:eastAsia="PingFang SC" w:cs="PingFang SC"/>
           <w:b w:val="0"/>
           <w:color w:val="172033"/>
           <w:sz w:val="22"/>
         </w:rPr>
-        <w:t>星海知枢只负责 Obsidian 外观。它统一应用外壳、文件树、标签页、编辑器、弹窗、按钮、状态栏和关系图谱的视觉样式。</w:t>
+        <w:t>星海知枢由主题与工作台插件组成。主题统一 Obsidian 外观；插件在当前知识库中提供工作台、内容汇总和用户触发的 Markdown 写入。</w:t>
       </w:r>
     </w:p>
     <w:tbl>
       <w:tblPr>
-        <w:tblW w:type="auto" w:w="0"/>
+        <w:tblW w:type="dxa" w:w="9360"/>
         <w:jc w:val="left"/>
         <w:tblLayout w:type="fixed"/>
         <w:tblLook w:firstColumn="1" w:firstRow="1" w:lastColumn="0" w:lastRow="0" w:noHBand="0" w:noVBand="1" w:val="04A0"/>
+        <w:tblInd w:w="120" w:type="dxa"/>
       </w:tblPr>
       <w:tblGrid>
-        <w:gridCol w:w="4680"/>
-        <w:gridCol w:w="4680"/>
+        <w:gridCol w:w="2700"/>
+        <w:gridCol w:w="6660"/>
       </w:tblGrid>
       <w:tr>
         <w:tc>
           <w:tcPr>
             <w:tcW w:type="dxa" w:w="2700"/>
+            <w:tcMar>
+              <w:top w:w="80" w:type="dxa"/>
+              <w:bottom w:w="80" w:type="dxa"/>
+              <w:start w:w="120" w:type="dxa"/>
+              <w:end w:w="120" w:type="dxa"/>
+            </w:tcMar>
             <w:shd w:fill="E8EEF5"/>
             <w:vAlign w:val="center"/>
           </w:tcPr>
           <w:p>
             <w:r>
               <w:rPr>
-                <w:rFonts w:ascii="Arial Unicode MS" w:hAnsi="Arial Unicode MS" w:eastAsia="Arial Unicode MS" w:cs="Arial Unicode MS"/>
+                <w:rFonts w:ascii="PingFang SC" w:hAnsi="PingFang SC" w:eastAsia="PingFang SC" w:cs="PingFang SC"/>
                 <w:b/>
                 <w:color w:val="38318B"/>
                 <w:sz w:val="20"/>
@@ -374,13 +509,19 @@
         <w:tc>
           <w:tcPr>
             <w:tcW w:type="dxa" w:w="6660"/>
+            <w:tcMar>
+              <w:top w:w="80" w:type="dxa"/>
+              <w:bottom w:w="80" w:type="dxa"/>
+              <w:start w:w="120" w:type="dxa"/>
+              <w:end w:w="120" w:type="dxa"/>
+            </w:tcMar>
             <w:shd w:fill="E8EEF5"/>
             <w:vAlign w:val="center"/>
           </w:tcPr>
           <w:p>
             <w:r>
               <w:rPr>
-                <w:rFonts w:ascii="Arial Unicode MS" w:hAnsi="Arial Unicode MS" w:eastAsia="Arial Unicode MS" w:cs="Arial Unicode MS"/>
+                <w:rFonts w:ascii="PingFang SC" w:hAnsi="PingFang SC" w:eastAsia="PingFang SC" w:cs="PingFang SC"/>
                 <w:b/>
                 <w:color w:val="38318B"/>
                 <w:sz w:val="20"/>
@@ -394,34 +535,46 @@
         <w:tc>
           <w:tcPr>
             <w:tcW w:type="dxa" w:w="2700"/>
+            <w:tcMar>
+              <w:top w:w="80" w:type="dxa"/>
+              <w:bottom w:w="80" w:type="dxa"/>
+              <w:start w:w="120" w:type="dxa"/>
+              <w:end w:w="120" w:type="dxa"/>
+            </w:tcMar>
             <w:vAlign w:val="center"/>
           </w:tcPr>
           <w:p>
             <w:r>
               <w:rPr>
-                <w:rFonts w:ascii="Arial Unicode MS" w:hAnsi="Arial Unicode MS" w:eastAsia="Arial Unicode MS" w:cs="Arial Unicode MS"/>
+                <w:rFonts w:ascii="PingFang SC" w:hAnsi="PingFang SC" w:eastAsia="PingFang SC" w:cs="PingFang SC"/>
                 <w:b/>
                 <w:color w:val="172033"/>
                 <w:sz w:val="20"/>
               </w:rPr>
-              <w:t>包含</w:t>
+              <w:t>主题 3.2.0</w:t>
             </w:r>
           </w:p>
         </w:tc>
         <w:tc>
           <w:tcPr>
             <w:tcW w:type="dxa" w:w="6660"/>
+            <w:tcMar>
+              <w:top w:w="80" w:type="dxa"/>
+              <w:bottom w:w="80" w:type="dxa"/>
+              <w:start w:w="120" w:type="dxa"/>
+              <w:end w:w="120" w:type="dxa"/>
+            </w:tcMar>
             <w:vAlign w:val="center"/>
           </w:tcPr>
           <w:p>
             <w:r>
               <w:rPr>
-                <w:rFonts w:ascii="Arial Unicode MS" w:hAnsi="Arial Unicode MS" w:eastAsia="Arial Unicode MS" w:cs="Arial Unicode MS"/>
+                <w:rFonts w:ascii="PingFang SC" w:hAnsi="PingFang SC" w:eastAsia="PingFang SC" w:cs="PingFang SC"/>
                 <w:b w:val="0"/>
                 <w:color w:val="172033"/>
                 <w:sz w:val="20"/>
               </w:rPr>
-              <w:t>主题 CSS、深色背景、浅色背景、主题清单。</w:t>
+              <w:t>深浅背景、全局组件外观和主题清单。</w:t>
             </w:r>
           </w:p>
         </w:tc>
@@ -430,12 +583,114 @@
         <w:tc>
           <w:tcPr>
             <w:tcW w:type="dxa" w:w="2700"/>
+            <w:tcMar>
+              <w:top w:w="80" w:type="dxa"/>
+              <w:bottom w:w="80" w:type="dxa"/>
+              <w:start w:w="120" w:type="dxa"/>
+              <w:end w:w="120" w:type="dxa"/>
+            </w:tcMar>
             <w:vAlign w:val="center"/>
           </w:tcPr>
           <w:p>
             <w:r>
               <w:rPr>
-                <w:rFonts w:ascii="Arial Unicode MS" w:hAnsi="Arial Unicode MS" w:eastAsia="Arial Unicode MS" w:cs="Arial Unicode MS"/>
+                <w:rFonts w:ascii="PingFang SC" w:hAnsi="PingFang SC" w:eastAsia="PingFang SC" w:cs="PingFang SC"/>
+                <w:b/>
+                <w:color w:val="172033"/>
+                <w:sz w:val="20"/>
+              </w:rPr>
+              <w:t>工作台 1.2.6</w:t>
+            </w:r>
+          </w:p>
+        </w:tc>
+        <w:tc>
+          <w:tcPr>
+            <w:tcW w:type="dxa" w:w="6660"/>
+            <w:tcMar>
+              <w:top w:w="80" w:type="dxa"/>
+              <w:bottom w:w="80" w:type="dxa"/>
+              <w:start w:w="120" w:type="dxa"/>
+              <w:end w:w="120" w:type="dxa"/>
+            </w:tcMar>
+            <w:vAlign w:val="center"/>
+          </w:tcPr>
+          <w:p>
+            <w:r>
+              <w:rPr>
+                <w:rFonts w:ascii="PingFang SC" w:hAnsi="PingFang SC" w:eastAsia="PingFang SC" w:cs="PingFang SC"/>
+                <w:b w:val="0"/>
+                <w:color w:val="172033"/>
+                <w:sz w:val="20"/>
+              </w:rPr>
+              <w:t>星图、任务、项目、专注、日历、时间线、关联笔记和标签。</w:t>
+            </w:r>
+          </w:p>
+        </w:tc>
+      </w:tr>
+      <w:tr>
+        <w:tc>
+          <w:tcPr>
+            <w:tcW w:type="dxa" w:w="2700"/>
+            <w:tcMar>
+              <w:top w:w="80" w:type="dxa"/>
+              <w:bottom w:w="80" w:type="dxa"/>
+              <w:start w:w="120" w:type="dxa"/>
+              <w:end w:w="120" w:type="dxa"/>
+            </w:tcMar>
+            <w:vAlign w:val="center"/>
+          </w:tcPr>
+          <w:p>
+            <w:r>
+              <w:rPr>
+                <w:rFonts w:ascii="PingFang SC" w:hAnsi="PingFang SC" w:eastAsia="PingFang SC" w:cs="PingFang SC"/>
+                <w:b/>
+                <w:color w:val="172033"/>
+                <w:sz w:val="20"/>
+              </w:rPr>
+              <w:t>数据权限</w:t>
+            </w:r>
+          </w:p>
+        </w:tc>
+        <w:tc>
+          <w:tcPr>
+            <w:tcW w:type="dxa" w:w="6660"/>
+            <w:tcMar>
+              <w:top w:w="80" w:type="dxa"/>
+              <w:bottom w:w="80" w:type="dxa"/>
+              <w:start w:w="120" w:type="dxa"/>
+              <w:end w:w="120" w:type="dxa"/>
+            </w:tcMar>
+            <w:vAlign w:val="center"/>
+          </w:tcPr>
+          <w:p>
+            <w:r>
+              <w:rPr>
+                <w:rFonts w:ascii="PingFang SC" w:hAnsi="PingFang SC" w:eastAsia="PingFang SC" w:cs="PingFang SC"/>
+                <w:b w:val="0"/>
+                <w:color w:val="172033"/>
+                <w:sz w:val="20"/>
+              </w:rPr>
+              <w:t>本地读取知识库；仅在用户明确操作时写入 Markdown；不上传内容。</w:t>
+            </w:r>
+          </w:p>
+        </w:tc>
+      </w:tr>
+      <w:tr>
+        <w:tc>
+          <w:tcPr>
+            <w:tcW w:type="dxa" w:w="2700"/>
+            <w:tcMar>
+              <w:top w:w="80" w:type="dxa"/>
+              <w:bottom w:w="80" w:type="dxa"/>
+              <w:start w:w="120" w:type="dxa"/>
+              <w:end w:w="120" w:type="dxa"/>
+            </w:tcMar>
+            <w:vAlign w:val="center"/>
+          </w:tcPr>
+          <w:p>
+            <w:r>
+              <w:rPr>
+                <w:rFonts w:ascii="PingFang SC" w:hAnsi="PingFang SC" w:eastAsia="PingFang SC" w:cs="PingFang SC"/>
                 <w:b/>
                 <w:color w:val="172033"/>
                 <w:sz w:val="20"/>
@@ -447,53 +702,23 @@
         <w:tc>
           <w:tcPr>
             <w:tcW w:type="dxa" w:w="6660"/>
+            <w:tcMar>
+              <w:top w:w="80" w:type="dxa"/>
+              <w:bottom w:w="80" w:type="dxa"/>
+              <w:start w:w="120" w:type="dxa"/>
+              <w:end w:w="120" w:type="dxa"/>
+            </w:tcMar>
             <w:vAlign w:val="center"/>
           </w:tcPr>
           <w:p>
             <w:r>
               <w:rPr>
-                <w:rFonts w:ascii="Arial Unicode MS" w:hAnsi="Arial Unicode MS" w:eastAsia="Arial Unicode MS" w:cs="Arial Unicode MS"/>
+                <w:rFonts w:ascii="PingFang SC" w:hAnsi="PingFang SC" w:eastAsia="PingFang SC" w:cs="PingFang SC"/>
                 <w:b w:val="0"/>
                 <w:color w:val="172033"/>
                 <w:sz w:val="20"/>
               </w:rPr>
-              <w:t>工作台、社区插件、任务写回、项目、专注计时、日历。</w:t>
-            </w:r>
-          </w:p>
-        </w:tc>
-      </w:tr>
-      <w:tr>
-        <w:tc>
-          <w:tcPr>
-            <w:tcW w:type="dxa" w:w="2700"/>
-            <w:vAlign w:val="center"/>
-          </w:tcPr>
-          <w:p>
-            <w:r>
-              <w:rPr>
-                <w:rFonts w:ascii="Arial Unicode MS" w:hAnsi="Arial Unicode MS" w:eastAsia="Arial Unicode MS" w:cs="Arial Unicode MS"/>
-                <w:b/>
-                <w:color w:val="172033"/>
-                <w:sz w:val="20"/>
-              </w:rPr>
-              <w:t>数据权限</w:t>
-            </w:r>
-          </w:p>
-        </w:tc>
-        <w:tc>
-          <w:tcPr>
-            <w:tcW w:type="dxa" w:w="6660"/>
-            <w:vAlign w:val="center"/>
-          </w:tcPr>
-          <w:p>
-            <w:r>
-              <w:rPr>
-                <w:rFonts w:ascii="Arial Unicode MS" w:hAnsi="Arial Unicode MS" w:eastAsia="Arial Unicode MS" w:cs="Arial Unicode MS"/>
-                <w:b w:val="0"/>
-                <w:color w:val="172033"/>
-                <w:sz w:val="20"/>
-              </w:rPr>
-              <w:t>不读取、不写入、不上传知识库内容。</w:t>
+              <w:t>用户 data.json、测试库、QA 截图、归档数据和第三方依赖。</w:t>
             </w:r>
           </w:p>
         </w:tc>
@@ -505,55 +730,339 @@
         <w:pStyle w:val="Heading1"/>
       </w:pPr>
       <w:r>
-        <w:t>2. 深色与浅色模式</w:t>
+        <w:t>2. 工作台结构</w:t>
+      </w:r>
+    </w:p>
+    <w:tbl>
+      <w:tblPr>
+        <w:tblW w:type="dxa" w:w="9360"/>
+        <w:jc w:val="left"/>
+        <w:tblLayout w:type="fixed"/>
+        <w:tblLook w:firstColumn="1" w:firstRow="1" w:lastColumn="0" w:lastRow="0" w:noHBand="0" w:noVBand="1" w:val="04A0"/>
+        <w:tblInd w:w="120" w:type="dxa"/>
+      </w:tblPr>
+      <w:tblGrid>
+        <w:gridCol w:w="2700"/>
+        <w:gridCol w:w="6660"/>
+      </w:tblGrid>
+      <w:tr>
+        <w:tc>
+          <w:tcPr>
+            <w:tcW w:type="dxa" w:w="2700"/>
+            <w:tcMar>
+              <w:top w:w="80" w:type="dxa"/>
+              <w:bottom w:w="80" w:type="dxa"/>
+              <w:start w:w="120" w:type="dxa"/>
+              <w:end w:w="120" w:type="dxa"/>
+            </w:tcMar>
+            <w:shd w:fill="E8EEF5"/>
+            <w:vAlign w:val="center"/>
+          </w:tcPr>
+          <w:p>
+            <w:r>
+              <w:rPr>
+                <w:rFonts w:ascii="PingFang SC" w:hAnsi="PingFang SC" w:eastAsia="PingFang SC" w:cs="PingFang SC"/>
+                <w:b/>
+                <w:color w:val="38318B"/>
+                <w:sz w:val="20"/>
+              </w:rPr>
+              <w:t>项目</w:t>
+            </w:r>
+          </w:p>
+        </w:tc>
+        <w:tc>
+          <w:tcPr>
+            <w:tcW w:type="dxa" w:w="6660"/>
+            <w:tcMar>
+              <w:top w:w="80" w:type="dxa"/>
+              <w:bottom w:w="80" w:type="dxa"/>
+              <w:start w:w="120" w:type="dxa"/>
+              <w:end w:w="120" w:type="dxa"/>
+            </w:tcMar>
+            <w:shd w:fill="E8EEF5"/>
+            <w:vAlign w:val="center"/>
+          </w:tcPr>
+          <w:p>
+            <w:r>
+              <w:rPr>
+                <w:rFonts w:ascii="PingFang SC" w:hAnsi="PingFang SC" w:eastAsia="PingFang SC" w:cs="PingFang SC"/>
+                <w:b/>
+                <w:color w:val="38318B"/>
+                <w:sz w:val="20"/>
+              </w:rPr>
+              <w:t>说明</w:t>
+            </w:r>
+          </w:p>
+        </w:tc>
+      </w:tr>
+      <w:tr>
+        <w:tc>
+          <w:tcPr>
+            <w:tcW w:type="dxa" w:w="2700"/>
+            <w:tcMar>
+              <w:top w:w="80" w:type="dxa"/>
+              <w:bottom w:w="80" w:type="dxa"/>
+              <w:start w:w="120" w:type="dxa"/>
+              <w:end w:w="120" w:type="dxa"/>
+            </w:tcMar>
+            <w:vAlign w:val="center"/>
+          </w:tcPr>
+          <w:p>
+            <w:r>
+              <w:rPr>
+                <w:rFonts w:ascii="PingFang SC" w:hAnsi="PingFang SC" w:eastAsia="PingFang SC" w:cs="PingFang SC"/>
+                <w:b/>
+                <w:color w:val="172033"/>
+                <w:sz w:val="20"/>
+              </w:rPr>
+              <w:t>目录星图</w:t>
+            </w:r>
+          </w:p>
+        </w:tc>
+        <w:tc>
+          <w:tcPr>
+            <w:tcW w:type="dxa" w:w="6660"/>
+            <w:tcMar>
+              <w:top w:w="80" w:type="dxa"/>
+              <w:bottom w:w="80" w:type="dxa"/>
+              <w:start w:w="120" w:type="dxa"/>
+              <w:end w:w="120" w:type="dxa"/>
+            </w:tcMar>
+            <w:vAlign w:val="center"/>
+          </w:tcPr>
+          <w:p>
+            <w:r>
+              <w:rPr>
+                <w:rFonts w:ascii="PingFang SC" w:hAnsi="PingFang SC" w:eastAsia="PingFang SC" w:cs="PingFang SC"/>
+                <w:b w:val="0"/>
+                <w:color w:val="172033"/>
+                <w:sz w:val="20"/>
+              </w:rPr>
+              <w:t>以保留目录为节点，点击后打开对应入口笔记或文件夹。</w:t>
+            </w:r>
+          </w:p>
+        </w:tc>
+      </w:tr>
+      <w:tr>
+        <w:tc>
+          <w:tcPr>
+            <w:tcW w:type="dxa" w:w="2700"/>
+            <w:tcMar>
+              <w:top w:w="80" w:type="dxa"/>
+              <w:bottom w:w="80" w:type="dxa"/>
+              <w:start w:w="120" w:type="dxa"/>
+              <w:end w:w="120" w:type="dxa"/>
+            </w:tcMar>
+            <w:vAlign w:val="center"/>
+          </w:tcPr>
+          <w:p>
+            <w:r>
+              <w:rPr>
+                <w:rFonts w:ascii="PingFang SC" w:hAnsi="PingFang SC" w:eastAsia="PingFang SC" w:cs="PingFang SC"/>
+                <w:b/>
+                <w:color w:val="172033"/>
+                <w:sz w:val="20"/>
+              </w:rPr>
+              <w:t>今日工作台</w:t>
+            </w:r>
+          </w:p>
+        </w:tc>
+        <w:tc>
+          <w:tcPr>
+            <w:tcW w:type="dxa" w:w="6660"/>
+            <w:tcMar>
+              <w:top w:w="80" w:type="dxa"/>
+              <w:bottom w:w="80" w:type="dxa"/>
+              <w:start w:w="120" w:type="dxa"/>
+              <w:end w:w="120" w:type="dxa"/>
+            </w:tcMar>
+            <w:vAlign w:val="center"/>
+          </w:tcPr>
+          <w:p>
+            <w:r>
+              <w:rPr>
+                <w:rFonts w:ascii="PingFang SC" w:hAnsi="PingFang SC" w:eastAsia="PingFang SC" w:cs="PingFang SC"/>
+                <w:b w:val="0"/>
+                <w:color w:val="172033"/>
+                <w:sz w:val="20"/>
+              </w:rPr>
+              <w:t>显示翻页时钟、当前专注、进行中的项目、今日三件事和最近笔记。</w:t>
+            </w:r>
+          </w:p>
+        </w:tc>
+      </w:tr>
+      <w:tr>
+        <w:tc>
+          <w:tcPr>
+            <w:tcW w:type="dxa" w:w="2700"/>
+            <w:tcMar>
+              <w:top w:w="80" w:type="dxa"/>
+              <w:bottom w:w="80" w:type="dxa"/>
+              <w:start w:w="120" w:type="dxa"/>
+              <w:end w:w="120" w:type="dxa"/>
+            </w:tcMar>
+            <w:vAlign w:val="center"/>
+          </w:tcPr>
+          <w:p>
+            <w:r>
+              <w:rPr>
+                <w:rFonts w:ascii="PingFang SC" w:hAnsi="PingFang SC" w:eastAsia="PingFang SC" w:cs="PingFang SC"/>
+                <w:b/>
+                <w:color w:val="172033"/>
+                <w:sz w:val="20"/>
+              </w:rPr>
+              <w:t>右侧信息</w:t>
+            </w:r>
+          </w:p>
+        </w:tc>
+        <w:tc>
+          <w:tcPr>
+            <w:tcW w:type="dxa" w:w="6660"/>
+            <w:tcMar>
+              <w:top w:w="80" w:type="dxa"/>
+              <w:bottom w:w="80" w:type="dxa"/>
+              <w:start w:w="120" w:type="dxa"/>
+              <w:end w:w="120" w:type="dxa"/>
+            </w:tcMar>
+            <w:vAlign w:val="center"/>
+          </w:tcPr>
+          <w:p>
+            <w:r>
+              <w:rPr>
+                <w:rFonts w:ascii="PingFang SC" w:hAnsi="PingFang SC" w:eastAsia="PingFang SC" w:cs="PingFang SC"/>
+                <w:b w:val="0"/>
+                <w:color w:val="172033"/>
+                <w:sz w:val="20"/>
+              </w:rPr>
+              <w:t>显示本地日历、今日时间线、关联笔记和标签汇总。</w:t>
+            </w:r>
+          </w:p>
+        </w:tc>
+      </w:tr>
+      <w:tr>
+        <w:tc>
+          <w:tcPr>
+            <w:tcW w:type="dxa" w:w="2700"/>
+            <w:tcMar>
+              <w:top w:w="80" w:type="dxa"/>
+              <w:bottom w:w="80" w:type="dxa"/>
+              <w:start w:w="120" w:type="dxa"/>
+              <w:end w:w="120" w:type="dxa"/>
+            </w:tcMar>
+            <w:vAlign w:val="center"/>
+          </w:tcPr>
+          <w:p>
+            <w:r>
+              <w:rPr>
+                <w:rFonts w:ascii="PingFang SC" w:hAnsi="PingFang SC" w:eastAsia="PingFang SC" w:cs="PingFang SC"/>
+                <w:b/>
+                <w:color w:val="172033"/>
+                <w:sz w:val="20"/>
+              </w:rPr>
+              <w:t>窄屏布局</w:t>
+            </w:r>
+          </w:p>
+        </w:tc>
+        <w:tc>
+          <w:tcPr>
+            <w:tcW w:type="dxa" w:w="6660"/>
+            <w:tcMar>
+              <w:top w:w="80" w:type="dxa"/>
+              <w:bottom w:w="80" w:type="dxa"/>
+              <w:start w:w="120" w:type="dxa"/>
+              <w:end w:w="120" w:type="dxa"/>
+            </w:tcMar>
+            <w:vAlign w:val="center"/>
+          </w:tcPr>
+          <w:p>
+            <w:r>
+              <w:rPr>
+                <w:rFonts w:ascii="PingFang SC" w:hAnsi="PingFang SC" w:eastAsia="PingFang SC" w:cs="PingFang SC"/>
+                <w:b w:val="0"/>
+                <w:color w:val="172033"/>
+                <w:sz w:val="20"/>
+              </w:rPr>
+              <w:t>使用星图、工作台、日历、关联标签页重排内容。</w:t>
+            </w:r>
+          </w:p>
+        </w:tc>
+      </w:tr>
+    </w:tbl>
+    <w:p/>
+    <w:p>
+      <w:pPr>
+        <w:pStyle w:val="Heading1"/>
+      </w:pPr>
+      <w:r>
+        <w:t>3. 首次配置</w:t>
       </w:r>
     </w:p>
     <w:p>
       <w:pPr>
-        <w:pStyle w:val="ListNumber"/>
         <w:spacing w:after="80"/>
         <w:ind w:left="540" w:hanging="271"/>
       </w:pPr>
       <w:r>
         <w:rPr>
-          <w:rFonts w:ascii="Arial Unicode MS" w:hAnsi="Arial Unicode MS" w:eastAsia="Arial Unicode MS" w:cs="Arial Unicode MS"/>
+          <w:rFonts w:ascii="PingFang SC" w:hAnsi="PingFang SC" w:eastAsia="PingFang SC" w:cs="PingFang SC"/>
           <w:b w:val="0"/>
           <w:color w:val="172033"/>
           <w:sz w:val="22"/>
         </w:rPr>
-        <w:t>打开 Obsidian“设置 → 外观”。</w:t>
+        <w:t>1.  启用插件后打开“星海知枢工作台”。</w:t>
       </w:r>
     </w:p>
     <w:p>
       <w:pPr>
-        <w:pStyle w:val="ListNumber"/>
         <w:spacing w:after="80"/>
         <w:ind w:left="540" w:hanging="271"/>
       </w:pPr>
       <w:r>
         <w:rPr>
-          <w:rFonts w:ascii="Arial Unicode MS" w:hAnsi="Arial Unicode MS" w:eastAsia="Arial Unicode MS" w:cs="Arial Unicode MS"/>
+          <w:rFonts w:ascii="PingFang SC" w:hAnsi="PingFang SC" w:eastAsia="PingFang SC" w:cs="PingFang SC"/>
           <w:b w:val="0"/>
           <w:color w:val="172033"/>
           <w:sz w:val="22"/>
         </w:rPr>
-        <w:t>在“基础颜色方案”中选择深色或浅色。</w:t>
+        <w:t>2.  在首次提示或插件设置中配置任务、知识、文章、灵感和复盘目录。</w:t>
       </w:r>
     </w:p>
     <w:p>
       <w:pPr>
-        <w:pStyle w:val="ListNumber"/>
         <w:spacing w:after="80"/>
         <w:ind w:left="540" w:hanging="271"/>
       </w:pPr>
       <w:r>
         <w:rPr>
-          <w:rFonts w:ascii="Arial Unicode MS" w:hAnsi="Arial Unicode MS" w:eastAsia="Arial Unicode MS" w:cs="Arial Unicode MS"/>
+          <w:rFonts w:ascii="PingFang SC" w:hAnsi="PingFang SC" w:eastAsia="PingFang SC" w:cs="PingFang SC"/>
           <w:b w:val="0"/>
           <w:color w:val="172033"/>
           <w:sz w:val="22"/>
         </w:rPr>
-        <w:t>确认正文、标题、链接、文件树和弹窗的对比度正常。</w:t>
+        <w:t>3.  检查目录映射是否指向当前知识库内已存在或允许创建的文件夹。</w:t>
+      </w:r>
+    </w:p>
+    <w:p>
+      <w:pPr>
+        <w:spacing w:after="80"/>
+        <w:ind w:left="540" w:hanging="271"/>
+      </w:pPr>
+      <w:r>
+        <w:rPr>
+          <w:rFonts w:ascii="PingFang SC" w:hAnsi="PingFang SC" w:eastAsia="PingFang SC" w:cs="PingFang SC"/>
+          <w:b w:val="0"/>
+          <w:color w:val="172033"/>
+          <w:sz w:val="22"/>
+        </w:rPr>
+        <w:t>4.  完成后返回工作台，确认星图、统计和右侧信息能够读取本地内容。</w:t>
+      </w:r>
+    </w:p>
+    <w:p>
+      <w:pPr>
+        <w:pStyle w:val="Heading1"/>
+      </w:pPr>
+      <w:r>
+        <w:t>4. 任务、项目与复盘</w:t>
       </w:r>
     </w:p>
     <w:p>
@@ -564,7 +1073,336 @@
       </w:pPr>
       <w:r>
         <w:rPr>
-          <w:rFonts w:ascii="Arial Unicode MS" w:hAnsi="Arial Unicode MS" w:eastAsia="Arial Unicode MS" w:cs="Arial Unicode MS"/>
+          <w:rFonts w:ascii="PingFang SC" w:hAnsi="PingFang SC" w:eastAsia="PingFang SC" w:cs="PingFang SC"/>
+          <w:b w:val="0"/>
+          <w:color w:val="172033"/>
+          <w:sz w:val="22"/>
+        </w:rPr>
+        <w:t>“新增任务”把任务写入指定目录；勾选“今日三件事”时同步写入当日日记。</w:t>
+      </w:r>
+    </w:p>
+    <w:p>
+      <w:pPr>
+        <w:pStyle w:val="ListBullet"/>
+        <w:spacing w:after="80"/>
+        <w:ind w:left="540" w:hanging="271"/>
+      </w:pPr>
+      <w:r>
+        <w:rPr>
+          <w:rFonts w:ascii="PingFang SC" w:hAnsi="PingFang SC" w:eastAsia="PingFang SC" w:cs="PingFang SC"/>
+          <w:b w:val="0"/>
+          <w:color w:val="172033"/>
+          <w:sz w:val="22"/>
+        </w:rPr>
+        <w:t>“新增项目”创建项目笔记，进行中的项目按笔记任务完成比例计算进度。</w:t>
+      </w:r>
+    </w:p>
+    <w:p>
+      <w:pPr>
+        <w:pStyle w:val="ListBullet"/>
+        <w:spacing w:after="80"/>
+        <w:ind w:left="540" w:hanging="271"/>
+      </w:pPr>
+      <w:r>
+        <w:rPr>
+          <w:rFonts w:ascii="PingFang SC" w:hAnsi="PingFang SC" w:eastAsia="PingFang SC" w:cs="PingFang SC"/>
+          <w:b w:val="0"/>
+          <w:color w:val="172033"/>
+          <w:sz w:val="22"/>
+        </w:rPr>
+        <w:t>“本周复盘”打开或创建当前周的复盘笔记。</w:t>
+      </w:r>
+    </w:p>
+    <w:p>
+      <w:pPr>
+        <w:pStyle w:val="ListBullet"/>
+        <w:spacing w:after="80"/>
+        <w:ind w:left="540" w:hanging="271"/>
+      </w:pPr>
+      <w:r>
+        <w:rPr>
+          <w:rFonts w:ascii="PingFang SC" w:hAnsi="PingFang SC" w:eastAsia="PingFang SC" w:cs="PingFang SC"/>
+          <w:b w:val="0"/>
+          <w:color w:val="172033"/>
+          <w:sz w:val="22"/>
+        </w:rPr>
+        <w:t>空内容、缺失目录或创建失败时，界面应给出提示而不是生成假数据。</w:t>
+      </w:r>
+    </w:p>
+    <w:p>
+      <w:pPr>
+        <w:pStyle w:val="Heading1"/>
+      </w:pPr>
+      <w:r>
+        <w:t>5. 专注计时</w:t>
+      </w:r>
+    </w:p>
+    <w:p>
+      <w:pPr>
+        <w:spacing w:after="80"/>
+        <w:ind w:left="540" w:hanging="271"/>
+      </w:pPr>
+      <w:r>
+        <w:rPr>
+          <w:rFonts w:ascii="PingFang SC" w:hAnsi="PingFang SC" w:eastAsia="PingFang SC" w:cs="PingFang SC"/>
+          <w:b w:val="0"/>
+          <w:color w:val="172033"/>
+          <w:sz w:val="22"/>
+        </w:rPr>
+        <w:t>1.  在当前专注卡片选择 25 分钟或 50 分钟。</w:t>
+      </w:r>
+    </w:p>
+    <w:p>
+      <w:pPr>
+        <w:spacing w:after="80"/>
+        <w:ind w:left="540" w:hanging="271"/>
+      </w:pPr>
+      <w:r>
+        <w:rPr>
+          <w:rFonts w:ascii="PingFang SC" w:hAnsi="PingFang SC" w:eastAsia="PingFang SC" w:cs="PingFang SC"/>
+          <w:b w:val="0"/>
+          <w:color w:val="172033"/>
+          <w:sz w:val="22"/>
+        </w:rPr>
+        <w:t>2.  可直接使用默认目标，也可从项目或任务行把内容设为专注目标。</w:t>
+      </w:r>
+    </w:p>
+    <w:p>
+      <w:pPr>
+        <w:spacing w:after="80"/>
+        <w:ind w:left="540" w:hanging="271"/>
+      </w:pPr>
+      <w:r>
+        <w:rPr>
+          <w:rFonts w:ascii="PingFang SC" w:hAnsi="PingFang SC" w:eastAsia="PingFang SC" w:cs="PingFang SC"/>
+          <w:b w:val="0"/>
+          <w:color w:val="172033"/>
+          <w:sz w:val="22"/>
+        </w:rPr>
+        <w:t>3.  点击“开始专注”；再次点击可结束并累计当天专注时长。</w:t>
+      </w:r>
+    </w:p>
+    <w:p>
+      <w:pPr>
+        <w:spacing w:after="80"/>
+        <w:ind w:left="540" w:hanging="271"/>
+      </w:pPr>
+      <w:r>
+        <w:rPr>
+          <w:rFonts w:ascii="PingFang SC" w:hAnsi="PingFang SC" w:eastAsia="PingFang SC" w:cs="PingFang SC"/>
+          <w:b w:val="0"/>
+          <w:color w:val="172033"/>
+          <w:sz w:val="22"/>
+        </w:rPr>
+        <w:t>4.  重新加载工作区后，插件根据本地配置恢复仍有效的计时状态。</w:t>
+      </w:r>
+    </w:p>
+    <w:p>
+      <w:pPr>
+        <w:pStyle w:val="Heading1"/>
+      </w:pPr>
+      <w:r>
+        <w:t>6. 日历、时间线与关联信息</w:t>
+      </w:r>
+    </w:p>
+    <w:p>
+      <w:pPr>
+        <w:pStyle w:val="ListBullet"/>
+        <w:spacing w:after="80"/>
+        <w:ind w:left="540" w:hanging="271"/>
+      </w:pPr>
+      <w:r>
+        <w:rPr>
+          <w:rFonts w:ascii="PingFang SC" w:hAnsi="PingFang SC" w:eastAsia="PingFang SC" w:cs="PingFang SC"/>
+          <w:b w:val="0"/>
+          <w:color w:val="172033"/>
+          <w:sz w:val="22"/>
+        </w:rPr>
+        <w:t>日历只读取知识库中的日记与任务，不连接外部日历。</w:t>
+      </w:r>
+    </w:p>
+    <w:p>
+      <w:pPr>
+        <w:pStyle w:val="ListBullet"/>
+        <w:spacing w:after="80"/>
+        <w:ind w:left="540" w:hanging="271"/>
+      </w:pPr>
+      <w:r>
+        <w:rPr>
+          <w:rFonts w:ascii="PingFang SC" w:hAnsi="PingFang SC" w:eastAsia="PingFang SC" w:cs="PingFang SC"/>
+          <w:b w:val="0"/>
+          <w:color w:val="172033"/>
+          <w:sz w:val="22"/>
+        </w:rPr>
+        <w:t>点击没有日记的日期时，必须确认后才创建 Markdown 日记。</w:t>
+      </w:r>
+    </w:p>
+    <w:p>
+      <w:pPr>
+        <w:pStyle w:val="ListBullet"/>
+        <w:spacing w:after="80"/>
+        <w:ind w:left="540" w:hanging="271"/>
+      </w:pPr>
+      <w:r>
+        <w:rPr>
+          <w:rFonts w:ascii="PingFang SC" w:hAnsi="PingFang SC" w:eastAsia="PingFang SC" w:cs="PingFang SC"/>
+          <w:b w:val="0"/>
+          <w:color w:val="172033"/>
+          <w:sz w:val="22"/>
+        </w:rPr>
+        <w:t>今日时间线解析日记中带时间的事项。</w:t>
+      </w:r>
+    </w:p>
+    <w:p>
+      <w:pPr>
+        <w:pStyle w:val="ListBullet"/>
+        <w:spacing w:after="80"/>
+        <w:ind w:left="540" w:hanging="271"/>
+      </w:pPr>
+      <w:r>
+        <w:rPr>
+          <w:rFonts w:ascii="PingFang SC" w:hAnsi="PingFang SC" w:eastAsia="PingFang SC" w:cs="PingFang SC"/>
+          <w:b w:val="0"/>
+          <w:color w:val="172033"/>
+          <w:sz w:val="22"/>
+        </w:rPr>
+        <w:t>关联笔记与标签根据本地链接和元数据生成，点击项目可打开对应笔记。</w:t>
+      </w:r>
+    </w:p>
+    <w:p>
+      <w:pPr>
+        <w:pStyle w:val="Heading1"/>
+      </w:pPr>
+      <w:r>
+        <w:t>7. 左右侧栏</w:t>
+      </w:r>
+    </w:p>
+    <w:p>
+      <w:pPr>
+        <w:pStyle w:val="ListBullet"/>
+        <w:spacing w:after="80"/>
+        <w:ind w:left="540" w:hanging="271"/>
+      </w:pPr>
+      <w:r>
+        <w:rPr>
+          <w:rFonts w:ascii="PingFang SC" w:hAnsi="PingFang SC" w:eastAsia="PingFang SC" w:cs="PingFang SC"/>
+          <w:b w:val="0"/>
+          <w:color w:val="172033"/>
+          <w:sz w:val="22"/>
+        </w:rPr>
+        <w:t>侧栏展开时使用 Obsidian 原生收起按钮，不额外显示重复控制。</w:t>
+      </w:r>
+    </w:p>
+    <w:p>
+      <w:pPr>
+        <w:pStyle w:val="ListBullet"/>
+        <w:spacing w:after="80"/>
+        <w:ind w:left="540" w:hanging="271"/>
+      </w:pPr>
+      <w:r>
+        <w:rPr>
+          <w:rFonts w:ascii="PingFang SC" w:hAnsi="PingFang SC" w:eastAsia="PingFang SC" w:cs="PingFang SC"/>
+          <w:b w:val="0"/>
+          <w:color w:val="172033"/>
+          <w:sz w:val="22"/>
+        </w:rPr>
+        <w:t>左侧栏收起后，窗口左上方显示“展开左侧栏”入口。</w:t>
+      </w:r>
+    </w:p>
+    <w:p>
+      <w:pPr>
+        <w:pStyle w:val="ListBullet"/>
+        <w:spacing w:after="80"/>
+        <w:ind w:left="540" w:hanging="271"/>
+      </w:pPr>
+      <w:r>
+        <w:rPr>
+          <w:rFonts w:ascii="PingFang SC" w:hAnsi="PingFang SC" w:eastAsia="PingFang SC" w:cs="PingFang SC"/>
+          <w:b w:val="0"/>
+          <w:color w:val="172033"/>
+          <w:sz w:val="22"/>
+        </w:rPr>
+        <w:t>右侧栏收起后，窗口右上方显示“展开右侧栏”入口。</w:t>
+      </w:r>
+    </w:p>
+    <w:p>
+      <w:pPr>
+        <w:pStyle w:val="ListBullet"/>
+        <w:spacing w:after="80"/>
+        <w:ind w:left="540" w:hanging="271"/>
+      </w:pPr>
+      <w:r>
+        <w:rPr>
+          <w:rFonts w:ascii="PingFang SC" w:hAnsi="PingFang SC" w:eastAsia="PingFang SC" w:cs="PingFang SC"/>
+          <w:b w:val="0"/>
+          <w:color w:val="172033"/>
+          <w:sz w:val="22"/>
+        </w:rPr>
+        <w:t>左右同时收起时两个入口同时显示；点击后只展开对应侧栏并自动隐藏补位入口。</w:t>
+      </w:r>
+    </w:p>
+    <w:p>
+      <w:pPr>
+        <w:pStyle w:val="Heading1"/>
+      </w:pPr>
+      <w:r>
+        <w:t>8. 深色与浅色模式</w:t>
+      </w:r>
+    </w:p>
+    <w:p>
+      <w:pPr>
+        <w:spacing w:after="80"/>
+        <w:ind w:left="540" w:hanging="271"/>
+      </w:pPr>
+      <w:r>
+        <w:rPr>
+          <w:rFonts w:ascii="PingFang SC" w:hAnsi="PingFang SC" w:eastAsia="PingFang SC" w:cs="PingFang SC"/>
+          <w:b w:val="0"/>
+          <w:color w:val="172033"/>
+          <w:sz w:val="22"/>
+        </w:rPr>
+        <w:t>1.  打开 Obsidian“设置 → 外观”。</w:t>
+      </w:r>
+    </w:p>
+    <w:p>
+      <w:pPr>
+        <w:spacing w:after="80"/>
+        <w:ind w:left="540" w:hanging="271"/>
+      </w:pPr>
+      <w:r>
+        <w:rPr>
+          <w:rFonts w:ascii="PingFang SC" w:hAnsi="PingFang SC" w:eastAsia="PingFang SC" w:cs="PingFang SC"/>
+          <w:b w:val="0"/>
+          <w:color w:val="172033"/>
+          <w:sz w:val="22"/>
+        </w:rPr>
+        <w:t>2.  在“基础颜色方案”中选择深色或浅色。</w:t>
+      </w:r>
+    </w:p>
+    <w:p>
+      <w:pPr>
+        <w:spacing w:after="80"/>
+        <w:ind w:left="540" w:hanging="271"/>
+      </w:pPr>
+      <w:r>
+        <w:rPr>
+          <w:rFonts w:ascii="PingFang SC" w:hAnsi="PingFang SC" w:eastAsia="PingFang SC" w:cs="PingFang SC"/>
+          <w:b w:val="0"/>
+          <w:color w:val="172033"/>
+          <w:sz w:val="22"/>
+        </w:rPr>
+        <w:t>3.  确认正文、标题、链接、文件树和弹窗的对比度正常。</w:t>
+      </w:r>
+    </w:p>
+    <w:p>
+      <w:pPr>
+        <w:pStyle w:val="ListBullet"/>
+        <w:spacing w:after="80"/>
+        <w:ind w:left="540" w:hanging="271"/>
+      </w:pPr>
+      <w:r>
+        <w:rPr>
+          <w:rFonts w:ascii="PingFang SC" w:hAnsi="PingFang SC" w:eastAsia="PingFang SC" w:cs="PingFang SC"/>
           <w:b w:val="0"/>
           <w:color w:val="172033"/>
           <w:sz w:val="22"/>
@@ -580,7 +1418,7 @@
       </w:pPr>
       <w:r>
         <w:rPr>
-          <w:rFonts w:ascii="Arial Unicode MS" w:hAnsi="Arial Unicode MS" w:eastAsia="Arial Unicode MS" w:cs="Arial Unicode MS"/>
+          <w:rFonts w:ascii="PingFang SC" w:hAnsi="PingFang SC" w:eastAsia="PingFang SC" w:cs="PingFang SC"/>
           <w:b w:val="0"/>
           <w:color w:val="172033"/>
           <w:sz w:val="22"/>
@@ -596,7 +1434,7 @@
       </w:pPr>
       <w:r>
         <w:rPr>
-          <w:rFonts w:ascii="Arial Unicode MS" w:hAnsi="Arial Unicode MS" w:eastAsia="Arial Unicode MS" w:cs="Arial Unicode MS"/>
+          <w:rFonts w:ascii="PingFang SC" w:hAnsi="PingFang SC" w:eastAsia="PingFang SC" w:cs="PingFang SC"/>
           <w:b w:val="0"/>
           <w:color w:val="172033"/>
           <w:sz w:val="22"/>
@@ -609,71 +1447,87 @@
         <w:pStyle w:val="Heading1"/>
       </w:pPr>
       <w:r>
-        <w:t>3. 日常使用</w:t>
+        <w:t>9. 升级与卸载</w:t>
       </w:r>
     </w:p>
     <w:p>
       <w:pPr>
-        <w:pStyle w:val="ListBullet"/>
         <w:spacing w:after="80"/>
         <w:ind w:left="540" w:hanging="271"/>
       </w:pPr>
       <w:r>
         <w:rPr>
-          <w:rFonts w:ascii="Arial Unicode MS" w:hAnsi="Arial Unicode MS" w:eastAsia="Arial Unicode MS" w:cs="Arial Unicode MS"/>
+          <w:rFonts w:ascii="PingFang SC" w:hAnsi="PingFang SC" w:eastAsia="PingFang SC" w:cs="PingFang SC"/>
           <w:b w:val="0"/>
           <w:color w:val="172033"/>
           <w:sz w:val="22"/>
         </w:rPr>
-        <w:t>主题启用后自动作用于当前知识库界面。</w:t>
+        <w:t>1.  备份 `.obsidian/appearance.json` 和插件目录中的 data.json。</w:t>
       </w:r>
     </w:p>
     <w:p>
       <w:pPr>
-        <w:pStyle w:val="ListBullet"/>
         <w:spacing w:after="80"/>
         <w:ind w:left="540" w:hanging="271"/>
       </w:pPr>
       <w:r>
         <w:rPr>
-          <w:rFonts w:ascii="Arial Unicode MS" w:hAnsi="Arial Unicode MS" w:eastAsia="Arial Unicode MS" w:cs="Arial Unicode MS"/>
+          <w:rFonts w:ascii="PingFang SC" w:hAnsi="PingFang SC" w:eastAsia="PingFang SC" w:cs="PingFang SC"/>
           <w:b w:val="0"/>
           <w:color w:val="172033"/>
           <w:sz w:val="22"/>
         </w:rPr>
-        <w:t>切换笔记、编辑模式或关系图谱不需要额外配置。</w:t>
+        <w:t>2.  完全退出 Obsidian。</w:t>
       </w:r>
     </w:p>
     <w:p>
       <w:pPr>
-        <w:pStyle w:val="ListBullet"/>
         <w:spacing w:after="80"/>
         <w:ind w:left="540" w:hanging="271"/>
       </w:pPr>
       <w:r>
         <w:rPr>
-          <w:rFonts w:ascii="Arial Unicode MS" w:hAnsi="Arial Unicode MS" w:eastAsia="Arial Unicode MS" w:cs="Arial Unicode MS"/>
+          <w:rFonts w:ascii="PingFang SC" w:hAnsi="PingFang SC" w:eastAsia="PingFang SC" w:cs="PingFang SC"/>
           <w:b w:val="0"/>
           <w:color w:val="172033"/>
           <w:sz w:val="22"/>
         </w:rPr>
-        <w:t>社区插件的自定义界面可能使用自己的样式，主题不能保证完全覆盖。</w:t>
+        <w:t>3.  升级时覆盖主题和插件程序文件，但保留原 data.json。</w:t>
       </w:r>
     </w:p>
     <w:p>
       <w:pPr>
-        <w:pStyle w:val="ListBullet"/>
         <w:spacing w:after="80"/>
         <w:ind w:left="540" w:hanging="271"/>
       </w:pPr>
       <w:r>
         <w:rPr>
-          <w:rFonts w:ascii="Arial Unicode MS" w:hAnsi="Arial Unicode MS" w:eastAsia="Arial Unicode MS" w:cs="Arial Unicode MS"/>
+          <w:rFonts w:ascii="PingFang SC" w:hAnsi="PingFang SC" w:eastAsia="PingFang SC" w:cs="PingFang SC"/>
           <w:b w:val="0"/>
           <w:color w:val="172033"/>
           <w:sz w:val="22"/>
         </w:rPr>
-        <w:t>若局部显示异常，先停用 CSS 片段并重新加载 Obsidian。</w:t>
+        <w:t>4.  卸载时先停用插件、切换其他主题，再删除两个安装目录。</w:t>
+      </w:r>
+    </w:p>
+    <w:p>
+      <w:pPr>
+        <w:spacing w:after="80"/>
+        <w:ind w:left="540" w:hanging="271"/>
+      </w:pPr>
+      <w:r>
+        <w:rPr>
+          <w:rFonts w:ascii="PingFang SC" w:hAnsi="PingFang SC" w:eastAsia="PingFang SC" w:cs="PingFang SC"/>
+          <w:b w:val="0"/>
+          <w:color w:val="172033"/>
+          <w:sz w:val="22"/>
+        </w:rPr>
+        <w:t>5.  重新启动 Obsidian，检查主题、插件和已有 Markdown 笔记。</w:t>
+      </w:r>
+    </w:p>
+    <w:p>
+      <w:r>
+        <w:br w:type="page"/>
       </w:r>
     </w:p>
     <w:p>
@@ -681,103 +1535,38 @@
         <w:pStyle w:val="Heading1"/>
       </w:pPr>
       <w:r>
-        <w:t>4. 升级与卸载</w:t>
-      </w:r>
-    </w:p>
-    <w:p>
-      <w:pPr>
-        <w:pStyle w:val="ListNumber"/>
-        <w:spacing w:after="80"/>
-        <w:ind w:left="540" w:hanging="271"/>
-      </w:pPr>
-      <w:r>
-        <w:rPr>
-          <w:rFonts w:ascii="Arial Unicode MS" w:hAnsi="Arial Unicode MS" w:eastAsia="Arial Unicode MS" w:cs="Arial Unicode MS"/>
-          <w:b w:val="0"/>
-          <w:color w:val="172033"/>
-          <w:sz w:val="22"/>
-        </w:rPr>
-        <w:t>备份 `.obsidian/appearance.json` 和当前主题目录。</w:t>
-      </w:r>
-    </w:p>
-    <w:p>
-      <w:pPr>
-        <w:pStyle w:val="ListNumber"/>
-        <w:spacing w:after="80"/>
-        <w:ind w:left="540" w:hanging="271"/>
-      </w:pPr>
-      <w:r>
-        <w:rPr>
-          <w:rFonts w:ascii="Arial Unicode MS" w:hAnsi="Arial Unicode MS" w:eastAsia="Arial Unicode MS" w:cs="Arial Unicode MS"/>
-          <w:b w:val="0"/>
-          <w:color w:val="172033"/>
-          <w:sz w:val="22"/>
-        </w:rPr>
-        <w:t>完全退出 Obsidian。</w:t>
-      </w:r>
-    </w:p>
-    <w:p>
-      <w:pPr>
-        <w:pStyle w:val="ListNumber"/>
-        <w:spacing w:after="80"/>
-        <w:ind w:left="540" w:hanging="271"/>
-      </w:pPr>
-      <w:r>
-        <w:rPr>
-          <w:rFonts w:ascii="Arial Unicode MS" w:hAnsi="Arial Unicode MS" w:eastAsia="Arial Unicode MS" w:cs="Arial Unicode MS"/>
-          <w:b w:val="0"/>
-          <w:color w:val="172033"/>
-          <w:sz w:val="22"/>
-        </w:rPr>
-        <w:t>升级时覆盖 `星海知枢` 主题文件夹；卸载时删除该文件夹。</w:t>
-      </w:r>
-    </w:p>
-    <w:p>
-      <w:pPr>
-        <w:pStyle w:val="ListNumber"/>
-        <w:spacing w:after="80"/>
-        <w:ind w:left="540" w:hanging="271"/>
-      </w:pPr>
-      <w:r>
-        <w:rPr>
-          <w:rFonts w:ascii="Arial Unicode MS" w:hAnsi="Arial Unicode MS" w:eastAsia="Arial Unicode MS" w:cs="Arial Unicode MS"/>
-          <w:b w:val="0"/>
-          <w:color w:val="172033"/>
-          <w:sz w:val="22"/>
-        </w:rPr>
-        <w:t>重新启动 Obsidian并检查外观设置。</w:t>
-      </w:r>
-    </w:p>
-    <w:p>
-      <w:pPr>
-        <w:pStyle w:val="Heading1"/>
-      </w:pPr>
-      <w:r>
-        <w:t>5. 常见问题</w:t>
+        <w:t>10. 常见问题</w:t>
       </w:r>
     </w:p>
     <w:tbl>
       <w:tblPr>
-        <w:tblW w:type="auto" w:w="0"/>
+        <w:tblW w:type="dxa" w:w="9360"/>
         <w:jc w:val="left"/>
         <w:tblLayout w:type="fixed"/>
         <w:tblLook w:firstColumn="1" w:firstRow="1" w:lastColumn="0" w:lastRow="0" w:noHBand="0" w:noVBand="1" w:val="04A0"/>
+        <w:tblInd w:w="120" w:type="dxa"/>
       </w:tblPr>
       <w:tblGrid>
-        <w:gridCol w:w="4680"/>
-        <w:gridCol w:w="4680"/>
+        <w:gridCol w:w="2700"/>
+        <w:gridCol w:w="6660"/>
       </w:tblGrid>
       <w:tr>
         <w:tc>
           <w:tcPr>
             <w:tcW w:type="dxa" w:w="2700"/>
+            <w:tcMar>
+              <w:top w:w="80" w:type="dxa"/>
+              <w:bottom w:w="80" w:type="dxa"/>
+              <w:start w:w="120" w:type="dxa"/>
+              <w:end w:w="120" w:type="dxa"/>
+            </w:tcMar>
             <w:shd w:fill="E8EEF5"/>
             <w:vAlign w:val="center"/>
           </w:tcPr>
           <w:p>
             <w:r>
               <w:rPr>
-                <w:rFonts w:ascii="Arial Unicode MS" w:hAnsi="Arial Unicode MS" w:eastAsia="Arial Unicode MS" w:cs="Arial Unicode MS"/>
+                <w:rFonts w:ascii="PingFang SC" w:hAnsi="PingFang SC" w:eastAsia="PingFang SC" w:cs="PingFang SC"/>
                 <w:b/>
                 <w:color w:val="38318B"/>
                 <w:sz w:val="20"/>
@@ -789,13 +1578,19 @@
         <w:tc>
           <w:tcPr>
             <w:tcW w:type="dxa" w:w="6660"/>
+            <w:tcMar>
+              <w:top w:w="80" w:type="dxa"/>
+              <w:bottom w:w="80" w:type="dxa"/>
+              <w:start w:w="120" w:type="dxa"/>
+              <w:end w:w="120" w:type="dxa"/>
+            </w:tcMar>
             <w:shd w:fill="E8EEF5"/>
             <w:vAlign w:val="center"/>
           </w:tcPr>
           <w:p>
             <w:r>
               <w:rPr>
-                <w:rFonts w:ascii="Arial Unicode MS" w:hAnsi="Arial Unicode MS" w:eastAsia="Arial Unicode MS" w:cs="Arial Unicode MS"/>
+                <w:rFonts w:ascii="PingFang SC" w:hAnsi="PingFang SC" w:eastAsia="PingFang SC" w:cs="PingFang SC"/>
                 <w:b/>
                 <w:color w:val="38318B"/>
                 <w:sz w:val="20"/>
@@ -809,12 +1604,18 @@
         <w:tc>
           <w:tcPr>
             <w:tcW w:type="dxa" w:w="2700"/>
+            <w:tcMar>
+              <w:top w:w="80" w:type="dxa"/>
+              <w:bottom w:w="80" w:type="dxa"/>
+              <w:start w:w="120" w:type="dxa"/>
+              <w:end w:w="120" w:type="dxa"/>
+            </w:tcMar>
             <w:vAlign w:val="center"/>
           </w:tcPr>
           <w:p>
             <w:r>
               <w:rPr>
-                <w:rFonts w:ascii="Arial Unicode MS" w:hAnsi="Arial Unicode MS" w:eastAsia="Arial Unicode MS" w:cs="Arial Unicode MS"/>
+                <w:rFonts w:ascii="PingFang SC" w:hAnsi="PingFang SC" w:eastAsia="PingFang SC" w:cs="PingFang SC"/>
                 <w:b/>
                 <w:color w:val="172033"/>
                 <w:sz w:val="20"/>
@@ -826,12 +1627,18 @@
         <w:tc>
           <w:tcPr>
             <w:tcW w:type="dxa" w:w="6660"/>
+            <w:tcMar>
+              <w:top w:w="80" w:type="dxa"/>
+              <w:bottom w:w="80" w:type="dxa"/>
+              <w:start w:w="120" w:type="dxa"/>
+              <w:end w:w="120" w:type="dxa"/>
+            </w:tcMar>
             <w:vAlign w:val="center"/>
           </w:tcPr>
           <w:p>
             <w:r>
               <w:rPr>
-                <w:rFonts w:ascii="Arial Unicode MS" w:hAnsi="Arial Unicode MS" w:eastAsia="Arial Unicode MS" w:cs="Arial Unicode MS"/>
+                <w:rFonts w:ascii="PingFang SC" w:hAnsi="PingFang SC" w:eastAsia="PingFang SC" w:cs="PingFang SC"/>
                 <w:b w:val="0"/>
                 <w:color w:val="172033"/>
                 <w:sz w:val="20"/>
@@ -845,12 +1652,162 @@
         <w:tc>
           <w:tcPr>
             <w:tcW w:type="dxa" w:w="2700"/>
+            <w:tcMar>
+              <w:top w:w="80" w:type="dxa"/>
+              <w:bottom w:w="80" w:type="dxa"/>
+              <w:start w:w="120" w:type="dxa"/>
+              <w:end w:w="120" w:type="dxa"/>
+            </w:tcMar>
             <w:vAlign w:val="center"/>
           </w:tcPr>
           <w:p>
             <w:r>
               <w:rPr>
-                <w:rFonts w:ascii="Arial Unicode MS" w:hAnsi="Arial Unicode MS" w:eastAsia="Arial Unicode MS" w:cs="Arial Unicode MS"/>
+                <w:rFonts w:ascii="PingFang SC" w:hAnsi="PingFang SC" w:eastAsia="PingFang SC" w:cs="PingFang SC"/>
+                <w:b/>
+                <w:color w:val="172033"/>
+                <w:sz w:val="20"/>
+              </w:rPr>
+              <w:t>插件列表中没有出现</w:t>
+            </w:r>
+          </w:p>
+        </w:tc>
+        <w:tc>
+          <w:tcPr>
+            <w:tcW w:type="dxa" w:w="6660"/>
+            <w:tcMar>
+              <w:top w:w="80" w:type="dxa"/>
+              <w:bottom w:w="80" w:type="dxa"/>
+              <w:start w:w="120" w:type="dxa"/>
+              <w:end w:w="120" w:type="dxa"/>
+            </w:tcMar>
+            <w:vAlign w:val="center"/>
+          </w:tcPr>
+          <w:p>
+            <w:r>
+              <w:rPr>
+                <w:rFonts w:ascii="PingFang SC" w:hAnsi="PingFang SC" w:eastAsia="PingFang SC" w:cs="PingFang SC"/>
+                <w:b w:val="0"/>
+                <w:color w:val="172033"/>
+                <w:sz w:val="20"/>
+              </w:rPr>
+              <w:t>确认 main.js、manifest.json、styles.css 位于 xinghai-workbench 根目录，并重新加载 Obsidian。</w:t>
+            </w:r>
+          </w:p>
+        </w:tc>
+      </w:tr>
+      <w:tr>
+        <w:tc>
+          <w:tcPr>
+            <w:tcW w:type="dxa" w:w="2700"/>
+            <w:tcMar>
+              <w:top w:w="80" w:type="dxa"/>
+              <w:bottom w:w="80" w:type="dxa"/>
+              <w:start w:w="120" w:type="dxa"/>
+              <w:end w:w="120" w:type="dxa"/>
+            </w:tcMar>
+            <w:vAlign w:val="center"/>
+          </w:tcPr>
+          <w:p>
+            <w:r>
+              <w:rPr>
+                <w:rFonts w:ascii="PingFang SC" w:hAnsi="PingFang SC" w:eastAsia="PingFang SC" w:cs="PingFang SC"/>
+                <w:b/>
+                <w:color w:val="172033"/>
+                <w:sz w:val="20"/>
+              </w:rPr>
+              <w:t>工作台没有内容</w:t>
+            </w:r>
+          </w:p>
+        </w:tc>
+        <w:tc>
+          <w:tcPr>
+            <w:tcW w:type="dxa" w:w="6660"/>
+            <w:tcMar>
+              <w:top w:w="80" w:type="dxa"/>
+              <w:bottom w:w="80" w:type="dxa"/>
+              <w:start w:w="120" w:type="dxa"/>
+              <w:end w:w="120" w:type="dxa"/>
+            </w:tcMar>
+            <w:vAlign w:val="center"/>
+          </w:tcPr>
+          <w:p>
+            <w:r>
+              <w:rPr>
+                <w:rFonts w:ascii="PingFang SC" w:hAnsi="PingFang SC" w:eastAsia="PingFang SC" w:cs="PingFang SC"/>
+                <w:b w:val="0"/>
+                <w:color w:val="172033"/>
+                <w:sz w:val="20"/>
+              </w:rPr>
+              <w:t>在插件设置中重新检查内容目录映射。</w:t>
+            </w:r>
+          </w:p>
+        </w:tc>
+      </w:tr>
+      <w:tr>
+        <w:tc>
+          <w:tcPr>
+            <w:tcW w:type="dxa" w:w="2700"/>
+            <w:tcMar>
+              <w:top w:w="80" w:type="dxa"/>
+              <w:bottom w:w="80" w:type="dxa"/>
+              <w:start w:w="120" w:type="dxa"/>
+              <w:end w:w="120" w:type="dxa"/>
+            </w:tcMar>
+            <w:vAlign w:val="center"/>
+          </w:tcPr>
+          <w:p>
+            <w:r>
+              <w:rPr>
+                <w:rFonts w:ascii="PingFang SC" w:hAnsi="PingFang SC" w:eastAsia="PingFang SC" w:cs="PingFang SC"/>
+                <w:b/>
+                <w:color w:val="172033"/>
+                <w:sz w:val="20"/>
+              </w:rPr>
+              <w:t>侧栏展开入口不出现</w:t>
+            </w:r>
+          </w:p>
+        </w:tc>
+        <w:tc>
+          <w:tcPr>
+            <w:tcW w:type="dxa" w:w="6660"/>
+            <w:tcMar>
+              <w:top w:w="80" w:type="dxa"/>
+              <w:bottom w:w="80" w:type="dxa"/>
+              <w:start w:w="120" w:type="dxa"/>
+              <w:end w:w="120" w:type="dxa"/>
+            </w:tcMar>
+            <w:vAlign w:val="center"/>
+          </w:tcPr>
+          <w:p>
+            <w:r>
+              <w:rPr>
+                <w:rFonts w:ascii="PingFang SC" w:hAnsi="PingFang SC" w:eastAsia="PingFang SC" w:cs="PingFang SC"/>
+                <w:b w:val="0"/>
+                <w:color w:val="172033"/>
+                <w:sz w:val="20"/>
+              </w:rPr>
+              <w:t>确认插件版本为 1.2.6，完全退出并重新打开 Obsidian。</w:t>
+            </w:r>
+          </w:p>
+        </w:tc>
+      </w:tr>
+      <w:tr>
+        <w:tc>
+          <w:tcPr>
+            <w:tcW w:type="dxa" w:w="2700"/>
+            <w:tcMar>
+              <w:top w:w="80" w:type="dxa"/>
+              <w:bottom w:w="80" w:type="dxa"/>
+              <w:start w:w="120" w:type="dxa"/>
+              <w:end w:w="120" w:type="dxa"/>
+            </w:tcMar>
+            <w:vAlign w:val="center"/>
+          </w:tcPr>
+          <w:p>
+            <w:r>
+              <w:rPr>
+                <w:rFonts w:ascii="PingFang SC" w:hAnsi="PingFang SC" w:eastAsia="PingFang SC" w:cs="PingFang SC"/>
                 <w:b/>
                 <w:color w:val="172033"/>
                 <w:sz w:val="20"/>
@@ -862,12 +1819,18 @@
         <w:tc>
           <w:tcPr>
             <w:tcW w:type="dxa" w:w="6660"/>
+            <w:tcMar>
+              <w:top w:w="80" w:type="dxa"/>
+              <w:bottom w:w="80" w:type="dxa"/>
+              <w:start w:w="120" w:type="dxa"/>
+              <w:end w:w="120" w:type="dxa"/>
+            </w:tcMar>
             <w:vAlign w:val="center"/>
           </w:tcPr>
           <w:p>
             <w:r>
               <w:rPr>
-                <w:rFonts w:ascii="Arial Unicode MS" w:hAnsi="Arial Unicode MS" w:eastAsia="Arial Unicode MS" w:cs="Arial Unicode MS"/>
+                <w:rFonts w:ascii="PingFang SC" w:hAnsi="PingFang SC" w:eastAsia="PingFang SC" w:cs="PingFang SC"/>
                 <w:b w:val="0"/>
                 <w:color w:val="172033"/>
                 <w:sz w:val="20"/>
@@ -881,12 +1844,18 @@
         <w:tc>
           <w:tcPr>
             <w:tcW w:type="dxa" w:w="2700"/>
+            <w:tcMar>
+              <w:top w:w="80" w:type="dxa"/>
+              <w:bottom w:w="80" w:type="dxa"/>
+              <w:start w:w="120" w:type="dxa"/>
+              <w:end w:w="120" w:type="dxa"/>
+            </w:tcMar>
             <w:vAlign w:val="center"/>
           </w:tcPr>
           <w:p>
             <w:r>
               <w:rPr>
-                <w:rFonts w:ascii="Arial Unicode MS" w:hAnsi="Arial Unicode MS" w:eastAsia="Arial Unicode MS" w:cs="Arial Unicode MS"/>
+                <w:rFonts w:ascii="PingFang SC" w:hAnsi="PingFang SC" w:eastAsia="PingFang SC" w:cs="PingFang SC"/>
                 <w:b/>
                 <w:color w:val="172033"/>
                 <w:sz w:val="20"/>
@@ -898,12 +1867,18 @@
         <w:tc>
           <w:tcPr>
             <w:tcW w:type="dxa" w:w="6660"/>
+            <w:tcMar>
+              <w:top w:w="80" w:type="dxa"/>
+              <w:bottom w:w="80" w:type="dxa"/>
+              <w:start w:w="120" w:type="dxa"/>
+              <w:end w:w="120" w:type="dxa"/>
+            </w:tcMar>
             <w:vAlign w:val="center"/>
           </w:tcPr>
           <w:p>
             <w:r>
               <w:rPr>
-                <w:rFonts w:ascii="Arial Unicode MS" w:hAnsi="Arial Unicode MS" w:eastAsia="Arial Unicode MS" w:cs="Arial Unicode MS"/>
+                <w:rFonts w:ascii="PingFang SC" w:hAnsi="PingFang SC" w:eastAsia="PingFang SC" w:cs="PingFang SC"/>
                 <w:b w:val="0"/>
                 <w:color w:val="172033"/>
                 <w:sz w:val="20"/>
@@ -917,12 +1892,18 @@
         <w:tc>
           <w:tcPr>
             <w:tcW w:type="dxa" w:w="2700"/>
+            <w:tcMar>
+              <w:top w:w="80" w:type="dxa"/>
+              <w:bottom w:w="80" w:type="dxa"/>
+              <w:start w:w="120" w:type="dxa"/>
+              <w:end w:w="120" w:type="dxa"/>
+            </w:tcMar>
             <w:vAlign w:val="center"/>
           </w:tcPr>
           <w:p>
             <w:r>
               <w:rPr>
-                <w:rFonts w:ascii="Arial Unicode MS" w:hAnsi="Arial Unicode MS" w:eastAsia="Arial Unicode MS" w:cs="Arial Unicode MS"/>
+                <w:rFonts w:ascii="PingFang SC" w:hAnsi="PingFang SC" w:eastAsia="PingFang SC" w:cs="PingFang SC"/>
                 <w:b/>
                 <w:color w:val="172033"/>
                 <w:sz w:val="20"/>
@@ -934,12 +1915,18 @@
         <w:tc>
           <w:tcPr>
             <w:tcW w:type="dxa" w:w="6660"/>
+            <w:tcMar>
+              <w:top w:w="80" w:type="dxa"/>
+              <w:bottom w:w="80" w:type="dxa"/>
+              <w:start w:w="120" w:type="dxa"/>
+              <w:end w:w="120" w:type="dxa"/>
+            </w:tcMar>
             <w:vAlign w:val="center"/>
           </w:tcPr>
           <w:p>
             <w:r>
               <w:rPr>
-                <w:rFonts w:ascii="Arial Unicode MS" w:hAnsi="Arial Unicode MS" w:eastAsia="Arial Unicode MS" w:cs="Arial Unicode MS"/>
+                <w:rFonts w:ascii="PingFang SC" w:hAnsi="PingFang SC" w:eastAsia="PingFang SC" w:cs="PingFang SC"/>
                 <w:b w:val="0"/>
                 <w:color w:val="172033"/>
                 <w:sz w:val="20"/>
@@ -953,12 +1940,18 @@
         <w:tc>
           <w:tcPr>
             <w:tcW w:type="dxa" w:w="2700"/>
+            <w:tcMar>
+              <w:top w:w="80" w:type="dxa"/>
+              <w:bottom w:w="80" w:type="dxa"/>
+              <w:start w:w="120" w:type="dxa"/>
+              <w:end w:w="120" w:type="dxa"/>
+            </w:tcMar>
             <w:vAlign w:val="center"/>
           </w:tcPr>
           <w:p>
             <w:r>
               <w:rPr>
-                <w:rFonts w:ascii="Arial Unicode MS" w:hAnsi="Arial Unicode MS" w:eastAsia="Arial Unicode MS" w:cs="Arial Unicode MS"/>
+                <w:rFonts w:ascii="PingFang SC" w:hAnsi="PingFang SC" w:eastAsia="PingFang SC" w:cs="PingFang SC"/>
                 <w:b/>
                 <w:color w:val="172033"/>
                 <w:sz w:val="20"/>
@@ -970,17 +1963,23 @@
         <w:tc>
           <w:tcPr>
             <w:tcW w:type="dxa" w:w="6660"/>
+            <w:tcMar>
+              <w:top w:w="80" w:type="dxa"/>
+              <w:bottom w:w="80" w:type="dxa"/>
+              <w:start w:w="120" w:type="dxa"/>
+              <w:end w:w="120" w:type="dxa"/>
+            </w:tcMar>
             <w:vAlign w:val="center"/>
           </w:tcPr>
           <w:p>
             <w:r>
               <w:rPr>
-                <w:rFonts w:ascii="Arial Unicode MS" w:hAnsi="Arial Unicode MS" w:eastAsia="Arial Unicode MS" w:cs="Arial Unicode MS"/>
+                <w:rFonts w:ascii="PingFang SC" w:hAnsi="PingFang SC" w:eastAsia="PingFang SC" w:cs="PingFang SC"/>
                 <w:b w:val="0"/>
                 <w:color w:val="172033"/>
                 <w:sz w:val="20"/>
               </w:rPr>
-              <w:t>在外观设置中切换为 Obsidian 默认主题。</w:t>
+              <w:t>停用工作台插件，并在外观设置中切换为 Obsidian 默认主题。</w:t>
             </w:r>
           </w:p>
         </w:tc>
@@ -989,10 +1988,11 @@
     <w:p/>
     <w:tbl>
       <w:tblPr>
-        <w:tblW w:type="auto" w:w="0"/>
+        <w:tblW w:type="dxa" w:w="9360"/>
         <w:jc w:val="left"/>
         <w:tblLayout w:type="fixed"/>
         <w:tblLook w:firstColumn="1" w:firstRow="1" w:lastColumn="0" w:lastRow="0" w:noHBand="0" w:noVBand="1" w:val="04A0"/>
+        <w:tblInd w:w="120" w:type="dxa"/>
       </w:tblPr>
       <w:tblGrid>
         <w:gridCol w:w="9360"/>
@@ -1001,12 +2001,18 @@
         <w:tc>
           <w:tcPr>
             <w:tcW w:type="dxa" w:w="9360"/>
+            <w:tcMar>
+              <w:top w:w="80" w:type="dxa"/>
+              <w:bottom w:w="80" w:type="dxa"/>
+              <w:start w:w="120" w:type="dxa"/>
+              <w:end w:w="120" w:type="dxa"/>
+            </w:tcMar>
             <w:shd w:fill="EEF2FF"/>
           </w:tcPr>
           <w:p>
             <w:r>
               <w:rPr>
-                <w:rFonts w:ascii="Arial Unicode MS" w:hAnsi="Arial Unicode MS" w:eastAsia="Arial Unicode MS" w:cs="Arial Unicode MS"/>
+                <w:rFonts w:ascii="PingFang SC" w:hAnsi="PingFang SC" w:eastAsia="PingFang SC" w:cs="PingFang SC"/>
                 <w:b/>
                 <w:color w:val="38318B"/>
                 <w:sz w:val="20"/>
@@ -1015,12 +2021,12 @@
             </w:r>
             <w:r>
               <w:rPr>
-                <w:rFonts w:ascii="Arial Unicode MS" w:hAnsi="Arial Unicode MS" w:eastAsia="Arial Unicode MS" w:cs="Arial Unicode MS"/>
+                <w:rFonts w:ascii="PingFang SC" w:hAnsi="PingFang SC" w:eastAsia="PingFang SC" w:cs="PingFang SC"/>
                 <w:b w:val="0"/>
                 <w:color w:val="172033"/>
                 <w:sz w:val="20"/>
               </w:rPr>
-              <w:t>停用或删除主题只改变外观，不会删除笔记、附件、标签或 Properties。</w:t>
+              <w:t>停用或删除插件不会自动删除已创建的笔记、附件、标签或 Properties；清理内容必须由用户确认具体文件。</w:t>
             </w:r>
           </w:p>
         </w:tc>
@@ -1048,12 +2054,12 @@
     </w:pPr>
     <w:r>
       <w:rPr>
-        <w:rFonts w:ascii="Arial Unicode MS" w:hAnsi="Arial Unicode MS" w:eastAsia="Arial Unicode MS" w:cs="Arial Unicode MS"/>
+        <w:rFonts w:ascii="PingFang SC" w:hAnsi="PingFang SC" w:eastAsia="PingFang SC" w:cs="PingFang SC"/>
         <w:b w:val="0"/>
         <w:color w:val="68748A"/>
         <w:sz w:val="17"/>
       </w:rPr>
-      <w:t>主题 3.2.0  ·  Obsidian 主题</w:t>
+      <w:t>主题 3.2.0  ·  工作台 1.2.6</w:t>
     </w:r>
   </w:p>
 </w:ftr>
@@ -1067,12 +2073,12 @@
     </w:pPr>
     <w:r>
       <w:rPr>
-        <w:rFonts w:ascii="Arial Unicode MS" w:hAnsi="Arial Unicode MS" w:eastAsia="Arial Unicode MS" w:cs="Arial Unicode MS"/>
+        <w:rFonts w:ascii="PingFang SC" w:hAnsi="PingFang SC" w:eastAsia="PingFang SC" w:cs="PingFang SC"/>
         <w:b/>
         <w:color w:val="68748A"/>
         <w:sz w:val="17"/>
       </w:rPr>
-      <w:t>星海知枢  |  主题操作手册</w:t>
+      <w:t>星海知枢  |  主题与工作台操作手册</w:t>
     </w:r>
   </w:p>
 </w:hdr>
@@ -1445,7 +2451,7 @@
       <w:spacing w:after="120" w:line="300" w:lineRule="auto"/>
     </w:pPr>
     <w:rPr>
-      <w:rFonts w:ascii="Arial Unicode MS" w:hAnsi="Arial Unicode MS" w:eastAsia="Arial Unicode MS"/>
+      <w:rFonts w:ascii="PingFang SC" w:hAnsi="PingFang SC" w:eastAsia="PingFang SC"/>
       <w:sz w:val="22"/>
     </w:rPr>
   </w:style>
@@ -1508,7 +2514,7 @@
       <w:outlineLvl w:val="0"/>
     </w:pPr>
     <w:rPr>
-      <w:rFonts w:asciiTheme="majorHAnsi" w:eastAsiaTheme="majorEastAsia" w:hAnsiTheme="majorHAnsi" w:cstheme="majorBidi" w:ascii="Arial Unicode MS" w:hAnsi="Arial Unicode MS" w:eastAsia="Arial Unicode MS"/>
+      <w:rFonts w:asciiTheme="majorHAnsi" w:eastAsiaTheme="majorEastAsia" w:hAnsiTheme="majorHAnsi" w:cstheme="majorBidi" w:ascii="PingFang SC" w:hAnsi="PingFang SC" w:eastAsia="PingFang SC"/>
       <w:b/>
       <w:bCs/>
       <w:color w:val="38318B"/>
@@ -1532,7 +2538,7 @@
       <w:outlineLvl w:val="1"/>
     </w:pPr>
     <w:rPr>
-      <w:rFonts w:asciiTheme="majorHAnsi" w:eastAsiaTheme="majorEastAsia" w:hAnsiTheme="majorHAnsi" w:cstheme="majorBidi" w:ascii="Arial Unicode MS" w:hAnsi="Arial Unicode MS" w:eastAsia="Arial Unicode MS"/>
+      <w:rFonts w:asciiTheme="majorHAnsi" w:eastAsiaTheme="majorEastAsia" w:hAnsiTheme="majorHAnsi" w:cstheme="majorBidi" w:ascii="PingFang SC" w:hAnsi="PingFang SC" w:eastAsia="PingFang SC"/>
       <w:b/>
       <w:bCs/>
       <w:color w:val="38318B"/>
@@ -1556,7 +2562,7 @@
       <w:outlineLvl w:val="2"/>
     </w:pPr>
     <w:rPr>
-      <w:rFonts w:asciiTheme="majorHAnsi" w:eastAsiaTheme="majorEastAsia" w:hAnsiTheme="majorHAnsi" w:cstheme="majorBidi" w:ascii="Arial Unicode MS" w:hAnsi="Arial Unicode MS" w:eastAsia="Arial Unicode MS"/>
+      <w:rFonts w:asciiTheme="majorHAnsi" w:eastAsiaTheme="majorEastAsia" w:hAnsiTheme="majorHAnsi" w:cstheme="majorBidi" w:ascii="PingFang SC" w:hAnsi="PingFang SC" w:eastAsia="PingFang SC"/>
       <w:b/>
       <w:bCs/>
       <w:color w:val="38318B"/>
